--- a/results/supplement/Table_S6.docx
+++ b/results/supplement/Table_S6.docx
@@ -79,7 +79,7 @@
               <w:jc w:val="center"/>
             </w:pPr>
             <w:r>
-              <w:t>[-0.027, -0.01]</w:t>
+              <w:t>[-0.03, -0.009]</w:t>
             </w:r>
           </w:p>
         </w:tc>
@@ -114,7 +114,7 @@
               <w:jc w:val="center"/>
             </w:pPr>
             <w:r>
-              <w:t>[-0.013, 0.003]</w:t>
+              <w:t>[-0.015, 0.006]</w:t>
             </w:r>
           </w:p>
         </w:tc>
@@ -138,18 +138,18 @@
               <w:jc w:val="center"/>
             </w:pPr>
             <w:r>
-              <w:t>-0.024</w:t>
-            </w:r>
-          </w:p>
-        </w:tc>
-        <w:tc>
-          <w:p>
-            <w:pPr>
-              <w:pStyle w:val="Normal"/>
-              <w:jc w:val="center"/>
-            </w:pPr>
-            <w:r>
-              <w:t>[-0.032, -0.015]</w:t>
+              <w:t>-0.025</w:t>
+            </w:r>
+          </w:p>
+        </w:tc>
+        <w:tc>
+          <w:p>
+            <w:pPr>
+              <w:pStyle w:val="Normal"/>
+              <w:jc w:val="center"/>
+            </w:pPr>
+            <w:r>
+              <w:t>[-0.035, -0.014]</w:t>
             </w:r>
           </w:p>
         </w:tc>
@@ -184,7 +184,7 @@
               <w:jc w:val="center"/>
             </w:pPr>
             <w:r>
-              <w:t>[-0.017, 0]</w:t>
+              <w:t>[-0.019, 0.001]</w:t>
             </w:r>
           </w:p>
         </w:tc>
@@ -208,18 +208,18 @@
               <w:jc w:val="center"/>
             </w:pPr>
             <w:r>
-              <w:t>-0.011</w:t>
-            </w:r>
-          </w:p>
-        </w:tc>
-        <w:tc>
-          <w:p>
-            <w:pPr>
-              <w:pStyle w:val="Normal"/>
-              <w:jc w:val="center"/>
-            </w:pPr>
-            <w:r>
-              <w:t>[-0.019, -0.002]</w:t>
+              <w:t>-0.013</w:t>
+            </w:r>
+          </w:p>
+        </w:tc>
+        <w:tc>
+          <w:p>
+            <w:pPr>
+              <w:pStyle w:val="Normal"/>
+              <w:jc w:val="center"/>
+            </w:pPr>
+            <w:r>
+              <w:t>[-0.023, -0.002]</w:t>
             </w:r>
           </w:p>
         </w:tc>
@@ -243,18 +243,18 @@
               <w:jc w:val="center"/>
             </w:pPr>
             <w:r>
-              <w:t>-0.016</w:t>
-            </w:r>
-          </w:p>
-        </w:tc>
-        <w:tc>
-          <w:p>
-            <w:pPr>
-              <w:pStyle w:val="Normal"/>
-              <w:jc w:val="center"/>
-            </w:pPr>
-            <w:r>
-              <w:t>[-0.024, -0.008]</w:t>
+              <w:t>-0.020</w:t>
+            </w:r>
+          </w:p>
+        </w:tc>
+        <w:tc>
+          <w:p>
+            <w:pPr>
+              <w:pStyle w:val="Normal"/>
+              <w:jc w:val="center"/>
+            </w:pPr>
+            <w:r>
+              <w:t>[-0.03, -0.009]</w:t>
             </w:r>
           </w:p>
         </w:tc>
@@ -278,18 +278,18 @@
               <w:jc w:val="center"/>
             </w:pPr>
             <w:r>
-              <w:t>-0.021</w:t>
-            </w:r>
-          </w:p>
-        </w:tc>
-        <w:tc>
-          <w:p>
-            <w:pPr>
-              <w:pStyle w:val="Normal"/>
-              <w:jc w:val="center"/>
-            </w:pPr>
-            <w:r>
-              <w:t>[-0.029, -0.012]</w:t>
+              <w:t>-0.025</w:t>
+            </w:r>
+          </w:p>
+        </w:tc>
+        <w:tc>
+          <w:p>
+            <w:pPr>
+              <w:pStyle w:val="Normal"/>
+              <w:jc w:val="center"/>
+            </w:pPr>
+            <w:r>
+              <w:t>[-0.035, -0.014]</w:t>
             </w:r>
           </w:p>
         </w:tc>
@@ -313,18 +313,18 @@
               <w:jc w:val="center"/>
             </w:pPr>
             <w:r>
-              <w:t>-0.014</w:t>
-            </w:r>
-          </w:p>
-        </w:tc>
-        <w:tc>
-          <w:p>
-            <w:pPr>
-              <w:pStyle w:val="Normal"/>
-              <w:jc w:val="center"/>
-            </w:pPr>
-            <w:r>
-              <w:t>[-0.022, -0.006]</w:t>
+              <w:t>-0.022</w:t>
+            </w:r>
+          </w:p>
+        </w:tc>
+        <w:tc>
+          <w:p>
+            <w:pPr>
+              <w:pStyle w:val="Normal"/>
+              <w:jc w:val="center"/>
+            </w:pPr>
+            <w:r>
+              <w:t>[-0.033, -0.011]</w:t>
             </w:r>
           </w:p>
         </w:tc>
@@ -348,18 +348,18 @@
               <w:jc w:val="center"/>
             </w:pPr>
             <w:r>
-              <w:t>-0.025</w:t>
-            </w:r>
-          </w:p>
-        </w:tc>
-        <w:tc>
-          <w:p>
-            <w:pPr>
-              <w:pStyle w:val="Normal"/>
-              <w:jc w:val="center"/>
-            </w:pPr>
-            <w:r>
-              <w:t>[-0.034, -0.016]</w:t>
+              <w:t>-0.038</w:t>
+            </w:r>
+          </w:p>
+        </w:tc>
+        <w:tc>
+          <w:p>
+            <w:pPr>
+              <w:pStyle w:val="Normal"/>
+              <w:jc w:val="center"/>
+            </w:pPr>
+            <w:r>
+              <w:t>[-0.049, -0.025]</w:t>
             </w:r>
           </w:p>
         </w:tc>
@@ -383,18 +383,18 @@
               <w:jc w:val="center"/>
             </w:pPr>
             <w:r>
-              <w:t> 0.005</w:t>
-            </w:r>
-          </w:p>
-        </w:tc>
-        <w:tc>
-          <w:p>
-            <w:pPr>
-              <w:pStyle w:val="Normal"/>
-              <w:jc w:val="center"/>
-            </w:pPr>
-            <w:r>
-              <w:t>[-0.004, 0.01]</w:t>
+              <w:t>-0.003</w:t>
+            </w:r>
+          </w:p>
+        </w:tc>
+        <w:tc>
+          <w:p>
+            <w:pPr>
+              <w:pStyle w:val="Normal"/>
+              <w:jc w:val="center"/>
+            </w:pPr>
+            <w:r>
+              <w:t>[-0.01, 0.007]</w:t>
             </w:r>
           </w:p>
         </w:tc>
@@ -418,18 +418,18 @@
               <w:jc w:val="center"/>
             </w:pPr>
             <w:r>
-              <w:t> 0.041</w:t>
-            </w:r>
-          </w:p>
-        </w:tc>
-        <w:tc>
-          <w:p>
-            <w:pPr>
-              <w:pStyle w:val="Normal"/>
-              <w:jc w:val="center"/>
-            </w:pPr>
-            <w:r>
-              <w:t>[0.025, 0.048]</w:t>
+              <w:t> 0.023</w:t>
+            </w:r>
+          </w:p>
+        </w:tc>
+        <w:tc>
+          <w:p>
+            <w:pPr>
+              <w:pStyle w:val="Normal"/>
+              <w:jc w:val="center"/>
+            </w:pPr>
+            <w:r>
+              <w:t>[0.008, 0.038]</w:t>
             </w:r>
           </w:p>
         </w:tc>
@@ -453,18 +453,18 @@
               <w:jc w:val="center"/>
             </w:pPr>
             <w:r>
-              <w:t>-0.008</w:t>
-            </w:r>
-          </w:p>
-        </w:tc>
-        <w:tc>
-          <w:p>
-            <w:pPr>
-              <w:pStyle w:val="Normal"/>
-              <w:jc w:val="center"/>
-            </w:pPr>
-            <w:r>
-              <w:t>[-0.023, 0.002]</w:t>
+              <w:t>-0.015</w:t>
+            </w:r>
+          </w:p>
+        </w:tc>
+        <w:tc>
+          <w:p>
+            <w:pPr>
+              <w:pStyle w:val="Normal"/>
+              <w:jc w:val="center"/>
+            </w:pPr>
+            <w:r>
+              <w:t>[-0.034, 0.004]</w:t>
             </w:r>
           </w:p>
         </w:tc>
@@ -488,18 +488,18 @@
               <w:jc w:val="center"/>
             </w:pPr>
             <w:r>
-              <w:t> 0.105</w:t>
-            </w:r>
-          </w:p>
-        </w:tc>
-        <w:tc>
-          <w:p>
-            <w:pPr>
-              <w:pStyle w:val="Normal"/>
-              <w:jc w:val="center"/>
-            </w:pPr>
-            <w:r>
-              <w:t>[0.034, 0.176]</w:t>
+              <w:t> 0.169</w:t>
+            </w:r>
+          </w:p>
+        </w:tc>
+        <w:tc>
+          <w:p>
+            <w:pPr>
+              <w:pStyle w:val="Normal"/>
+              <w:jc w:val="center"/>
+            </w:pPr>
+            <w:r>
+              <w:t>[0.072, 0.252]</w:t>
             </w:r>
           </w:p>
         </w:tc>
@@ -523,18 +523,18 @@
               <w:jc w:val="center"/>
             </w:pPr>
             <w:r>
-              <w:t> 0.142</w:t>
-            </w:r>
-          </w:p>
-        </w:tc>
-        <w:tc>
-          <w:p>
-            <w:pPr>
-              <w:pStyle w:val="Normal"/>
-              <w:jc w:val="center"/>
-            </w:pPr>
-            <w:r>
-              <w:t>[0.067, 0.214]</w:t>
+              <w:t> 0.175</w:t>
+            </w:r>
+          </w:p>
+        </w:tc>
+        <w:tc>
+          <w:p>
+            <w:pPr>
+              <w:pStyle w:val="Normal"/>
+              <w:jc w:val="center"/>
+            </w:pPr>
+            <w:r>
+              <w:t>[0.08, 0.267]</w:t>
             </w:r>
           </w:p>
         </w:tc>
@@ -558,18 +558,18 @@
               <w:jc w:val="center"/>
             </w:pPr>
             <w:r>
-              <w:t> 0.137</w:t>
-            </w:r>
-          </w:p>
-        </w:tc>
-        <w:tc>
-          <w:p>
-            <w:pPr>
-              <w:pStyle w:val="Normal"/>
-              <w:jc w:val="center"/>
-            </w:pPr>
-            <w:r>
-              <w:t>[0.06, 0.212]</w:t>
+              <w:t> 0.177</w:t>
+            </w:r>
+          </w:p>
+        </w:tc>
+        <w:tc>
+          <w:p>
+            <w:pPr>
+              <w:pStyle w:val="Normal"/>
+              <w:jc w:val="center"/>
+            </w:pPr>
+            <w:r>
+              <w:t>[0.078, 0.273]</w:t>
             </w:r>
           </w:p>
         </w:tc>
@@ -593,18 +593,18 @@
               <w:jc w:val="center"/>
             </w:pPr>
             <w:r>
-              <w:t> 0.220</w:t>
-            </w:r>
-          </w:p>
-        </w:tc>
-        <w:tc>
-          <w:p>
-            <w:pPr>
-              <w:pStyle w:val="Normal"/>
-              <w:jc w:val="center"/>
-            </w:pPr>
-            <w:r>
-              <w:t>[0.116, 0.279]</w:t>
+              <w:t> 0.269</w:t>
+            </w:r>
+          </w:p>
+        </w:tc>
+        <w:tc>
+          <w:p>
+            <w:pPr>
+              <w:pStyle w:val="Normal"/>
+              <w:jc w:val="center"/>
+            </w:pPr>
+            <w:r>
+              <w:t>[0.191, 0.363]</w:t>
             </w:r>
           </w:p>
         </w:tc>
@@ -628,18 +628,18 @@
               <w:jc w:val="center"/>
             </w:pPr>
             <w:r>
-              <w:t> 0.236</w:t>
-            </w:r>
-          </w:p>
-        </w:tc>
-        <w:tc>
-          <w:p>
-            <w:pPr>
-              <w:pStyle w:val="Normal"/>
-              <w:jc w:val="center"/>
-            </w:pPr>
-            <w:r>
-              <w:t>[0.141, 0.304]</w:t>
+              <w:t> 0.305</w:t>
+            </w:r>
+          </w:p>
+        </w:tc>
+        <w:tc>
+          <w:p>
+            <w:pPr>
+              <w:pStyle w:val="Normal"/>
+              <w:jc w:val="center"/>
+            </w:pPr>
+            <w:r>
+              <w:t>[0.226, 0.404]</w:t>
             </w:r>
           </w:p>
         </w:tc>
@@ -698,7 +698,7 @@
               <w:jc w:val="center"/>
             </w:pPr>
             <w:r>
-              <w:t>792.000</w:t>
+              <w:t>806.000</w:t>
             </w:r>
           </w:p>
         </w:tc>

--- a/results/supplement/Table_S6.docx
+++ b/results/supplement/Table_S6.docx
@@ -20,31 +20,51 @@
               <w:jc w:val="left"/>
             </w:pPr>
             <w:r>
-              <w:t>p-value interval</w:t>
-            </w:r>
-          </w:p>
-        </w:tc>
-        <w:tc>
-          <w:p>
-            <w:pPr>
-              <w:pStyle w:val="Normal"/>
-              <w:jc w:val="center"/>
-            </w:pPr>
-            <w:r>
-              <w:t>Water Science and Technology
-Difference</w:t>
-            </w:r>
-          </w:p>
-        </w:tc>
-        <w:tc>
-          <w:p>
-            <w:pPr>
-              <w:pStyle w:val="Normal"/>
-              <w:jc w:val="center"/>
-            </w:pPr>
-            <w:r>
-              <w:t>Water Science and Technology
-0.95 Confidence interval</w:t>
+              <w:t>Variable</w:t>
+            </w:r>
+          </w:p>
+        </w:tc>
+        <w:tc>
+          <w:p>
+            <w:pPr>
+              <w:pStyle w:val="Normal"/>
+              <w:jc w:val="center"/>
+            </w:pPr>
+            <w:r>
+              <w:t>0% heterogeneity: Model 1 Estimate (SE)</w:t>
+            </w:r>
+          </w:p>
+        </w:tc>
+        <w:tc>
+          <w:p>
+            <w:pPr>
+              <w:pStyle w:val="Normal"/>
+              <w:jc w:val="center"/>
+            </w:pPr>
+            <w:r>
+              <w:t>0% heterogeneity: Model 2 Estimate (SE)</w:t>
+            </w:r>
+          </w:p>
+        </w:tc>
+        <w:tc>
+          <w:p>
+            <w:pPr>
+              <w:pStyle w:val="Normal"/>
+              <w:jc w:val="center"/>
+            </w:pPr>
+            <w:r>
+              <w:t>50% heterogeneity: Model 1 Estimate (SE)</w:t>
+            </w:r>
+          </w:p>
+        </w:tc>
+        <w:tc>
+          <w:p>
+            <w:pPr>
+              <w:pStyle w:val="Normal"/>
+              <w:jc w:val="center"/>
+            </w:pPr>
+            <w:r>
+              <w:t>50% heterogeneity: Model 2 Estimate (SE)</w:t>
             </w:r>
           </w:p>
         </w:tc>
@@ -57,29 +77,51 @@
               <w:jc w:val="left"/>
             </w:pPr>
             <w:r>
-              <w:t>0.9 &lt; p</w:t>
-            </w:r>
-          </w:p>
-        </w:tc>
-        <w:tc>
-          <w:p>
-            <w:pPr>
-              <w:pStyle w:val="Normal"/>
-              <w:jc w:val="center"/>
-            </w:pPr>
-            <w:r>
-              <w:t>-0.019</w:t>
-            </w:r>
-          </w:p>
-        </w:tc>
-        <w:tc>
-          <w:p>
-            <w:pPr>
-              <w:pStyle w:val="Normal"/>
-              <w:jc w:val="center"/>
-            </w:pPr>
-            <w:r>
-              <w:t>[-0.03, -0.009]</w:t>
+              <w:t>Intercept</w:t>
+            </w:r>
+          </w:p>
+        </w:tc>
+        <w:tc>
+          <w:p>
+            <w:pPr>
+              <w:pStyle w:val="Normal"/>
+              <w:jc w:val="center"/>
+            </w:pPr>
+            <w:r>
+              <w:t>5.183 (12.367)</w:t>
+            </w:r>
+          </w:p>
+        </w:tc>
+        <w:tc>
+          <w:p>
+            <w:pPr>
+              <w:pStyle w:val="Normal"/>
+              <w:jc w:val="center"/>
+            </w:pPr>
+            <w:r>
+              <w:t>5.243 (13.013)</w:t>
+            </w:r>
+          </w:p>
+        </w:tc>
+        <w:tc>
+          <w:p>
+            <w:pPr>
+              <w:pStyle w:val="Normal"/>
+              <w:jc w:val="center"/>
+            </w:pPr>
+            <w:r>
+              <w:t>7.498 (13.123)</w:t>
+            </w:r>
+          </w:p>
+        </w:tc>
+        <w:tc>
+          <w:p>
+            <w:pPr>
+              <w:pStyle w:val="Normal"/>
+              <w:jc w:val="center"/>
+            </w:pPr>
+            <w:r>
+              <w:t>3.889 (13.656)</w:t>
             </w:r>
           </w:p>
         </w:tc>
@@ -92,29 +134,51 @@
               <w:jc w:val="left"/>
             </w:pPr>
             <w:r>
-              <w:t>0.8 &lt; p &lt; 0.9</w:t>
-            </w:r>
-          </w:p>
-        </w:tc>
-        <w:tc>
-          <w:p>
-            <w:pPr>
-              <w:pStyle w:val="Normal"/>
-              <w:jc w:val="center"/>
-            </w:pPr>
-            <w:r>
-              <w:t>-0.005</w:t>
-            </w:r>
-          </w:p>
-        </w:tc>
-        <w:tc>
-          <w:p>
-            <w:pPr>
-              <w:pStyle w:val="Normal"/>
-              <w:jc w:val="center"/>
-            </w:pPr>
-            <w:r>
-              <w:t>[-0.015, 0.006]</w:t>
+              <w:t>Median power</w:t>
+            </w:r>
+          </w:p>
+        </w:tc>
+        <w:tc>
+          <w:p>
+            <w:pPr>
+              <w:pStyle w:val="Normal"/>
+              <w:jc w:val="center"/>
+            </w:pPr>
+            <w:r>
+              <w:t>-0.006*** (0.000)</w:t>
+            </w:r>
+          </w:p>
+        </w:tc>
+        <w:tc>
+          <w:p>
+            <w:pPr>
+              <w:pStyle w:val="Normal"/>
+              <w:jc w:val="center"/>
+            </w:pPr>
+            <w:r>
+              <w:t>-0.006*** (0.000)</w:t>
+            </w:r>
+          </w:p>
+        </w:tc>
+        <w:tc>
+          <w:p>
+            <w:pPr>
+              <w:pStyle w:val="Normal"/>
+              <w:jc w:val="center"/>
+            </w:pPr>
+            <w:r>
+              <w:t>-0.003*** (0.000)</w:t>
+            </w:r>
+          </w:p>
+        </w:tc>
+        <w:tc>
+          <w:p>
+            <w:pPr>
+              <w:pStyle w:val="Normal"/>
+              <w:jc w:val="center"/>
+            </w:pPr>
+            <w:r>
+              <w:t>-0.003*** (0.000)</w:t>
             </w:r>
           </w:p>
         </w:tc>
@@ -127,29 +191,51 @@
               <w:jc w:val="left"/>
             </w:pPr>
             <w:r>
-              <w:t>0.7 &lt; p &lt; 0.8</w:t>
-            </w:r>
-          </w:p>
-        </w:tc>
-        <w:tc>
-          <w:p>
-            <w:pPr>
-              <w:pStyle w:val="Normal"/>
-              <w:jc w:val="center"/>
-            </w:pPr>
-            <w:r>
-              <w:t>-0.025</w:t>
-            </w:r>
-          </w:p>
-        </w:tc>
-        <w:tc>
-          <w:p>
-            <w:pPr>
-              <w:pStyle w:val="Normal"/>
-              <w:jc w:val="center"/>
-            </w:pPr>
-            <w:r>
-              <w:t>[-0.035, -0.014]</w:t>
+              <w:t>Experimental research design? (yes)</w:t>
+            </w:r>
+          </w:p>
+        </w:tc>
+        <w:tc>
+          <w:p>
+            <w:pPr>
+              <w:pStyle w:val="Normal"/>
+              <w:jc w:val="center"/>
+            </w:pPr>
+            <w:r>
+              <w:t>0.061* (0.031)</w:t>
+            </w:r>
+          </w:p>
+        </w:tc>
+        <w:tc>
+          <w:p>
+            <w:pPr>
+              <w:pStyle w:val="Normal"/>
+              <w:jc w:val="center"/>
+            </w:pPr>
+            <w:r>
+              <w:t>0.057* (0.031)</w:t>
+            </w:r>
+          </w:p>
+        </w:tc>
+        <w:tc>
+          <w:p>
+            <w:pPr>
+              <w:pStyle w:val="Normal"/>
+              <w:jc w:val="center"/>
+            </w:pPr>
+            <w:r>
+              <w:t>0.041 (0.032)</w:t>
+            </w:r>
+          </w:p>
+        </w:tc>
+        <w:tc>
+          <w:p>
+            <w:pPr>
+              <w:pStyle w:val="Normal"/>
+              <w:jc w:val="center"/>
+            </w:pPr>
+            <w:r>
+              <w:t>0.035 (0.030)</w:t>
             </w:r>
           </w:p>
         </w:tc>
@@ -162,29 +248,51 @@
               <w:jc w:val="left"/>
             </w:pPr>
             <w:r>
-              <w:t>0.6 &lt; p &lt; 0.7</w:t>
-            </w:r>
-          </w:p>
-        </w:tc>
-        <w:tc>
-          <w:p>
-            <w:pPr>
-              <w:pStyle w:val="Normal"/>
-              <w:jc w:val="center"/>
-            </w:pPr>
-            <w:r>
-              <w:t>-0.009</w:t>
-            </w:r>
-          </w:p>
-        </w:tc>
-        <w:tc>
-          <w:p>
-            <w:pPr>
-              <w:pStyle w:val="Normal"/>
-              <w:jc w:val="center"/>
-            </w:pPr>
-            <w:r>
-              <w:t>[-0.019, 0.001]</w:t>
+              <w:t>Followed reporting guidelines? (yes)</w:t>
+            </w:r>
+          </w:p>
+        </w:tc>
+        <w:tc>
+          <w:p>
+            <w:pPr>
+              <w:pStyle w:val="Normal"/>
+              <w:jc w:val="center"/>
+            </w:pPr>
+            <w:r>
+              <w:t>-0.002 (0.041)</w:t>
+            </w:r>
+          </w:p>
+        </w:tc>
+        <w:tc>
+          <w:p>
+            <w:pPr>
+              <w:pStyle w:val="Normal"/>
+              <w:jc w:val="center"/>
+            </w:pPr>
+            <w:r>
+              <w:t>0.010 (0.050)</w:t>
+            </w:r>
+          </w:p>
+        </w:tc>
+        <w:tc>
+          <w:p>
+            <w:pPr>
+              <w:pStyle w:val="Normal"/>
+              <w:jc w:val="center"/>
+            </w:pPr>
+            <w:r>
+              <w:t>0.011 (0.043)</w:t>
+            </w:r>
+          </w:p>
+        </w:tc>
+        <w:tc>
+          <w:p>
+            <w:pPr>
+              <w:pStyle w:val="Normal"/>
+              <w:jc w:val="center"/>
+            </w:pPr>
+            <w:r>
+              <w:t>0.014 (0.046)</w:t>
             </w:r>
           </w:p>
         </w:tc>
@@ -197,29 +305,51 @@
               <w:jc w:val="left"/>
             </w:pPr>
             <w:r>
-              <w:t>0.5 &lt; p &lt; 0.6</w:t>
-            </w:r>
-          </w:p>
-        </w:tc>
-        <w:tc>
-          <w:p>
-            <w:pPr>
-              <w:pStyle w:val="Normal"/>
-              <w:jc w:val="center"/>
-            </w:pPr>
-            <w:r>
-              <w:t>-0.013</w:t>
-            </w:r>
-          </w:p>
-        </w:tc>
-        <w:tc>
-          <w:p>
-            <w:pPr>
-              <w:pStyle w:val="Normal"/>
-              <w:jc w:val="center"/>
-            </w:pPr>
-            <w:r>
-              <w:t>[-0.023, -0.002]</w:t>
+              <w:t>Protocol registered? (yes)</w:t>
+            </w:r>
+          </w:p>
+        </w:tc>
+        <w:tc>
+          <w:p>
+            <w:pPr>
+              <w:pStyle w:val="Normal"/>
+              <w:jc w:val="center"/>
+            </w:pPr>
+            <w:r>
+              <w:t>-0.022 (0.036)</w:t>
+            </w:r>
+          </w:p>
+        </w:tc>
+        <w:tc>
+          <w:p>
+            <w:pPr>
+              <w:pStyle w:val="Normal"/>
+              <w:jc w:val="center"/>
+            </w:pPr>
+            <w:r>
+              <w:t>-0.034 (0.040)</w:t>
+            </w:r>
+          </w:p>
+        </w:tc>
+        <w:tc>
+          <w:p>
+            <w:pPr>
+              <w:pStyle w:val="Normal"/>
+              <w:jc w:val="center"/>
+            </w:pPr>
+            <w:r>
+              <w:t>0.023 (0.038)</w:t>
+            </w:r>
+          </w:p>
+        </w:tc>
+        <w:tc>
+          <w:p>
+            <w:pPr>
+              <w:pStyle w:val="Normal"/>
+              <w:jc w:val="center"/>
+            </w:pPr>
+            <w:r>
+              <w:t>0.008 (0.041)</w:t>
             </w:r>
           </w:p>
         </w:tc>
@@ -232,29 +362,51 @@
               <w:jc w:val="left"/>
             </w:pPr>
             <w:r>
-              <w:t>0.4 &lt; p &lt; 0.5</w:t>
-            </w:r>
-          </w:p>
-        </w:tc>
-        <w:tc>
-          <w:p>
-            <w:pPr>
-              <w:pStyle w:val="Normal"/>
-              <w:jc w:val="center"/>
-            </w:pPr>
-            <w:r>
-              <w:t>-0.020</w:t>
-            </w:r>
-          </w:p>
-        </w:tc>
-        <w:tc>
-          <w:p>
-            <w:pPr>
-              <w:pStyle w:val="Normal"/>
-              <w:jc w:val="center"/>
-            </w:pPr>
-            <w:r>
-              <w:t>[-0.03, -0.009]</w:t>
+              <w:t>Log number of independent studies</w:t>
+            </w:r>
+          </w:p>
+        </w:tc>
+        <w:tc>
+          <w:p>
+            <w:pPr>
+              <w:pStyle w:val="Normal"/>
+              <w:jc w:val="center"/>
+            </w:pPr>
+            <w:r>
+              <w:t>0.027* (0.014)</w:t>
+            </w:r>
+          </w:p>
+        </w:tc>
+        <w:tc>
+          <w:p>
+            <w:pPr>
+              <w:pStyle w:val="Normal"/>
+              <w:jc w:val="center"/>
+            </w:pPr>
+            <w:r>
+              <w:t>0.028** (0.013)</w:t>
+            </w:r>
+          </w:p>
+        </w:tc>
+        <w:tc>
+          <w:p>
+            <w:pPr>
+              <w:pStyle w:val="Normal"/>
+              <w:jc w:val="center"/>
+            </w:pPr>
+            <w:r>
+              <w:t>-0.004 (0.015)</w:t>
+            </w:r>
+          </w:p>
+        </w:tc>
+        <w:tc>
+          <w:p>
+            <w:pPr>
+              <w:pStyle w:val="Normal"/>
+              <w:jc w:val="center"/>
+            </w:pPr>
+            <w:r>
+              <w:t>0.003 (0.013)</w:t>
             </w:r>
           </w:p>
         </w:tc>
@@ -267,29 +419,51 @@
               <w:jc w:val="left"/>
             </w:pPr>
             <w:r>
-              <w:t>0.3 &lt; p &lt; 0.4</w:t>
-            </w:r>
-          </w:p>
-        </w:tc>
-        <w:tc>
-          <w:p>
-            <w:pPr>
-              <w:pStyle w:val="Normal"/>
-              <w:jc w:val="center"/>
-            </w:pPr>
-            <w:r>
-              <w:t>-0.025</w:t>
-            </w:r>
-          </w:p>
-        </w:tc>
-        <w:tc>
-          <w:p>
-            <w:pPr>
-              <w:pStyle w:val="Normal"/>
-              <w:jc w:val="center"/>
-            </w:pPr>
-            <w:r>
-              <w:t>[-0.035, -0.014]</w:t>
+              <w:t>Log journal impact factor</w:t>
+            </w:r>
+          </w:p>
+        </w:tc>
+        <w:tc>
+          <w:p>
+            <w:pPr>
+              <w:pStyle w:val="Normal"/>
+              <w:jc w:val="center"/>
+            </w:pPr>
+            <w:r>
+              <w:t>-0.037 (0.024)</w:t>
+            </w:r>
+          </w:p>
+        </w:tc>
+        <w:tc>
+          <w:p>
+            <w:pPr>
+              <w:pStyle w:val="Normal"/>
+              <w:jc w:val="center"/>
+            </w:pPr>
+            <w:r>
+              <w:t>-0.033 (0.026)</w:t>
+            </w:r>
+          </w:p>
+        </w:tc>
+        <w:tc>
+          <w:p>
+            <w:pPr>
+              <w:pStyle w:val="Normal"/>
+              <w:jc w:val="center"/>
+            </w:pPr>
+            <w:r>
+              <w:t>-0.012 (0.026)</w:t>
+            </w:r>
+          </w:p>
+        </w:tc>
+        <w:tc>
+          <w:p>
+            <w:pPr>
+              <w:pStyle w:val="Normal"/>
+              <w:jc w:val="center"/>
+            </w:pPr>
+            <w:r>
+              <w:t>-0.007 (0.029)</w:t>
             </w:r>
           </w:p>
         </w:tc>
@@ -302,29 +476,51 @@
               <w:jc w:val="left"/>
             </w:pPr>
             <w:r>
-              <w:t>0.2 &lt; p &lt; 0.3</w:t>
-            </w:r>
-          </w:p>
-        </w:tc>
-        <w:tc>
-          <w:p>
-            <w:pPr>
-              <w:pStyle w:val="Normal"/>
-              <w:jc w:val="center"/>
-            </w:pPr>
-            <w:r>
-              <w:t>-0.022</w:t>
-            </w:r>
-          </w:p>
-        </w:tc>
-        <w:tc>
-          <w:p>
-            <w:pPr>
-              <w:pStyle w:val="Normal"/>
-              <w:jc w:val="center"/>
-            </w:pPr>
-            <w:r>
-              <w:t>[-0.033, -0.011]</w:t>
+              <w:t>Publication year</w:t>
+            </w:r>
+          </w:p>
+        </w:tc>
+        <w:tc>
+          <w:p>
+            <w:pPr>
+              <w:pStyle w:val="Normal"/>
+              <w:jc w:val="center"/>
+            </w:pPr>
+            <w:r>
+              <w:t>-0.002 (0.006)</w:t>
+            </w:r>
+          </w:p>
+        </w:tc>
+        <w:tc>
+          <w:p>
+            <w:pPr>
+              <w:pStyle w:val="Normal"/>
+              <w:jc w:val="center"/>
+            </w:pPr>
+            <w:r>
+              <w:t>-0.002 (0.006)</w:t>
+            </w:r>
+          </w:p>
+        </w:tc>
+        <w:tc>
+          <w:p>
+            <w:pPr>
+              <w:pStyle w:val="Normal"/>
+              <w:jc w:val="center"/>
+            </w:pPr>
+            <w:r>
+              <w:t>-0.004 (0.007)</w:t>
+            </w:r>
+          </w:p>
+        </w:tc>
+        <w:tc>
+          <w:p>
+            <w:pPr>
+              <w:pStyle w:val="Normal"/>
+              <w:jc w:val="center"/>
+            </w:pPr>
+            <w:r>
+              <w:t>-0.002 (0.007)</w:t>
             </w:r>
           </w:p>
         </w:tc>
@@ -337,29 +533,51 @@
               <w:jc w:val="left"/>
             </w:pPr>
             <w:r>
-              <w:t>0.1 &lt; p &lt; 0.2</w:t>
-            </w:r>
-          </w:p>
-        </w:tc>
-        <w:tc>
-          <w:p>
-            <w:pPr>
-              <w:pStyle w:val="Normal"/>
-              <w:jc w:val="center"/>
-            </w:pPr>
-            <w:r>
-              <w:t>-0.038</w:t>
-            </w:r>
-          </w:p>
-        </w:tc>
-        <w:tc>
-          <w:p>
-            <w:pPr>
-              <w:pStyle w:val="Normal"/>
-              <w:jc w:val="center"/>
-            </w:pPr>
-            <w:r>
-              <w:t>[-0.049, -0.025]</w:t>
+              <w:t>Environmental Chemistry</w:t>
+            </w:r>
+          </w:p>
+        </w:tc>
+        <w:tc>
+          <w:p>
+            <w:pPr>
+              <w:pStyle w:val="Normal"/>
+              <w:jc w:val="center"/>
+            </w:pPr>
+            <w:r>
+              <w:t/>
+            </w:r>
+          </w:p>
+        </w:tc>
+        <w:tc>
+          <w:p>
+            <w:pPr>
+              <w:pStyle w:val="Normal"/>
+              <w:jc w:val="center"/>
+            </w:pPr>
+            <w:r>
+              <w:t>-0.033 (0.032)</w:t>
+            </w:r>
+          </w:p>
+        </w:tc>
+        <w:tc>
+          <w:p>
+            <w:pPr>
+              <w:pStyle w:val="Normal"/>
+              <w:jc w:val="center"/>
+            </w:pPr>
+            <w:r>
+              <w:t/>
+            </w:r>
+          </w:p>
+        </w:tc>
+        <w:tc>
+          <w:p>
+            <w:pPr>
+              <w:pStyle w:val="Normal"/>
+              <w:jc w:val="center"/>
+            </w:pPr>
+            <w:r>
+              <w:t>-0.084** (0.033)</w:t>
             </w:r>
           </w:p>
         </w:tc>
@@ -372,29 +590,51 @@
               <w:jc w:val="left"/>
             </w:pPr>
             <w:r>
-              <w:t>0.05 &lt; p &lt; 0.1</w:t>
-            </w:r>
-          </w:p>
-        </w:tc>
-        <w:tc>
-          <w:p>
-            <w:pPr>
-              <w:pStyle w:val="Normal"/>
-              <w:jc w:val="center"/>
-            </w:pPr>
-            <w:r>
-              <w:t>-0.003</w:t>
-            </w:r>
-          </w:p>
-        </w:tc>
-        <w:tc>
-          <w:p>
-            <w:pPr>
-              <w:pStyle w:val="Normal"/>
-              <w:jc w:val="center"/>
-            </w:pPr>
-            <w:r>
-              <w:t>[-0.01, 0.007]</w:t>
+              <w:t>Environmental Engineering</w:t>
+            </w:r>
+          </w:p>
+        </w:tc>
+        <w:tc>
+          <w:p>
+            <w:pPr>
+              <w:pStyle w:val="Normal"/>
+              <w:jc w:val="center"/>
+            </w:pPr>
+            <w:r>
+              <w:t/>
+            </w:r>
+          </w:p>
+        </w:tc>
+        <w:tc>
+          <w:p>
+            <w:pPr>
+              <w:pStyle w:val="Normal"/>
+              <w:jc w:val="center"/>
+            </w:pPr>
+            <w:r>
+              <w:t>-0.031 (0.043)</w:t>
+            </w:r>
+          </w:p>
+        </w:tc>
+        <w:tc>
+          <w:p>
+            <w:pPr>
+              <w:pStyle w:val="Normal"/>
+              <w:jc w:val="center"/>
+            </w:pPr>
+            <w:r>
+              <w:t/>
+            </w:r>
+          </w:p>
+        </w:tc>
+        <w:tc>
+          <w:p>
+            <w:pPr>
+              <w:pStyle w:val="Normal"/>
+              <w:jc w:val="center"/>
+            </w:pPr>
+            <w:r>
+              <w:t>-0.070* (0.041)</w:t>
             </w:r>
           </w:p>
         </w:tc>
@@ -407,29 +647,51 @@
               <w:jc w:val="left"/>
             </w:pPr>
             <w:r>
-              <w:t>0.01 &lt; p &lt; 0.05</w:t>
-            </w:r>
-          </w:p>
-        </w:tc>
-        <w:tc>
-          <w:p>
-            <w:pPr>
-              <w:pStyle w:val="Normal"/>
-              <w:jc w:val="center"/>
-            </w:pPr>
-            <w:r>
-              <w:t> 0.023</w:t>
-            </w:r>
-          </w:p>
-        </w:tc>
-        <w:tc>
-          <w:p>
-            <w:pPr>
-              <w:pStyle w:val="Normal"/>
-              <w:jc w:val="center"/>
-            </w:pPr>
-            <w:r>
-              <w:t>[0.008, 0.038]</w:t>
+              <w:t>Health, Toxicology and Mutagenesis</w:t>
+            </w:r>
+          </w:p>
+        </w:tc>
+        <w:tc>
+          <w:p>
+            <w:pPr>
+              <w:pStyle w:val="Normal"/>
+              <w:jc w:val="center"/>
+            </w:pPr>
+            <w:r>
+              <w:t/>
+            </w:r>
+          </w:p>
+        </w:tc>
+        <w:tc>
+          <w:p>
+            <w:pPr>
+              <w:pStyle w:val="Normal"/>
+              <w:jc w:val="center"/>
+            </w:pPr>
+            <w:r>
+              <w:t>-0.065 (0.065)</w:t>
+            </w:r>
+          </w:p>
+        </w:tc>
+        <w:tc>
+          <w:p>
+            <w:pPr>
+              <w:pStyle w:val="Normal"/>
+              <w:jc w:val="center"/>
+            </w:pPr>
+            <w:r>
+              <w:t/>
+            </w:r>
+          </w:p>
+        </w:tc>
+        <w:tc>
+          <w:p>
+            <w:pPr>
+              <w:pStyle w:val="Normal"/>
+              <w:jc w:val="center"/>
+            </w:pPr>
+            <w:r>
+              <w:t>-0.041 (0.049)</w:t>
             </w:r>
           </w:p>
         </w:tc>
@@ -442,29 +704,51 @@
               <w:jc w:val="left"/>
             </w:pPr>
             <w:r>
-              <w:t>0.001 &lt; p &lt; 0.01</w:t>
-            </w:r>
-          </w:p>
-        </w:tc>
-        <w:tc>
-          <w:p>
-            <w:pPr>
-              <w:pStyle w:val="Normal"/>
-              <w:jc w:val="center"/>
-            </w:pPr>
-            <w:r>
-              <w:t>-0.015</w:t>
-            </w:r>
-          </w:p>
-        </w:tc>
-        <w:tc>
-          <w:p>
-            <w:pPr>
-              <w:pStyle w:val="Normal"/>
-              <w:jc w:val="center"/>
-            </w:pPr>
-            <w:r>
-              <w:t>[-0.034, 0.004]</w:t>
+              <w:t>Management, Monitoring, Policy and Law</w:t>
+            </w:r>
+          </w:p>
+        </w:tc>
+        <w:tc>
+          <w:p>
+            <w:pPr>
+              <w:pStyle w:val="Normal"/>
+              <w:jc w:val="center"/>
+            </w:pPr>
+            <w:r>
+              <w:t/>
+            </w:r>
+          </w:p>
+        </w:tc>
+        <w:tc>
+          <w:p>
+            <w:pPr>
+              <w:pStyle w:val="Normal"/>
+              <w:jc w:val="center"/>
+            </w:pPr>
+            <w:r>
+              <w:t>0.044 (0.047)</w:t>
+            </w:r>
+          </w:p>
+        </w:tc>
+        <w:tc>
+          <w:p>
+            <w:pPr>
+              <w:pStyle w:val="Normal"/>
+              <w:jc w:val="center"/>
+            </w:pPr>
+            <w:r>
+              <w:t/>
+            </w:r>
+          </w:p>
+        </w:tc>
+        <w:tc>
+          <w:p>
+            <w:pPr>
+              <w:pStyle w:val="Normal"/>
+              <w:jc w:val="center"/>
+            </w:pPr>
+            <w:r>
+              <w:t>0.078* (0.041)</w:t>
             </w:r>
           </w:p>
         </w:tc>
@@ -477,29 +761,51 @@
               <w:jc w:val="left"/>
             </w:pPr>
             <w:r>
-              <w:t>p &lt; 0.001</w:t>
-            </w:r>
-          </w:p>
-        </w:tc>
-        <w:tc>
-          <w:p>
-            <w:pPr>
-              <w:pStyle w:val="Normal"/>
-              <w:jc w:val="center"/>
-            </w:pPr>
-            <w:r>
-              <w:t> 0.169</w:t>
-            </w:r>
-          </w:p>
-        </w:tc>
-        <w:tc>
-          <w:p>
-            <w:pPr>
-              <w:pStyle w:val="Normal"/>
-              <w:jc w:val="center"/>
-            </w:pPr>
-            <w:r>
-              <w:t>[0.072, 0.252]</w:t>
+              <w:t>Nature and Landscape Conservation</w:t>
+            </w:r>
+          </w:p>
+        </w:tc>
+        <w:tc>
+          <w:p>
+            <w:pPr>
+              <w:pStyle w:val="Normal"/>
+              <w:jc w:val="center"/>
+            </w:pPr>
+            <w:r>
+              <w:t/>
+            </w:r>
+          </w:p>
+        </w:tc>
+        <w:tc>
+          <w:p>
+            <w:pPr>
+              <w:pStyle w:val="Normal"/>
+              <w:jc w:val="center"/>
+            </w:pPr>
+            <w:r>
+              <w:t>-0.020 (0.047)</w:t>
+            </w:r>
+          </w:p>
+        </w:tc>
+        <w:tc>
+          <w:p>
+            <w:pPr>
+              <w:pStyle w:val="Normal"/>
+              <w:jc w:val="center"/>
+            </w:pPr>
+            <w:r>
+              <w:t/>
+            </w:r>
+          </w:p>
+        </w:tc>
+        <w:tc>
+          <w:p>
+            <w:pPr>
+              <w:pStyle w:val="Normal"/>
+              <w:jc w:val="center"/>
+            </w:pPr>
+            <w:r>
+              <w:t>-0.011 (0.042)</w:t>
             </w:r>
           </w:p>
         </w:tc>
@@ -512,29 +818,51 @@
               <w:jc w:val="left"/>
             </w:pPr>
             <w:r>
-              <w:t>ESR_{0.1}^{all}</w:t>
-            </w:r>
-          </w:p>
-        </w:tc>
-        <w:tc>
-          <w:p>
-            <w:pPr>
-              <w:pStyle w:val="Normal"/>
-              <w:jc w:val="center"/>
-            </w:pPr>
-            <w:r>
-              <w:t> 0.175</w:t>
-            </w:r>
-          </w:p>
-        </w:tc>
-        <w:tc>
-          <w:p>
-            <w:pPr>
-              <w:pStyle w:val="Normal"/>
-              <w:jc w:val="center"/>
-            </w:pPr>
-            <w:r>
-              <w:t>[0.08, 0.267]</w:t>
+              <w:t>Water Science and Technology</w:t>
+            </w:r>
+          </w:p>
+        </w:tc>
+        <w:tc>
+          <w:p>
+            <w:pPr>
+              <w:pStyle w:val="Normal"/>
+              <w:jc w:val="center"/>
+            </w:pPr>
+            <w:r>
+              <w:t/>
+            </w:r>
+          </w:p>
+        </w:tc>
+        <w:tc>
+          <w:p>
+            <w:pPr>
+              <w:pStyle w:val="Normal"/>
+              <w:jc w:val="center"/>
+            </w:pPr>
+            <w:r>
+              <w:t>-0.036 (0.062)</w:t>
+            </w:r>
+          </w:p>
+        </w:tc>
+        <w:tc>
+          <w:p>
+            <w:pPr>
+              <w:pStyle w:val="Normal"/>
+              <w:jc w:val="center"/>
+            </w:pPr>
+            <w:r>
+              <w:t/>
+            </w:r>
+          </w:p>
+        </w:tc>
+        <w:tc>
+          <w:p>
+            <w:pPr>
+              <w:pStyle w:val="Normal"/>
+              <w:jc w:val="center"/>
+            </w:pPr>
+            <w:r>
+              <w:t>-0.047 (0.066)</w:t>
             </w:r>
           </w:p>
         </w:tc>
@@ -547,29 +875,51 @@
               <w:jc w:val="left"/>
             </w:pPr>
             <w:r>
-              <w:t>ESR_{0.05}^{all}</w:t>
-            </w:r>
-          </w:p>
-        </w:tc>
-        <w:tc>
-          <w:p>
-            <w:pPr>
-              <w:pStyle w:val="Normal"/>
-              <w:jc w:val="center"/>
-            </w:pPr>
-            <w:r>
-              <w:t> 0.177</w:t>
-            </w:r>
-          </w:p>
-        </w:tc>
-        <w:tc>
-          <w:p>
-            <w:pPr>
-              <w:pStyle w:val="Normal"/>
-              <w:jc w:val="center"/>
-            </w:pPr>
-            <w:r>
-              <w:t>[0.078, 0.273]</w:t>
+              <w:t>Effect size type</w:t>
+            </w:r>
+          </w:p>
+        </w:tc>
+        <w:tc>
+          <w:p>
+            <w:pPr>
+              <w:pStyle w:val="Normal"/>
+              <w:jc w:val="center"/>
+            </w:pPr>
+            <w:r>
+              <w:t>Yes</w:t>
+            </w:r>
+          </w:p>
+        </w:tc>
+        <w:tc>
+          <w:p>
+            <w:pPr>
+              <w:pStyle w:val="Normal"/>
+              <w:jc w:val="center"/>
+            </w:pPr>
+            <w:r>
+              <w:t>Yes</w:t>
+            </w:r>
+          </w:p>
+        </w:tc>
+        <w:tc>
+          <w:p>
+            <w:pPr>
+              <w:pStyle w:val="Normal"/>
+              <w:jc w:val="center"/>
+            </w:pPr>
+            <w:r>
+              <w:t>Yes</w:t>
+            </w:r>
+          </w:p>
+        </w:tc>
+        <w:tc>
+          <w:p>
+            <w:pPr>
+              <w:pStyle w:val="Normal"/>
+              <w:jc w:val="center"/>
+            </w:pPr>
+            <w:r>
+              <w:t>Yes</w:t>
             </w:r>
           </w:p>
         </w:tc>
@@ -582,29 +932,51 @@
               <w:jc w:val="left"/>
             </w:pPr>
             <w:r>
-              <w:t>ESR_{0.1}^{sig}</w:t>
-            </w:r>
-          </w:p>
-        </w:tc>
-        <w:tc>
-          <w:p>
-            <w:pPr>
-              <w:pStyle w:val="Normal"/>
-              <w:jc w:val="center"/>
-            </w:pPr>
-            <w:r>
-              <w:t> 0.269</w:t>
-            </w:r>
-          </w:p>
-        </w:tc>
-        <w:tc>
-          <w:p>
-            <w:pPr>
-              <w:pStyle w:val="Normal"/>
-              <w:jc w:val="center"/>
-            </w:pPr>
-            <w:r>
-              <w:t>[0.191, 0.363]</w:t>
+              <w:t>Adjusted R-squared</w:t>
+            </w:r>
+          </w:p>
+        </w:tc>
+        <w:tc>
+          <w:p>
+            <w:pPr>
+              <w:pStyle w:val="Normal"/>
+              <w:jc w:val="center"/>
+            </w:pPr>
+            <w:r>
+              <w:t>0.401</w:t>
+            </w:r>
+          </w:p>
+        </w:tc>
+        <w:tc>
+          <w:p>
+            <w:pPr>
+              <w:pStyle w:val="Normal"/>
+              <w:jc w:val="center"/>
+            </w:pPr>
+            <w:r>
+              <w:t>0.400</w:t>
+            </w:r>
+          </w:p>
+        </w:tc>
+        <w:tc>
+          <w:p>
+            <w:pPr>
+              <w:pStyle w:val="Normal"/>
+              <w:jc w:val="center"/>
+            </w:pPr>
+            <w:r>
+              <w:t>0.143</w:t>
+            </w:r>
+          </w:p>
+        </w:tc>
+        <w:tc>
+          <w:p>
+            <w:pPr>
+              <w:pStyle w:val="Normal"/>
+              <w:jc w:val="center"/>
+            </w:pPr>
+            <w:r>
+              <w:t>0.148</w:t>
             </w:r>
           </w:p>
         </w:tc>
@@ -617,99 +989,51 @@
               <w:jc w:val="left"/>
             </w:pPr>
             <w:r>
-              <w:t>ESR_{0.05}^{sig}</w:t>
-            </w:r>
-          </w:p>
-        </w:tc>
-        <w:tc>
-          <w:p>
-            <w:pPr>
-              <w:pStyle w:val="Normal"/>
-              <w:jc w:val="center"/>
-            </w:pPr>
-            <w:r>
-              <w:t> 0.305</w:t>
-            </w:r>
-          </w:p>
-        </w:tc>
-        <w:tc>
-          <w:p>
-            <w:pPr>
-              <w:pStyle w:val="Normal"/>
-              <w:jc w:val="center"/>
-            </w:pPr>
-            <w:r>
-              <w:t>[0.226, 0.404]</w:t>
-            </w:r>
-          </w:p>
-        </w:tc>
-      </w:tr>
-      <w:tr>
-        <w:tc>
-          <w:p>
-            <w:pPr>
-              <w:pStyle w:val="Normal"/>
-              <w:jc w:val="left"/>
-            </w:pPr>
-            <w:r>
-              <w:t>No. of meta-analysis</w:t>
-            </w:r>
-          </w:p>
-        </w:tc>
-        <w:tc>
-          <w:p>
-            <w:pPr>
-              <w:pStyle w:val="Normal"/>
-              <w:jc w:val="center"/>
-            </w:pPr>
-            <w:r>
-              <w:t>41.000</w:t>
-            </w:r>
-          </w:p>
-        </w:tc>
-        <w:tc>
-          <w:p>
-            <w:pPr>
-              <w:pStyle w:val="Normal"/>
-              <w:jc w:val="center"/>
-            </w:pPr>
-            <w:r>
-              <w:t>0</w:t>
-            </w:r>
-          </w:p>
-        </w:tc>
-      </w:tr>
-      <w:tr>
-        <w:tc>
-          <w:p>
-            <w:pPr>
-              <w:pStyle w:val="Normal"/>
-              <w:jc w:val="left"/>
-            </w:pPr>
-            <w:r>
-              <w:t>No. of tests</w:t>
-            </w:r>
-          </w:p>
-        </w:tc>
-        <w:tc>
-          <w:p>
-            <w:pPr>
-              <w:pStyle w:val="Normal"/>
-              <w:jc w:val="center"/>
-            </w:pPr>
-            <w:r>
-              <w:t>806.000</w:t>
-            </w:r>
-          </w:p>
-        </w:tc>
-        <w:tc>
-          <w:p>
-            <w:pPr>
-              <w:pStyle w:val="Normal"/>
-              <w:jc w:val="center"/>
-            </w:pPr>
-            <w:r>
-              <w:t>0</w:t>
+              <w:t>No. of meta-analyses</w:t>
+            </w:r>
+          </w:p>
+        </w:tc>
+        <w:tc>
+          <w:p>
+            <w:pPr>
+              <w:pStyle w:val="Normal"/>
+              <w:jc w:val="center"/>
+            </w:pPr>
+            <w:r>
+              <w:t>708</w:t>
+            </w:r>
+          </w:p>
+        </w:tc>
+        <w:tc>
+          <w:p>
+            <w:pPr>
+              <w:pStyle w:val="Normal"/>
+              <w:jc w:val="center"/>
+            </w:pPr>
+            <w:r>
+              <w:t>708</w:t>
+            </w:r>
+          </w:p>
+        </w:tc>
+        <w:tc>
+          <w:p>
+            <w:pPr>
+              <w:pStyle w:val="Normal"/>
+              <w:jc w:val="center"/>
+            </w:pPr>
+            <w:r>
+              <w:t>708</w:t>
+            </w:r>
+          </w:p>
+        </w:tc>
+        <w:tc>
+          <w:p>
+            <w:pPr>
+              <w:pStyle w:val="Normal"/>
+              <w:jc w:val="center"/>
+            </w:pPr>
+            <w:r>
+              <w:t>708</w:t>
             </w:r>
           </w:p>
         </w:tc>

--- a/results/supplement/Table_S6.docx
+++ b/results/supplement/Table_S6.docx
@@ -88,40 +88,40 @@
               <w:jc w:val="center"/>
             </w:pPr>
             <w:r>
-              <w:t>5.183 (12.367)</w:t>
-            </w:r>
-          </w:p>
-        </w:tc>
-        <w:tc>
-          <w:p>
-            <w:pPr>
-              <w:pStyle w:val="Normal"/>
-              <w:jc w:val="center"/>
-            </w:pPr>
-            <w:r>
-              <w:t>5.243 (13.013)</w:t>
-            </w:r>
-          </w:p>
-        </w:tc>
-        <w:tc>
-          <w:p>
-            <w:pPr>
-              <w:pStyle w:val="Normal"/>
-              <w:jc w:val="center"/>
-            </w:pPr>
-            <w:r>
-              <w:t>7.498 (13.123)</w:t>
-            </w:r>
-          </w:p>
-        </w:tc>
-        <w:tc>
-          <w:p>
-            <w:pPr>
-              <w:pStyle w:val="Normal"/>
-              <w:jc w:val="center"/>
-            </w:pPr>
-            <w:r>
-              <w:t>3.889 (13.656)</w:t>
+              <w:t>5.467 (9.849)</w:t>
+            </w:r>
+          </w:p>
+        </w:tc>
+        <w:tc>
+          <w:p>
+            <w:pPr>
+              <w:pStyle w:val="Normal"/>
+              <w:jc w:val="center"/>
+            </w:pPr>
+            <w:r>
+              <w:t>2.031 (10.238)</w:t>
+            </w:r>
+          </w:p>
+        </w:tc>
+        <w:tc>
+          <w:p>
+            <w:pPr>
+              <w:pStyle w:val="Normal"/>
+              <w:jc w:val="center"/>
+            </w:pPr>
+            <w:r>
+              <w:t>54.661 (33.477)</w:t>
+            </w:r>
+          </w:p>
+        </w:tc>
+        <w:tc>
+          <w:p>
+            <w:pPr>
+              <w:pStyle w:val="Normal"/>
+              <w:jc w:val="center"/>
+            </w:pPr>
+            <w:r>
+              <w:t>43.721 (34.893)</w:t>
             </w:r>
           </w:p>
         </w:tc>
@@ -145,40 +145,40 @@
               <w:jc w:val="center"/>
             </w:pPr>
             <w:r>
-              <w:t>-0.006*** (0.000)</w:t>
-            </w:r>
-          </w:p>
-        </w:tc>
-        <w:tc>
-          <w:p>
-            <w:pPr>
-              <w:pStyle w:val="Normal"/>
-              <w:jc w:val="center"/>
-            </w:pPr>
-            <w:r>
-              <w:t>-0.006*** (0.000)</w:t>
-            </w:r>
-          </w:p>
-        </w:tc>
-        <w:tc>
-          <w:p>
-            <w:pPr>
-              <w:pStyle w:val="Normal"/>
-              <w:jc w:val="center"/>
-            </w:pPr>
-            <w:r>
-              <w:t>-0.003*** (0.000)</w:t>
-            </w:r>
-          </w:p>
-        </w:tc>
-        <w:tc>
-          <w:p>
-            <w:pPr>
-              <w:pStyle w:val="Normal"/>
-              <w:jc w:val="center"/>
-            </w:pPr>
-            <w:r>
-              <w:t>-0.003*** (0.000)</w:t>
+              <w:t>-0.017*** (0.001)</w:t>
+            </w:r>
+          </w:p>
+        </w:tc>
+        <w:tc>
+          <w:p>
+            <w:pPr>
+              <w:pStyle w:val="Normal"/>
+              <w:jc w:val="center"/>
+            </w:pPr>
+            <w:r>
+              <w:t>-0.017*** (0.001)</w:t>
+            </w:r>
+          </w:p>
+        </w:tc>
+        <w:tc>
+          <w:p>
+            <w:pPr>
+              <w:pStyle w:val="Normal"/>
+              <w:jc w:val="center"/>
+            </w:pPr>
+            <w:r>
+              <w:t>-0.015*** (0.002)</w:t>
+            </w:r>
+          </w:p>
+        </w:tc>
+        <w:tc>
+          <w:p>
+            <w:pPr>
+              <w:pStyle w:val="Normal"/>
+              <w:jc w:val="center"/>
+            </w:pPr>
+            <w:r>
+              <w:t>-0.014*** (0.002)</w:t>
             </w:r>
           </w:p>
         </w:tc>
@@ -202,40 +202,40 @@
               <w:jc w:val="center"/>
             </w:pPr>
             <w:r>
-              <w:t>0.061* (0.031)</w:t>
-            </w:r>
-          </w:p>
-        </w:tc>
-        <w:tc>
-          <w:p>
-            <w:pPr>
-              <w:pStyle w:val="Normal"/>
-              <w:jc w:val="center"/>
-            </w:pPr>
-            <w:r>
-              <w:t>0.057* (0.031)</w:t>
-            </w:r>
-          </w:p>
-        </w:tc>
-        <w:tc>
-          <w:p>
-            <w:pPr>
-              <w:pStyle w:val="Normal"/>
-              <w:jc w:val="center"/>
-            </w:pPr>
-            <w:r>
-              <w:t>0.041 (0.032)</w:t>
-            </w:r>
-          </w:p>
-        </w:tc>
-        <w:tc>
-          <w:p>
-            <w:pPr>
-              <w:pStyle w:val="Normal"/>
-              <w:jc w:val="center"/>
-            </w:pPr>
-            <w:r>
-              <w:t>0.035 (0.030)</w:t>
+              <w:t>0.054* (0.031)</w:t>
+            </w:r>
+          </w:p>
+        </w:tc>
+        <w:tc>
+          <w:p>
+            <w:pPr>
+              <w:pStyle w:val="Normal"/>
+              <w:jc w:val="center"/>
+            </w:pPr>
+            <w:r>
+              <w:t>0.038 (0.035)</w:t>
+            </w:r>
+          </w:p>
+        </w:tc>
+        <w:tc>
+          <w:p>
+            <w:pPr>
+              <w:pStyle w:val="Normal"/>
+              <w:jc w:val="center"/>
+            </w:pPr>
+            <w:r>
+              <w:t>0.106 (0.095)</w:t>
+            </w:r>
+          </w:p>
+        </w:tc>
+        <w:tc>
+          <w:p>
+            <w:pPr>
+              <w:pStyle w:val="Normal"/>
+              <w:jc w:val="center"/>
+            </w:pPr>
+            <w:r>
+              <w:t>0.039 (0.078)</w:t>
             </w:r>
           </w:p>
         </w:tc>
@@ -259,40 +259,40 @@
               <w:jc w:val="center"/>
             </w:pPr>
             <w:r>
-              <w:t>-0.002 (0.041)</w:t>
-            </w:r>
-          </w:p>
-        </w:tc>
-        <w:tc>
-          <w:p>
-            <w:pPr>
-              <w:pStyle w:val="Normal"/>
-              <w:jc w:val="center"/>
-            </w:pPr>
-            <w:r>
-              <w:t>0.010 (0.050)</w:t>
-            </w:r>
-          </w:p>
-        </w:tc>
-        <w:tc>
-          <w:p>
-            <w:pPr>
-              <w:pStyle w:val="Normal"/>
-              <w:jc w:val="center"/>
-            </w:pPr>
-            <w:r>
-              <w:t>0.011 (0.043)</w:t>
-            </w:r>
-          </w:p>
-        </w:tc>
-        <w:tc>
-          <w:p>
-            <w:pPr>
-              <w:pStyle w:val="Normal"/>
-              <w:jc w:val="center"/>
-            </w:pPr>
-            <w:r>
-              <w:t>0.014 (0.046)</w:t>
+              <w:t>0.025 (0.027)</w:t>
+            </w:r>
+          </w:p>
+        </w:tc>
+        <w:tc>
+          <w:p>
+            <w:pPr>
+              <w:pStyle w:val="Normal"/>
+              <w:jc w:val="center"/>
+            </w:pPr>
+            <w:r>
+              <w:t>0.028 (0.036)</w:t>
+            </w:r>
+          </w:p>
+        </w:tc>
+        <w:tc>
+          <w:p>
+            <w:pPr>
+              <w:pStyle w:val="Normal"/>
+              <w:jc w:val="center"/>
+            </w:pPr>
+            <w:r>
+              <w:t>0.092 (0.132)</w:t>
+            </w:r>
+          </w:p>
+        </w:tc>
+        <w:tc>
+          <w:p>
+            <w:pPr>
+              <w:pStyle w:val="Normal"/>
+              <w:jc w:val="center"/>
+            </w:pPr>
+            <w:r>
+              <w:t>0.127 (0.111)</w:t>
             </w:r>
           </w:p>
         </w:tc>
@@ -316,40 +316,40 @@
               <w:jc w:val="center"/>
             </w:pPr>
             <w:r>
-              <w:t>-0.022 (0.036)</w:t>
-            </w:r>
-          </w:p>
-        </w:tc>
-        <w:tc>
-          <w:p>
-            <w:pPr>
-              <w:pStyle w:val="Normal"/>
-              <w:jc w:val="center"/>
-            </w:pPr>
-            <w:r>
-              <w:t>-0.034 (0.040)</w:t>
-            </w:r>
-          </w:p>
-        </w:tc>
-        <w:tc>
-          <w:p>
-            <w:pPr>
-              <w:pStyle w:val="Normal"/>
-              <w:jc w:val="center"/>
-            </w:pPr>
-            <w:r>
-              <w:t>0.023 (0.038)</w:t>
-            </w:r>
-          </w:p>
-        </w:tc>
-        <w:tc>
-          <w:p>
-            <w:pPr>
-              <w:pStyle w:val="Normal"/>
-              <w:jc w:val="center"/>
-            </w:pPr>
-            <w:r>
-              <w:t>0.008 (0.041)</w:t>
+              <w:t>-0.044 (0.032)</w:t>
+            </w:r>
+          </w:p>
+        </w:tc>
+        <w:tc>
+          <w:p>
+            <w:pPr>
+              <w:pStyle w:val="Normal"/>
+              <w:jc w:val="center"/>
+            </w:pPr>
+            <w:r>
+              <w:t>-0.060 (0.038)</w:t>
+            </w:r>
+          </w:p>
+        </w:tc>
+        <w:tc>
+          <w:p>
+            <w:pPr>
+              <w:pStyle w:val="Normal"/>
+              <w:jc w:val="center"/>
+            </w:pPr>
+            <w:r>
+              <w:t>0.087 (0.083)</w:t>
+            </w:r>
+          </w:p>
+        </w:tc>
+        <w:tc>
+          <w:p>
+            <w:pPr>
+              <w:pStyle w:val="Normal"/>
+              <w:jc w:val="center"/>
+            </w:pPr>
+            <w:r>
+              <w:t>0.027 (0.089)</w:t>
             </w:r>
           </w:p>
         </w:tc>
@@ -373,40 +373,40 @@
               <w:jc w:val="center"/>
             </w:pPr>
             <w:r>
-              <w:t>0.027* (0.014)</w:t>
-            </w:r>
-          </w:p>
-        </w:tc>
-        <w:tc>
-          <w:p>
-            <w:pPr>
-              <w:pStyle w:val="Normal"/>
-              <w:jc w:val="center"/>
-            </w:pPr>
-            <w:r>
-              <w:t>0.028** (0.013)</w:t>
-            </w:r>
-          </w:p>
-        </w:tc>
-        <w:tc>
-          <w:p>
-            <w:pPr>
-              <w:pStyle w:val="Normal"/>
-              <w:jc w:val="center"/>
-            </w:pPr>
-            <w:r>
-              <w:t>-0.004 (0.015)</w:t>
-            </w:r>
-          </w:p>
-        </w:tc>
-        <w:tc>
-          <w:p>
-            <w:pPr>
-              <w:pStyle w:val="Normal"/>
-              <w:jc w:val="center"/>
-            </w:pPr>
-            <w:r>
-              <w:t>0.003 (0.013)</w:t>
+              <w:t>0.012 (0.016)</w:t>
+            </w:r>
+          </w:p>
+        </w:tc>
+        <w:tc>
+          <w:p>
+            <w:pPr>
+              <w:pStyle w:val="Normal"/>
+              <w:jc w:val="center"/>
+            </w:pPr>
+            <w:r>
+              <w:t>0.013 (0.017)</w:t>
+            </w:r>
+          </w:p>
+        </w:tc>
+        <w:tc>
+          <w:p>
+            <w:pPr>
+              <w:pStyle w:val="Normal"/>
+              <w:jc w:val="center"/>
+            </w:pPr>
+            <w:r>
+              <w:t>-0.158*** (0.053)</w:t>
+            </w:r>
+          </w:p>
+        </w:tc>
+        <w:tc>
+          <w:p>
+            <w:pPr>
+              <w:pStyle w:val="Normal"/>
+              <w:jc w:val="center"/>
+            </w:pPr>
+            <w:r>
+              <w:t>-0.134*** (0.042)</w:t>
             </w:r>
           </w:p>
         </w:tc>
@@ -430,40 +430,40 @@
               <w:jc w:val="center"/>
             </w:pPr>
             <w:r>
-              <w:t>-0.037 (0.024)</w:t>
-            </w:r>
-          </w:p>
-        </w:tc>
-        <w:tc>
-          <w:p>
-            <w:pPr>
-              <w:pStyle w:val="Normal"/>
-              <w:jc w:val="center"/>
-            </w:pPr>
-            <w:r>
-              <w:t>-0.033 (0.026)</w:t>
-            </w:r>
-          </w:p>
-        </w:tc>
-        <w:tc>
-          <w:p>
-            <w:pPr>
-              <w:pStyle w:val="Normal"/>
-              <w:jc w:val="center"/>
-            </w:pPr>
-            <w:r>
-              <w:t>-0.012 (0.026)</w:t>
-            </w:r>
-          </w:p>
-        </w:tc>
-        <w:tc>
-          <w:p>
-            <w:pPr>
-              <w:pStyle w:val="Normal"/>
-              <w:jc w:val="center"/>
-            </w:pPr>
-            <w:r>
-              <w:t>-0.007 (0.029)</w:t>
+              <w:t>0.008 (0.032)</w:t>
+            </w:r>
+          </w:p>
+        </w:tc>
+        <w:tc>
+          <w:p>
+            <w:pPr>
+              <w:pStyle w:val="Normal"/>
+              <w:jc w:val="center"/>
+            </w:pPr>
+            <w:r>
+              <w:t>0.033 (0.034)</w:t>
+            </w:r>
+          </w:p>
+        </w:tc>
+        <w:tc>
+          <w:p>
+            <w:pPr>
+              <w:pStyle w:val="Normal"/>
+              <w:jc w:val="center"/>
+            </w:pPr>
+            <w:r>
+              <w:t>-0.032 (0.075)</w:t>
+            </w:r>
+          </w:p>
+        </w:tc>
+        <w:tc>
+          <w:p>
+            <w:pPr>
+              <w:pStyle w:val="Normal"/>
+              <w:jc w:val="center"/>
+            </w:pPr>
+            <w:r>
+              <w:t>-0.010 (0.076)</w:t>
             </w:r>
           </w:p>
         </w:tc>
@@ -487,40 +487,40 @@
               <w:jc w:val="center"/>
             </w:pPr>
             <w:r>
-              <w:t>-0.002 (0.006)</w:t>
-            </w:r>
-          </w:p>
-        </w:tc>
-        <w:tc>
-          <w:p>
-            <w:pPr>
-              <w:pStyle w:val="Normal"/>
-              <w:jc w:val="center"/>
-            </w:pPr>
-            <w:r>
-              <w:t>-0.002 (0.006)</w:t>
-            </w:r>
-          </w:p>
-        </w:tc>
-        <w:tc>
-          <w:p>
-            <w:pPr>
-              <w:pStyle w:val="Normal"/>
-              <w:jc w:val="center"/>
-            </w:pPr>
-            <w:r>
-              <w:t>-0.004 (0.007)</w:t>
-            </w:r>
-          </w:p>
-        </w:tc>
-        <w:tc>
-          <w:p>
-            <w:pPr>
-              <w:pStyle w:val="Normal"/>
-              <w:jc w:val="center"/>
-            </w:pPr>
-            <w:r>
-              <w:t>-0.002 (0.007)</w:t>
+              <w:t>-0.003 (0.005)</w:t>
+            </w:r>
+          </w:p>
+        </w:tc>
+        <w:tc>
+          <w:p>
+            <w:pPr>
+              <w:pStyle w:val="Normal"/>
+              <w:jc w:val="center"/>
+            </w:pPr>
+            <w:r>
+              <w:t>-0.001 (0.005)</w:t>
+            </w:r>
+          </w:p>
+        </w:tc>
+        <w:tc>
+          <w:p>
+            <w:pPr>
+              <w:pStyle w:val="Normal"/>
+              <w:jc w:val="center"/>
+            </w:pPr>
+            <w:r>
+              <w:t>-0.027 (0.017)</w:t>
+            </w:r>
+          </w:p>
+        </w:tc>
+        <w:tc>
+          <w:p>
+            <w:pPr>
+              <w:pStyle w:val="Normal"/>
+              <w:jc w:val="center"/>
+            </w:pPr>
+            <w:r>
+              <w:t>-0.022 (0.017)</w:t>
             </w:r>
           </w:p>
         </w:tc>
@@ -555,7 +555,7 @@
               <w:jc w:val="center"/>
             </w:pPr>
             <w:r>
-              <w:t>-0.033 (0.032)</w:t>
+              <w:t>-0.087** (0.038)</w:t>
             </w:r>
           </w:p>
         </w:tc>
@@ -577,7 +577,7 @@
               <w:jc w:val="center"/>
             </w:pPr>
             <w:r>
-              <w:t>-0.084** (0.033)</w:t>
+              <w:t>-0.205** (0.092)</w:t>
             </w:r>
           </w:p>
         </w:tc>
@@ -612,7 +612,7 @@
               <w:jc w:val="center"/>
             </w:pPr>
             <w:r>
-              <w:t>-0.031 (0.043)</w:t>
+              <w:t>-0.048 (0.057)</w:t>
             </w:r>
           </w:p>
         </w:tc>
@@ -634,7 +634,7 @@
               <w:jc w:val="center"/>
             </w:pPr>
             <w:r>
-              <w:t>-0.070* (0.041)</w:t>
+              <w:t>-0.276 (0.189)</w:t>
             </w:r>
           </w:p>
         </w:tc>
@@ -669,7 +669,7 @@
               <w:jc w:val="center"/>
             </w:pPr>
             <w:r>
-              <w:t>-0.065 (0.065)</w:t>
+              <w:t>-0.120 (0.091)</w:t>
             </w:r>
           </w:p>
         </w:tc>
@@ -691,7 +691,7 @@
               <w:jc w:val="center"/>
             </w:pPr>
             <w:r>
-              <w:t>-0.041 (0.049)</w:t>
+              <w:t>-0.345*** (0.130)</w:t>
             </w:r>
           </w:p>
         </w:tc>
@@ -726,7 +726,7 @@
               <w:jc w:val="center"/>
             </w:pPr>
             <w:r>
-              <w:t>0.044 (0.047)</w:t>
+              <w:t>0.065* (0.035)</w:t>
             </w:r>
           </w:p>
         </w:tc>
@@ -748,7 +748,7 @@
               <w:jc w:val="center"/>
             </w:pPr>
             <w:r>
-              <w:t>0.078* (0.041)</w:t>
+              <w:t>0.367** (0.165)</w:t>
             </w:r>
           </w:p>
         </w:tc>
@@ -783,7 +783,7 @@
               <w:jc w:val="center"/>
             </w:pPr>
             <w:r>
-              <w:t>-0.020 (0.047)</w:t>
+              <w:t>-0.023 (0.027)</w:t>
             </w:r>
           </w:p>
         </w:tc>
@@ -805,7 +805,7 @@
               <w:jc w:val="center"/>
             </w:pPr>
             <w:r>
-              <w:t>-0.011 (0.042)</w:t>
+              <w:t>-0.082 (0.083)</w:t>
             </w:r>
           </w:p>
         </w:tc>
@@ -840,7 +840,7 @@
               <w:jc w:val="center"/>
             </w:pPr>
             <w:r>
-              <w:t>-0.036 (0.062)</w:t>
+              <w:t>0.086 (0.088)</w:t>
             </w:r>
           </w:p>
         </w:tc>
@@ -862,7 +862,7 @@
               <w:jc w:val="center"/>
             </w:pPr>
             <w:r>
-              <w:t>-0.047 (0.066)</w:t>
+              <w:t>-0.108 (0.165)</w:t>
             </w:r>
           </w:p>
         </w:tc>
@@ -932,51 +932,51 @@
               <w:jc w:val="left"/>
             </w:pPr>
             <w:r>
-              <w:t>Adjusted R-squared</w:t>
-            </w:r>
-          </w:p>
-        </w:tc>
-        <w:tc>
-          <w:p>
-            <w:pPr>
-              <w:pStyle w:val="Normal"/>
-              <w:jc w:val="center"/>
-            </w:pPr>
-            <w:r>
-              <w:t>0.401</w:t>
-            </w:r>
-          </w:p>
-        </w:tc>
-        <w:tc>
-          <w:p>
-            <w:pPr>
-              <w:pStyle w:val="Normal"/>
-              <w:jc w:val="center"/>
-            </w:pPr>
-            <w:r>
-              <w:t>0.400</w:t>
-            </w:r>
-          </w:p>
-        </w:tc>
-        <w:tc>
-          <w:p>
-            <w:pPr>
-              <w:pStyle w:val="Normal"/>
-              <w:jc w:val="center"/>
-            </w:pPr>
-            <w:r>
-              <w:t>0.143</w:t>
-            </w:r>
-          </w:p>
-        </w:tc>
-        <w:tc>
-          <w:p>
-            <w:pPr>
-              <w:pStyle w:val="Normal"/>
-              <w:jc w:val="center"/>
-            </w:pPr>
-            <w:r>
-              <w:t>0.148</w:t>
+              <w:t>AIC</w:t>
+            </w:r>
+          </w:p>
+        </w:tc>
+        <w:tc>
+          <w:p>
+            <w:pPr>
+              <w:pStyle w:val="Normal"/>
+              <w:jc w:val="center"/>
+            </w:pPr>
+            <w:r>
+              <w:t>3198.048</w:t>
+            </w:r>
+          </w:p>
+        </w:tc>
+        <w:tc>
+          <w:p>
+            <w:pPr>
+              <w:pStyle w:val="Normal"/>
+              <w:jc w:val="center"/>
+            </w:pPr>
+            <w:r>
+              <w:t>3193.301</w:t>
+            </w:r>
+          </w:p>
+        </w:tc>
+        <w:tc>
+          <w:p>
+            <w:pPr>
+              <w:pStyle w:val="Normal"/>
+              <w:jc w:val="center"/>
+            </w:pPr>
+            <w:r>
+              <w:t>3250.227</w:t>
+            </w:r>
+          </w:p>
+        </w:tc>
+        <w:tc>
+          <w:p>
+            <w:pPr>
+              <w:pStyle w:val="Normal"/>
+              <w:jc w:val="center"/>
+            </w:pPr>
+            <w:r>
+              <w:t>3230.694</w:t>
             </w:r>
           </w:p>
         </w:tc>
@@ -1000,40 +1000,40 @@
               <w:jc w:val="center"/>
             </w:pPr>
             <w:r>
-              <w:t>708</w:t>
-            </w:r>
-          </w:p>
-        </w:tc>
-        <w:tc>
-          <w:p>
-            <w:pPr>
-              <w:pStyle w:val="Normal"/>
-              <w:jc w:val="center"/>
-            </w:pPr>
-            <w:r>
-              <w:t>708</w:t>
-            </w:r>
-          </w:p>
-        </w:tc>
-        <w:tc>
-          <w:p>
-            <w:pPr>
-              <w:pStyle w:val="Normal"/>
-              <w:jc w:val="center"/>
-            </w:pPr>
-            <w:r>
-              <w:t>708</w:t>
-            </w:r>
-          </w:p>
-        </w:tc>
-        <w:tc>
-          <w:p>
-            <w:pPr>
-              <w:pStyle w:val="Normal"/>
-              <w:jc w:val="center"/>
-            </w:pPr>
-            <w:r>
-              <w:t>708</w:t>
+              <w:t>650</w:t>
+            </w:r>
+          </w:p>
+        </w:tc>
+        <w:tc>
+          <w:p>
+            <w:pPr>
+              <w:pStyle w:val="Normal"/>
+              <w:jc w:val="center"/>
+            </w:pPr>
+            <w:r>
+              <w:t>650</w:t>
+            </w:r>
+          </w:p>
+        </w:tc>
+        <w:tc>
+          <w:p>
+            <w:pPr>
+              <w:pStyle w:val="Normal"/>
+              <w:jc w:val="center"/>
+            </w:pPr>
+            <w:r>
+              <w:t>606</w:t>
+            </w:r>
+          </w:p>
+        </w:tc>
+        <w:tc>
+          <w:p>
+            <w:pPr>
+              <w:pStyle w:val="Normal"/>
+              <w:jc w:val="center"/>
+            </w:pPr>
+            <w:r>
+              <w:t>606</w:t>
             </w:r>
           </w:p>
         </w:tc>

--- a/results/supplement/Table_S6.docx
+++ b/results/supplement/Table_S6.docx
@@ -20,51 +20,70 @@
               <w:jc w:val="left"/>
             </w:pPr>
             <w:r>
-              <w:t>Variable</w:t>
-            </w:r>
-          </w:p>
-        </w:tc>
-        <w:tc>
-          <w:p>
-            <w:pPr>
-              <w:pStyle w:val="Normal"/>
-              <w:jc w:val="center"/>
-            </w:pPr>
-            <w:r>
-              <w:t>0% heterogeneity: Model 1 Estimate (SE)</w:t>
-            </w:r>
-          </w:p>
-        </w:tc>
-        <w:tc>
-          <w:p>
-            <w:pPr>
-              <w:pStyle w:val="Normal"/>
-              <w:jc w:val="center"/>
-            </w:pPr>
-            <w:r>
-              <w:t>0% heterogeneity: Model 2 Estimate (SE)</w:t>
-            </w:r>
-          </w:p>
-        </w:tc>
-        <w:tc>
-          <w:p>
-            <w:pPr>
-              <w:pStyle w:val="Normal"/>
-              <w:jc w:val="center"/>
-            </w:pPr>
-            <w:r>
-              <w:t>50% heterogeneity: Model 1 Estimate (SE)</w:t>
-            </w:r>
-          </w:p>
-        </w:tc>
-        <w:tc>
-          <w:p>
-            <w:pPr>
-              <w:pStyle w:val="Normal"/>
-              <w:jc w:val="center"/>
-            </w:pPr>
-            <w:r>
-              <w:t>50% heterogeneity: Model 2 Estimate (SE)</w:t>
+              <w:t>Subfield</w:t>
+            </w:r>
+          </w:p>
+        </w:tc>
+        <w:tc>
+          <w:p>
+            <w:pPr>
+              <w:pStyle w:val="Normal"/>
+              <w:jc w:val="center"/>
+            </w:pPr>
+            <w:r>
+              <w:t>Measure</w:t>
+            </w:r>
+          </w:p>
+        </w:tc>
+        <w:tc>
+          <w:p>
+            <w:pPr>
+              <w:pStyle w:val="Normal"/>
+              <w:jc w:val="center"/>
+            </w:pPr>
+            <w:r>
+              <w:t>(1)
+Half the meta-average
+Difference [95% CI]</w:t>
+            </w:r>
+          </w:p>
+        </w:tc>
+        <w:tc>
+          <w:p>
+            <w:pPr>
+              <w:pStyle w:val="Normal"/>
+              <w:jc w:val="center"/>
+            </w:pPr>
+            <w:r>
+              <w:t>(2)
+Half the meta-average and 25% genuine heterogeneity
+Difference [95% CI]</w:t>
+            </w:r>
+          </w:p>
+        </w:tc>
+        <w:tc>
+          <w:p>
+            <w:pPr>
+              <w:pStyle w:val="Normal"/>
+              <w:jc w:val="center"/>
+            </w:pPr>
+            <w:r>
+              <w:t>(3)
+Half the meta-average and 50% genuine heterogeneity
+Difference [95% CI]</w:t>
+            </w:r>
+          </w:p>
+        </w:tc>
+        <w:tc>
+          <w:p>
+            <w:pPr>
+              <w:pStyle w:val="Normal"/>
+              <w:jc w:val="center"/>
+            </w:pPr>
+            <w:r>
+              <w:t>(4)
+Half the meta-average and 75% genuine heterogeneity
+Difference [95% CI]</w:t>
             </w:r>
           </w:p>
         </w:tc>
@@ -77,51 +96,62 @@
               <w:jc w:val="left"/>
             </w:pPr>
             <w:r>
-              <w:t>Intercept</w:t>
-            </w:r>
-          </w:p>
-        </w:tc>
-        <w:tc>
-          <w:p>
-            <w:pPr>
-              <w:pStyle w:val="Normal"/>
-              <w:jc w:val="center"/>
-            </w:pPr>
-            <w:r>
-              <w:t>5.467 (9.849)</w:t>
-            </w:r>
-          </w:p>
-        </w:tc>
-        <w:tc>
-          <w:p>
-            <w:pPr>
-              <w:pStyle w:val="Normal"/>
-              <w:jc w:val="center"/>
-            </w:pPr>
-            <w:r>
-              <w:t>2.031 (10.238)</w:t>
-            </w:r>
-          </w:p>
-        </w:tc>
-        <w:tc>
-          <w:p>
-            <w:pPr>
-              <w:pStyle w:val="Normal"/>
-              <w:jc w:val="center"/>
-            </w:pPr>
-            <w:r>
-              <w:t>54.661 (33.477)</w:t>
-            </w:r>
-          </w:p>
-        </w:tc>
-        <w:tc>
-          <w:p>
-            <w:pPr>
-              <w:pStyle w:val="Normal"/>
-              <w:jc w:val="center"/>
-            </w:pPr>
-            <w:r>
-              <w:t>43.721 (34.893)</w:t>
+              <w:t>Ecology</w:t>
+            </w:r>
+          </w:p>
+        </w:tc>
+        <w:tc>
+          <w:p>
+            <w:pPr>
+              <w:pStyle w:val="Normal"/>
+              <w:jc w:val="center"/>
+            </w:pPr>
+            <w:r>
+              <w:t>ESR_{0.05}^{sig}</w:t>
+            </w:r>
+          </w:p>
+        </w:tc>
+        <w:tc>
+          <w:p>
+            <w:pPr>
+              <w:pStyle w:val="Normal"/>
+              <w:jc w:val="center"/>
+            </w:pPr>
+            <w:r>
+              <w:t>0.389 [0.31, 0.483]</w:t>
+            </w:r>
+          </w:p>
+        </w:tc>
+        <w:tc>
+          <w:p>
+            <w:pPr>
+              <w:pStyle w:val="Normal"/>
+              <w:jc w:val="center"/>
+            </w:pPr>
+            <w:r>
+              <w:t>0.305 [0.25, 0.369]</w:t>
+            </w:r>
+          </w:p>
+        </w:tc>
+        <w:tc>
+          <w:p>
+            <w:pPr>
+              <w:pStyle w:val="Normal"/>
+              <w:jc w:val="center"/>
+            </w:pPr>
+            <w:r>
+              <w:t>0.24 [0.193, 0.292]</w:t>
+            </w:r>
+          </w:p>
+        </w:tc>
+        <w:tc>
+          <w:p>
+            <w:pPr>
+              <w:pStyle w:val="Normal"/>
+              <w:jc w:val="center"/>
+            </w:pPr>
+            <w:r>
+              <w:t>0.191 [0.147, 0.235]</w:t>
             </w:r>
           </w:p>
         </w:tc>
@@ -134,51 +164,62 @@
               <w:jc w:val="left"/>
             </w:pPr>
             <w:r>
-              <w:t>Median power</w:t>
-            </w:r>
-          </w:p>
-        </w:tc>
-        <w:tc>
-          <w:p>
-            <w:pPr>
-              <w:pStyle w:val="Normal"/>
-              <w:jc w:val="center"/>
-            </w:pPr>
-            <w:r>
-              <w:t>-0.017*** (0.001)</w:t>
-            </w:r>
-          </w:p>
-        </w:tc>
-        <w:tc>
-          <w:p>
-            <w:pPr>
-              <w:pStyle w:val="Normal"/>
-              <w:jc w:val="center"/>
-            </w:pPr>
-            <w:r>
-              <w:t>-0.017*** (0.001)</w:t>
-            </w:r>
-          </w:p>
-        </w:tc>
-        <w:tc>
-          <w:p>
-            <w:pPr>
-              <w:pStyle w:val="Normal"/>
-              <w:jc w:val="center"/>
-            </w:pPr>
-            <w:r>
-              <w:t>-0.015*** (0.002)</w:t>
-            </w:r>
-          </w:p>
-        </w:tc>
-        <w:tc>
-          <w:p>
-            <w:pPr>
-              <w:pStyle w:val="Normal"/>
-              <w:jc w:val="center"/>
-            </w:pPr>
-            <w:r>
-              <w:t>-0.014*** (0.002)</w:t>
+              <w:t>Ecology</w:t>
+            </w:r>
+          </w:p>
+        </w:tc>
+        <w:tc>
+          <w:p>
+            <w:pPr>
+              <w:pStyle w:val="Normal"/>
+              <w:jc w:val="center"/>
+            </w:pPr>
+            <w:r>
+              <w:t>No. of meta-analyses</w:t>
+            </w:r>
+          </w:p>
+        </w:tc>
+        <w:tc>
+          <w:p>
+            <w:pPr>
+              <w:pStyle w:val="Normal"/>
+              <w:jc w:val="center"/>
+            </w:pPr>
+            <w:r>
+              <w:t>162</w:t>
+            </w:r>
+          </w:p>
+        </w:tc>
+        <w:tc>
+          <w:p>
+            <w:pPr>
+              <w:pStyle w:val="Normal"/>
+              <w:jc w:val="center"/>
+            </w:pPr>
+            <w:r>
+              <w:t>162</w:t>
+            </w:r>
+          </w:p>
+        </w:tc>
+        <w:tc>
+          <w:p>
+            <w:pPr>
+              <w:pStyle w:val="Normal"/>
+              <w:jc w:val="center"/>
+            </w:pPr>
+            <w:r>
+              <w:t>162</w:t>
+            </w:r>
+          </w:p>
+        </w:tc>
+        <w:tc>
+          <w:p>
+            <w:pPr>
+              <w:pStyle w:val="Normal"/>
+              <w:jc w:val="center"/>
+            </w:pPr>
+            <w:r>
+              <w:t>162</w:t>
             </w:r>
           </w:p>
         </w:tc>
@@ -191,51 +232,62 @@
               <w:jc w:val="left"/>
             </w:pPr>
             <w:r>
-              <w:t>Experimental research design? (yes)</w:t>
-            </w:r>
-          </w:p>
-        </w:tc>
-        <w:tc>
-          <w:p>
-            <w:pPr>
-              <w:pStyle w:val="Normal"/>
-              <w:jc w:val="center"/>
-            </w:pPr>
-            <w:r>
-              <w:t>0.054* (0.031)</w:t>
-            </w:r>
-          </w:p>
-        </w:tc>
-        <w:tc>
-          <w:p>
-            <w:pPr>
-              <w:pStyle w:val="Normal"/>
-              <w:jc w:val="center"/>
-            </w:pPr>
-            <w:r>
-              <w:t>0.038 (0.035)</w:t>
-            </w:r>
-          </w:p>
-        </w:tc>
-        <w:tc>
-          <w:p>
-            <w:pPr>
-              <w:pStyle w:val="Normal"/>
-              <w:jc w:val="center"/>
-            </w:pPr>
-            <w:r>
-              <w:t>0.106 (0.095)</w:t>
-            </w:r>
-          </w:p>
-        </w:tc>
-        <w:tc>
-          <w:p>
-            <w:pPr>
-              <w:pStyle w:val="Normal"/>
-              <w:jc w:val="center"/>
-            </w:pPr>
-            <w:r>
-              <w:t>0.039 (0.078)</w:t>
+              <w:t>Ecology</w:t>
+            </w:r>
+          </w:p>
+        </w:tc>
+        <w:tc>
+          <w:p>
+            <w:pPr>
+              <w:pStyle w:val="Normal"/>
+              <w:jc w:val="center"/>
+            </w:pPr>
+            <w:r>
+              <w:t>No. of tests</w:t>
+            </w:r>
+          </w:p>
+        </w:tc>
+        <w:tc>
+          <w:p>
+            <w:pPr>
+              <w:pStyle w:val="Normal"/>
+              <w:jc w:val="center"/>
+            </w:pPr>
+            <w:r>
+              <w:t>20032</w:t>
+            </w:r>
+          </w:p>
+        </w:tc>
+        <w:tc>
+          <w:p>
+            <w:pPr>
+              <w:pStyle w:val="Normal"/>
+              <w:jc w:val="center"/>
+            </w:pPr>
+            <w:r>
+              <w:t>20032</w:t>
+            </w:r>
+          </w:p>
+        </w:tc>
+        <w:tc>
+          <w:p>
+            <w:pPr>
+              <w:pStyle w:val="Normal"/>
+              <w:jc w:val="center"/>
+            </w:pPr>
+            <w:r>
+              <w:t>20032</w:t>
+            </w:r>
+          </w:p>
+        </w:tc>
+        <w:tc>
+          <w:p>
+            <w:pPr>
+              <w:pStyle w:val="Normal"/>
+              <w:jc w:val="center"/>
+            </w:pPr>
+            <w:r>
+              <w:t>20032</w:t>
             </w:r>
           </w:p>
         </w:tc>
@@ -248,51 +300,62 @@
               <w:jc w:val="left"/>
             </w:pPr>
             <w:r>
-              <w:t>Followed reporting guidelines? (yes)</w:t>
-            </w:r>
-          </w:p>
-        </w:tc>
-        <w:tc>
-          <w:p>
-            <w:pPr>
-              <w:pStyle w:val="Normal"/>
-              <w:jc w:val="center"/>
-            </w:pPr>
-            <w:r>
-              <w:t>0.025 (0.027)</w:t>
-            </w:r>
-          </w:p>
-        </w:tc>
-        <w:tc>
-          <w:p>
-            <w:pPr>
-              <w:pStyle w:val="Normal"/>
-              <w:jc w:val="center"/>
-            </w:pPr>
-            <w:r>
-              <w:t>0.028 (0.036)</w:t>
-            </w:r>
-          </w:p>
-        </w:tc>
-        <w:tc>
-          <w:p>
-            <w:pPr>
-              <w:pStyle w:val="Normal"/>
-              <w:jc w:val="center"/>
-            </w:pPr>
-            <w:r>
-              <w:t>0.092 (0.132)</w:t>
-            </w:r>
-          </w:p>
-        </w:tc>
-        <w:tc>
-          <w:p>
-            <w:pPr>
-              <w:pStyle w:val="Normal"/>
-              <w:jc w:val="center"/>
-            </w:pPr>
-            <w:r>
-              <w:t>0.127 (0.111)</w:t>
+              <w:t>Environmental Chemistry</w:t>
+            </w:r>
+          </w:p>
+        </w:tc>
+        <w:tc>
+          <w:p>
+            <w:pPr>
+              <w:pStyle w:val="Normal"/>
+              <w:jc w:val="center"/>
+            </w:pPr>
+            <w:r>
+              <w:t>ESR_{0.05}^{sig}</w:t>
+            </w:r>
+          </w:p>
+        </w:tc>
+        <w:tc>
+          <w:p>
+            <w:pPr>
+              <w:pStyle w:val="Normal"/>
+              <w:jc w:val="center"/>
+            </w:pPr>
+            <w:r>
+              <w:t>0.457 [0.375, 0.525]</w:t>
+            </w:r>
+          </w:p>
+        </w:tc>
+        <w:tc>
+          <w:p>
+            <w:pPr>
+              <w:pStyle w:val="Normal"/>
+              <w:jc w:val="center"/>
+            </w:pPr>
+            <w:r>
+              <w:t>0.318 [0.269, 0.366]</w:t>
+            </w:r>
+          </w:p>
+        </w:tc>
+        <w:tc>
+          <w:p>
+            <w:pPr>
+              <w:pStyle w:val="Normal"/>
+              <w:jc w:val="center"/>
+            </w:pPr>
+            <w:r>
+              <w:t>0.211 [0.164, 0.262]</w:t>
+            </w:r>
+          </w:p>
+        </w:tc>
+        <w:tc>
+          <w:p>
+            <w:pPr>
+              <w:pStyle w:val="Normal"/>
+              <w:jc w:val="center"/>
+            </w:pPr>
+            <w:r>
+              <w:t>0.131 [0.082, 0.189]</w:t>
             </w:r>
           </w:p>
         </w:tc>
@@ -305,51 +368,62 @@
               <w:jc w:val="left"/>
             </w:pPr>
             <w:r>
-              <w:t>Protocol registered? (yes)</w:t>
-            </w:r>
-          </w:p>
-        </w:tc>
-        <w:tc>
-          <w:p>
-            <w:pPr>
-              <w:pStyle w:val="Normal"/>
-              <w:jc w:val="center"/>
-            </w:pPr>
-            <w:r>
-              <w:t>-0.044 (0.032)</w:t>
-            </w:r>
-          </w:p>
-        </w:tc>
-        <w:tc>
-          <w:p>
-            <w:pPr>
-              <w:pStyle w:val="Normal"/>
-              <w:jc w:val="center"/>
-            </w:pPr>
-            <w:r>
-              <w:t>-0.060 (0.038)</w:t>
-            </w:r>
-          </w:p>
-        </w:tc>
-        <w:tc>
-          <w:p>
-            <w:pPr>
-              <w:pStyle w:val="Normal"/>
-              <w:jc w:val="center"/>
-            </w:pPr>
-            <w:r>
-              <w:t>0.087 (0.083)</w:t>
-            </w:r>
-          </w:p>
-        </w:tc>
-        <w:tc>
-          <w:p>
-            <w:pPr>
-              <w:pStyle w:val="Normal"/>
-              <w:jc w:val="center"/>
-            </w:pPr>
-            <w:r>
-              <w:t>0.027 (0.089)</w:t>
+              <w:t>Environmental Chemistry</w:t>
+            </w:r>
+          </w:p>
+        </w:tc>
+        <w:tc>
+          <w:p>
+            <w:pPr>
+              <w:pStyle w:val="Normal"/>
+              <w:jc w:val="center"/>
+            </w:pPr>
+            <w:r>
+              <w:t>No. of meta-analyses</w:t>
+            </w:r>
+          </w:p>
+        </w:tc>
+        <w:tc>
+          <w:p>
+            <w:pPr>
+              <w:pStyle w:val="Normal"/>
+              <w:jc w:val="center"/>
+            </w:pPr>
+            <w:r>
+              <w:t>65</w:t>
+            </w:r>
+          </w:p>
+        </w:tc>
+        <w:tc>
+          <w:p>
+            <w:pPr>
+              <w:pStyle w:val="Normal"/>
+              <w:jc w:val="center"/>
+            </w:pPr>
+            <w:r>
+              <w:t>65</w:t>
+            </w:r>
+          </w:p>
+        </w:tc>
+        <w:tc>
+          <w:p>
+            <w:pPr>
+              <w:pStyle w:val="Normal"/>
+              <w:jc w:val="center"/>
+            </w:pPr>
+            <w:r>
+              <w:t>65</w:t>
+            </w:r>
+          </w:p>
+        </w:tc>
+        <w:tc>
+          <w:p>
+            <w:pPr>
+              <w:pStyle w:val="Normal"/>
+              <w:jc w:val="center"/>
+            </w:pPr>
+            <w:r>
+              <w:t>65</w:t>
             </w:r>
           </w:p>
         </w:tc>
@@ -362,51 +436,62 @@
               <w:jc w:val="left"/>
             </w:pPr>
             <w:r>
-              <w:t>Log number of independent studies</w:t>
-            </w:r>
-          </w:p>
-        </w:tc>
-        <w:tc>
-          <w:p>
-            <w:pPr>
-              <w:pStyle w:val="Normal"/>
-              <w:jc w:val="center"/>
-            </w:pPr>
-            <w:r>
-              <w:t>0.012 (0.016)</w:t>
-            </w:r>
-          </w:p>
-        </w:tc>
-        <w:tc>
-          <w:p>
-            <w:pPr>
-              <w:pStyle w:val="Normal"/>
-              <w:jc w:val="center"/>
-            </w:pPr>
-            <w:r>
-              <w:t>0.013 (0.017)</w:t>
-            </w:r>
-          </w:p>
-        </w:tc>
-        <w:tc>
-          <w:p>
-            <w:pPr>
-              <w:pStyle w:val="Normal"/>
-              <w:jc w:val="center"/>
-            </w:pPr>
-            <w:r>
-              <w:t>-0.158*** (0.053)</w:t>
-            </w:r>
-          </w:p>
-        </w:tc>
-        <w:tc>
-          <w:p>
-            <w:pPr>
-              <w:pStyle w:val="Normal"/>
-              <w:jc w:val="center"/>
-            </w:pPr>
-            <w:r>
-              <w:t>-0.134*** (0.042)</w:t>
+              <w:t>Environmental Chemistry</w:t>
+            </w:r>
+          </w:p>
+        </w:tc>
+        <w:tc>
+          <w:p>
+            <w:pPr>
+              <w:pStyle w:val="Normal"/>
+              <w:jc w:val="center"/>
+            </w:pPr>
+            <w:r>
+              <w:t>No. of tests</w:t>
+            </w:r>
+          </w:p>
+        </w:tc>
+        <w:tc>
+          <w:p>
+            <w:pPr>
+              <w:pStyle w:val="Normal"/>
+              <w:jc w:val="center"/>
+            </w:pPr>
+            <w:r>
+              <w:t>8523</w:t>
+            </w:r>
+          </w:p>
+        </w:tc>
+        <w:tc>
+          <w:p>
+            <w:pPr>
+              <w:pStyle w:val="Normal"/>
+              <w:jc w:val="center"/>
+            </w:pPr>
+            <w:r>
+              <w:t>8523</w:t>
+            </w:r>
+          </w:p>
+        </w:tc>
+        <w:tc>
+          <w:p>
+            <w:pPr>
+              <w:pStyle w:val="Normal"/>
+              <w:jc w:val="center"/>
+            </w:pPr>
+            <w:r>
+              <w:t>8523</w:t>
+            </w:r>
+          </w:p>
+        </w:tc>
+        <w:tc>
+          <w:p>
+            <w:pPr>
+              <w:pStyle w:val="Normal"/>
+              <w:jc w:val="center"/>
+            </w:pPr>
+            <w:r>
+              <w:t>8523</w:t>
             </w:r>
           </w:p>
         </w:tc>
@@ -419,51 +504,62 @@
               <w:jc w:val="left"/>
             </w:pPr>
             <w:r>
-              <w:t>Log journal impact factor</w:t>
-            </w:r>
-          </w:p>
-        </w:tc>
-        <w:tc>
-          <w:p>
-            <w:pPr>
-              <w:pStyle w:val="Normal"/>
-              <w:jc w:val="center"/>
-            </w:pPr>
-            <w:r>
-              <w:t>0.008 (0.032)</w:t>
-            </w:r>
-          </w:p>
-        </w:tc>
-        <w:tc>
-          <w:p>
-            <w:pPr>
-              <w:pStyle w:val="Normal"/>
-              <w:jc w:val="center"/>
-            </w:pPr>
-            <w:r>
-              <w:t>0.033 (0.034)</w:t>
-            </w:r>
-          </w:p>
-        </w:tc>
-        <w:tc>
-          <w:p>
-            <w:pPr>
-              <w:pStyle w:val="Normal"/>
-              <w:jc w:val="center"/>
-            </w:pPr>
-            <w:r>
-              <w:t>-0.032 (0.075)</w:t>
-            </w:r>
-          </w:p>
-        </w:tc>
-        <w:tc>
-          <w:p>
-            <w:pPr>
-              <w:pStyle w:val="Normal"/>
-              <w:jc w:val="center"/>
-            </w:pPr>
-            <w:r>
-              <w:t>-0.010 (0.076)</w:t>
+              <w:t>Environmental Engineering</w:t>
+            </w:r>
+          </w:p>
+        </w:tc>
+        <w:tc>
+          <w:p>
+            <w:pPr>
+              <w:pStyle w:val="Normal"/>
+              <w:jc w:val="center"/>
+            </w:pPr>
+            <w:r>
+              <w:t>ESR_{0.05}^{sig}</w:t>
+            </w:r>
+          </w:p>
+        </w:tc>
+        <w:tc>
+          <w:p>
+            <w:pPr>
+              <w:pStyle w:val="Normal"/>
+              <w:jc w:val="center"/>
+            </w:pPr>
+            <w:r>
+              <w:t>0.386 [0.33, 0.434]</w:t>
+            </w:r>
+          </w:p>
+        </w:tc>
+        <w:tc>
+          <w:p>
+            <w:pPr>
+              <w:pStyle w:val="Normal"/>
+              <w:jc w:val="center"/>
+            </w:pPr>
+            <w:r>
+              <w:t>0.244 [0.211, 0.274]</w:t>
+            </w:r>
+          </w:p>
+        </w:tc>
+        <w:tc>
+          <w:p>
+            <w:pPr>
+              <w:pStyle w:val="Normal"/>
+              <w:jc w:val="center"/>
+            </w:pPr>
+            <w:r>
+              <w:t>0.13 [0.095, 0.169]</w:t>
+            </w:r>
+          </w:p>
+        </w:tc>
+        <w:tc>
+          <w:p>
+            <w:pPr>
+              <w:pStyle w:val="Normal"/>
+              <w:jc w:val="center"/>
+            </w:pPr>
+            <w:r>
+              <w:t>0.051 [0.014, 0.095]</w:t>
             </w:r>
           </w:p>
         </w:tc>
@@ -476,51 +572,62 @@
               <w:jc w:val="left"/>
             </w:pPr>
             <w:r>
-              <w:t>Publication year</w:t>
-            </w:r>
-          </w:p>
-        </w:tc>
-        <w:tc>
-          <w:p>
-            <w:pPr>
-              <w:pStyle w:val="Normal"/>
-              <w:jc w:val="center"/>
-            </w:pPr>
-            <w:r>
-              <w:t>-0.003 (0.005)</w:t>
-            </w:r>
-          </w:p>
-        </w:tc>
-        <w:tc>
-          <w:p>
-            <w:pPr>
-              <w:pStyle w:val="Normal"/>
-              <w:jc w:val="center"/>
-            </w:pPr>
-            <w:r>
-              <w:t>-0.001 (0.005)</w:t>
-            </w:r>
-          </w:p>
-        </w:tc>
-        <w:tc>
-          <w:p>
-            <w:pPr>
-              <w:pStyle w:val="Normal"/>
-              <w:jc w:val="center"/>
-            </w:pPr>
-            <w:r>
-              <w:t>-0.027 (0.017)</w:t>
-            </w:r>
-          </w:p>
-        </w:tc>
-        <w:tc>
-          <w:p>
-            <w:pPr>
-              <w:pStyle w:val="Normal"/>
-              <w:jc w:val="center"/>
-            </w:pPr>
-            <w:r>
-              <w:t>-0.022 (0.017)</w:t>
+              <w:t>Environmental Engineering</w:t>
+            </w:r>
+          </w:p>
+        </w:tc>
+        <w:tc>
+          <w:p>
+            <w:pPr>
+              <w:pStyle w:val="Normal"/>
+              <w:jc w:val="center"/>
+            </w:pPr>
+            <w:r>
+              <w:t>No. of meta-analyses</w:t>
+            </w:r>
+          </w:p>
+        </w:tc>
+        <w:tc>
+          <w:p>
+            <w:pPr>
+              <w:pStyle w:val="Normal"/>
+              <w:jc w:val="center"/>
+            </w:pPr>
+            <w:r>
+              <w:t>40</w:t>
+            </w:r>
+          </w:p>
+        </w:tc>
+        <w:tc>
+          <w:p>
+            <w:pPr>
+              <w:pStyle w:val="Normal"/>
+              <w:jc w:val="center"/>
+            </w:pPr>
+            <w:r>
+              <w:t>40</w:t>
+            </w:r>
+          </w:p>
+        </w:tc>
+        <w:tc>
+          <w:p>
+            <w:pPr>
+              <w:pStyle w:val="Normal"/>
+              <w:jc w:val="center"/>
+            </w:pPr>
+            <w:r>
+              <w:t>40</w:t>
+            </w:r>
+          </w:p>
+        </w:tc>
+        <w:tc>
+          <w:p>
+            <w:pPr>
+              <w:pStyle w:val="Normal"/>
+              <w:jc w:val="center"/>
+            </w:pPr>
+            <w:r>
+              <w:t>40</w:t>
             </w:r>
           </w:p>
         </w:tc>
@@ -533,51 +640,62 @@
               <w:jc w:val="left"/>
             </w:pPr>
             <w:r>
-              <w:t>Environmental Chemistry</w:t>
-            </w:r>
-          </w:p>
-        </w:tc>
-        <w:tc>
-          <w:p>
-            <w:pPr>
-              <w:pStyle w:val="Normal"/>
-              <w:jc w:val="center"/>
-            </w:pPr>
-            <w:r>
-              <w:t/>
-            </w:r>
-          </w:p>
-        </w:tc>
-        <w:tc>
-          <w:p>
-            <w:pPr>
-              <w:pStyle w:val="Normal"/>
-              <w:jc w:val="center"/>
-            </w:pPr>
-            <w:r>
-              <w:t>-0.087** (0.038)</w:t>
-            </w:r>
-          </w:p>
-        </w:tc>
-        <w:tc>
-          <w:p>
-            <w:pPr>
-              <w:pStyle w:val="Normal"/>
-              <w:jc w:val="center"/>
-            </w:pPr>
-            <w:r>
-              <w:t/>
-            </w:r>
-          </w:p>
-        </w:tc>
-        <w:tc>
-          <w:p>
-            <w:pPr>
-              <w:pStyle w:val="Normal"/>
-              <w:jc w:val="center"/>
-            </w:pPr>
-            <w:r>
-              <w:t>-0.205** (0.092)</w:t>
+              <w:t>Environmental Engineering</w:t>
+            </w:r>
+          </w:p>
+        </w:tc>
+        <w:tc>
+          <w:p>
+            <w:pPr>
+              <w:pStyle w:val="Normal"/>
+              <w:jc w:val="center"/>
+            </w:pPr>
+            <w:r>
+              <w:t>No. of tests</w:t>
+            </w:r>
+          </w:p>
+        </w:tc>
+        <w:tc>
+          <w:p>
+            <w:pPr>
+              <w:pStyle w:val="Normal"/>
+              <w:jc w:val="center"/>
+            </w:pPr>
+            <w:r>
+              <w:t>12217</w:t>
+            </w:r>
+          </w:p>
+        </w:tc>
+        <w:tc>
+          <w:p>
+            <w:pPr>
+              <w:pStyle w:val="Normal"/>
+              <w:jc w:val="center"/>
+            </w:pPr>
+            <w:r>
+              <w:t>12217</w:t>
+            </w:r>
+          </w:p>
+        </w:tc>
+        <w:tc>
+          <w:p>
+            <w:pPr>
+              <w:pStyle w:val="Normal"/>
+              <w:jc w:val="center"/>
+            </w:pPr>
+            <w:r>
+              <w:t>12217</w:t>
+            </w:r>
+          </w:p>
+        </w:tc>
+        <w:tc>
+          <w:p>
+            <w:pPr>
+              <w:pStyle w:val="Normal"/>
+              <w:jc w:val="center"/>
+            </w:pPr>
+            <w:r>
+              <w:t>12217</w:t>
             </w:r>
           </w:p>
         </w:tc>
@@ -590,51 +708,62 @@
               <w:jc w:val="left"/>
             </w:pPr>
             <w:r>
-              <w:t>Environmental Engineering</w:t>
-            </w:r>
-          </w:p>
-        </w:tc>
-        <w:tc>
-          <w:p>
-            <w:pPr>
-              <w:pStyle w:val="Normal"/>
-              <w:jc w:val="center"/>
-            </w:pPr>
-            <w:r>
-              <w:t/>
-            </w:r>
-          </w:p>
-        </w:tc>
-        <w:tc>
-          <w:p>
-            <w:pPr>
-              <w:pStyle w:val="Normal"/>
-              <w:jc w:val="center"/>
-            </w:pPr>
-            <w:r>
-              <w:t>-0.048 (0.057)</w:t>
-            </w:r>
-          </w:p>
-        </w:tc>
-        <w:tc>
-          <w:p>
-            <w:pPr>
-              <w:pStyle w:val="Normal"/>
-              <w:jc w:val="center"/>
-            </w:pPr>
-            <w:r>
-              <w:t/>
-            </w:r>
-          </w:p>
-        </w:tc>
-        <w:tc>
-          <w:p>
-            <w:pPr>
-              <w:pStyle w:val="Normal"/>
-              <w:jc w:val="center"/>
-            </w:pPr>
-            <w:r>
-              <w:t>-0.276 (0.189)</w:t>
+              <w:t>Health, Toxicology and Mutagenesis</w:t>
+            </w:r>
+          </w:p>
+        </w:tc>
+        <w:tc>
+          <w:p>
+            <w:pPr>
+              <w:pStyle w:val="Normal"/>
+              <w:jc w:val="center"/>
+            </w:pPr>
+            <w:r>
+              <w:t>ESR_{0.05}^{sig}</w:t>
+            </w:r>
+          </w:p>
+        </w:tc>
+        <w:tc>
+          <w:p>
+            <w:pPr>
+              <w:pStyle w:val="Normal"/>
+              <w:jc w:val="center"/>
+            </w:pPr>
+            <w:r>
+              <w:t>0.179 [0.092, 0.306]</w:t>
+            </w:r>
+          </w:p>
+        </w:tc>
+        <w:tc>
+          <w:p>
+            <w:pPr>
+              <w:pStyle w:val="Normal"/>
+              <w:jc w:val="center"/>
+            </w:pPr>
+            <w:r>
+              <w:t>0.156 [0.077, 0.277]</w:t>
+            </w:r>
+          </w:p>
+        </w:tc>
+        <w:tc>
+          <w:p>
+            <w:pPr>
+              <w:pStyle w:val="Normal"/>
+              <w:jc w:val="center"/>
+            </w:pPr>
+            <w:r>
+              <w:t>0.124 [0.049, 0.238]</w:t>
+            </w:r>
+          </w:p>
+        </w:tc>
+        <w:tc>
+          <w:p>
+            <w:pPr>
+              <w:pStyle w:val="Normal"/>
+              <w:jc w:val="center"/>
+            </w:pPr>
+            <w:r>
+              <w:t>0.1 [0.028, 0.208]</w:t>
             </w:r>
           </w:p>
         </w:tc>
@@ -658,40 +787,51 @@
               <w:jc w:val="center"/>
             </w:pPr>
             <w:r>
-              <w:t/>
-            </w:r>
-          </w:p>
-        </w:tc>
-        <w:tc>
-          <w:p>
-            <w:pPr>
-              <w:pStyle w:val="Normal"/>
-              <w:jc w:val="center"/>
-            </w:pPr>
-            <w:r>
-              <w:t>-0.120 (0.091)</w:t>
-            </w:r>
-          </w:p>
-        </w:tc>
-        <w:tc>
-          <w:p>
-            <w:pPr>
-              <w:pStyle w:val="Normal"/>
-              <w:jc w:val="center"/>
-            </w:pPr>
-            <w:r>
-              <w:t/>
-            </w:r>
-          </w:p>
-        </w:tc>
-        <w:tc>
-          <w:p>
-            <w:pPr>
-              <w:pStyle w:val="Normal"/>
-              <w:jc w:val="center"/>
-            </w:pPr>
-            <w:r>
-              <w:t>-0.345*** (0.130)</w:t>
+              <w:t>No. of meta-analyses</w:t>
+            </w:r>
+          </w:p>
+        </w:tc>
+        <w:tc>
+          <w:p>
+            <w:pPr>
+              <w:pStyle w:val="Normal"/>
+              <w:jc w:val="center"/>
+            </w:pPr>
+            <w:r>
+              <w:t>283</w:t>
+            </w:r>
+          </w:p>
+        </w:tc>
+        <w:tc>
+          <w:p>
+            <w:pPr>
+              <w:pStyle w:val="Normal"/>
+              <w:jc w:val="center"/>
+            </w:pPr>
+            <w:r>
+              <w:t>283</w:t>
+            </w:r>
+          </w:p>
+        </w:tc>
+        <w:tc>
+          <w:p>
+            <w:pPr>
+              <w:pStyle w:val="Normal"/>
+              <w:jc w:val="center"/>
+            </w:pPr>
+            <w:r>
+              <w:t>283</w:t>
+            </w:r>
+          </w:p>
+        </w:tc>
+        <w:tc>
+          <w:p>
+            <w:pPr>
+              <w:pStyle w:val="Normal"/>
+              <w:jc w:val="center"/>
+            </w:pPr>
+            <w:r>
+              <w:t>283</w:t>
             </w:r>
           </w:p>
         </w:tc>
@@ -704,51 +844,62 @@
               <w:jc w:val="left"/>
             </w:pPr>
             <w:r>
-              <w:t>Management, Monitoring, Policy and Law</w:t>
-            </w:r>
-          </w:p>
-        </w:tc>
-        <w:tc>
-          <w:p>
-            <w:pPr>
-              <w:pStyle w:val="Normal"/>
-              <w:jc w:val="center"/>
-            </w:pPr>
-            <w:r>
-              <w:t/>
-            </w:r>
-          </w:p>
-        </w:tc>
-        <w:tc>
-          <w:p>
-            <w:pPr>
-              <w:pStyle w:val="Normal"/>
-              <w:jc w:val="center"/>
-            </w:pPr>
-            <w:r>
-              <w:t>0.065* (0.035)</w:t>
-            </w:r>
-          </w:p>
-        </w:tc>
-        <w:tc>
-          <w:p>
-            <w:pPr>
-              <w:pStyle w:val="Normal"/>
-              <w:jc w:val="center"/>
-            </w:pPr>
-            <w:r>
-              <w:t/>
-            </w:r>
-          </w:p>
-        </w:tc>
-        <w:tc>
-          <w:p>
-            <w:pPr>
-              <w:pStyle w:val="Normal"/>
-              <w:jc w:val="center"/>
-            </w:pPr>
-            <w:r>
-              <w:t>0.367** (0.165)</w:t>
+              <w:t>Health, Toxicology and Mutagenesis</w:t>
+            </w:r>
+          </w:p>
+        </w:tc>
+        <w:tc>
+          <w:p>
+            <w:pPr>
+              <w:pStyle w:val="Normal"/>
+              <w:jc w:val="center"/>
+            </w:pPr>
+            <w:r>
+              <w:t>No. of tests</w:t>
+            </w:r>
+          </w:p>
+        </w:tc>
+        <w:tc>
+          <w:p>
+            <w:pPr>
+              <w:pStyle w:val="Normal"/>
+              <w:jc w:val="center"/>
+            </w:pPr>
+            <w:r>
+              <w:t>8378</w:t>
+            </w:r>
+          </w:p>
+        </w:tc>
+        <w:tc>
+          <w:p>
+            <w:pPr>
+              <w:pStyle w:val="Normal"/>
+              <w:jc w:val="center"/>
+            </w:pPr>
+            <w:r>
+              <w:t>8378</w:t>
+            </w:r>
+          </w:p>
+        </w:tc>
+        <w:tc>
+          <w:p>
+            <w:pPr>
+              <w:pStyle w:val="Normal"/>
+              <w:jc w:val="center"/>
+            </w:pPr>
+            <w:r>
+              <w:t>8378</w:t>
+            </w:r>
+          </w:p>
+        </w:tc>
+        <w:tc>
+          <w:p>
+            <w:pPr>
+              <w:pStyle w:val="Normal"/>
+              <w:jc w:val="center"/>
+            </w:pPr>
+            <w:r>
+              <w:t>8378</w:t>
             </w:r>
           </w:p>
         </w:tc>
@@ -761,51 +912,62 @@
               <w:jc w:val="left"/>
             </w:pPr>
             <w:r>
-              <w:t>Nature and Landscape Conservation</w:t>
-            </w:r>
-          </w:p>
-        </w:tc>
-        <w:tc>
-          <w:p>
-            <w:pPr>
-              <w:pStyle w:val="Normal"/>
-              <w:jc w:val="center"/>
-            </w:pPr>
-            <w:r>
-              <w:t/>
-            </w:r>
-          </w:p>
-        </w:tc>
-        <w:tc>
-          <w:p>
-            <w:pPr>
-              <w:pStyle w:val="Normal"/>
-              <w:jc w:val="center"/>
-            </w:pPr>
-            <w:r>
-              <w:t>-0.023 (0.027)</w:t>
-            </w:r>
-          </w:p>
-        </w:tc>
-        <w:tc>
-          <w:p>
-            <w:pPr>
-              <w:pStyle w:val="Normal"/>
-              <w:jc w:val="center"/>
-            </w:pPr>
-            <w:r>
-              <w:t/>
-            </w:r>
-          </w:p>
-        </w:tc>
-        <w:tc>
-          <w:p>
-            <w:pPr>
-              <w:pStyle w:val="Normal"/>
-              <w:jc w:val="center"/>
-            </w:pPr>
-            <w:r>
-              <w:t>-0.082 (0.083)</w:t>
+              <w:t>Management, Monitoring, Policy and Law</w:t>
+            </w:r>
+          </w:p>
+        </w:tc>
+        <w:tc>
+          <w:p>
+            <w:pPr>
+              <w:pStyle w:val="Normal"/>
+              <w:jc w:val="center"/>
+            </w:pPr>
+            <w:r>
+              <w:t>ESR_{0.05}^{sig}</w:t>
+            </w:r>
+          </w:p>
+        </w:tc>
+        <w:tc>
+          <w:p>
+            <w:pPr>
+              <w:pStyle w:val="Normal"/>
+              <w:jc w:val="center"/>
+            </w:pPr>
+            <w:r>
+              <w:t>0.542 [0.369, 0.708]</w:t>
+            </w:r>
+          </w:p>
+        </w:tc>
+        <w:tc>
+          <w:p>
+            <w:pPr>
+              <w:pStyle w:val="Normal"/>
+              <w:jc w:val="center"/>
+            </w:pPr>
+            <w:r>
+              <w:t>0.48 [0.326, 0.614]</w:t>
+            </w:r>
+          </w:p>
+        </w:tc>
+        <w:tc>
+          <w:p>
+            <w:pPr>
+              <w:pStyle w:val="Normal"/>
+              <w:jc w:val="center"/>
+            </w:pPr>
+            <w:r>
+              <w:t>0.435 [0.271, 0.574]</w:t>
+            </w:r>
+          </w:p>
+        </w:tc>
+        <w:tc>
+          <w:p>
+            <w:pPr>
+              <w:pStyle w:val="Normal"/>
+              <w:jc w:val="center"/>
+            </w:pPr>
+            <w:r>
+              <w:t>0.397 [0.217, 0.548]</w:t>
             </w:r>
           </w:p>
         </w:tc>
@@ -818,51 +980,62 @@
               <w:jc w:val="left"/>
             </w:pPr>
             <w:r>
-              <w:t>Water Science and Technology</w:t>
-            </w:r>
-          </w:p>
-        </w:tc>
-        <w:tc>
-          <w:p>
-            <w:pPr>
-              <w:pStyle w:val="Normal"/>
-              <w:jc w:val="center"/>
-            </w:pPr>
-            <w:r>
-              <w:t/>
-            </w:r>
-          </w:p>
-        </w:tc>
-        <w:tc>
-          <w:p>
-            <w:pPr>
-              <w:pStyle w:val="Normal"/>
-              <w:jc w:val="center"/>
-            </w:pPr>
-            <w:r>
-              <w:t>0.086 (0.088)</w:t>
-            </w:r>
-          </w:p>
-        </w:tc>
-        <w:tc>
-          <w:p>
-            <w:pPr>
-              <w:pStyle w:val="Normal"/>
-              <w:jc w:val="center"/>
-            </w:pPr>
-            <w:r>
-              <w:t/>
-            </w:r>
-          </w:p>
-        </w:tc>
-        <w:tc>
-          <w:p>
-            <w:pPr>
-              <w:pStyle w:val="Normal"/>
-              <w:jc w:val="center"/>
-            </w:pPr>
-            <w:r>
-              <w:t>-0.108 (0.165)</w:t>
+              <w:t>Management, Monitoring, Policy and Law</w:t>
+            </w:r>
+          </w:p>
+        </w:tc>
+        <w:tc>
+          <w:p>
+            <w:pPr>
+              <w:pStyle w:val="Normal"/>
+              <w:jc w:val="center"/>
+            </w:pPr>
+            <w:r>
+              <w:t>No. of meta-analyses</w:t>
+            </w:r>
+          </w:p>
+        </w:tc>
+        <w:tc>
+          <w:p>
+            <w:pPr>
+              <w:pStyle w:val="Normal"/>
+              <w:jc w:val="center"/>
+            </w:pPr>
+            <w:r>
+              <w:t>19</w:t>
+            </w:r>
+          </w:p>
+        </w:tc>
+        <w:tc>
+          <w:p>
+            <w:pPr>
+              <w:pStyle w:val="Normal"/>
+              <w:jc w:val="center"/>
+            </w:pPr>
+            <w:r>
+              <w:t>19</w:t>
+            </w:r>
+          </w:p>
+        </w:tc>
+        <w:tc>
+          <w:p>
+            <w:pPr>
+              <w:pStyle w:val="Normal"/>
+              <w:jc w:val="center"/>
+            </w:pPr>
+            <w:r>
+              <w:t>19</w:t>
+            </w:r>
+          </w:p>
+        </w:tc>
+        <w:tc>
+          <w:p>
+            <w:pPr>
+              <w:pStyle w:val="Normal"/>
+              <w:jc w:val="center"/>
+            </w:pPr>
+            <w:r>
+              <w:t>19</w:t>
             </w:r>
           </w:p>
         </w:tc>
@@ -875,51 +1048,62 @@
               <w:jc w:val="left"/>
             </w:pPr>
             <w:r>
-              <w:t>Effect size type</w:t>
-            </w:r>
-          </w:p>
-        </w:tc>
-        <w:tc>
-          <w:p>
-            <w:pPr>
-              <w:pStyle w:val="Normal"/>
-              <w:jc w:val="center"/>
-            </w:pPr>
-            <w:r>
-              <w:t>Yes</w:t>
-            </w:r>
-          </w:p>
-        </w:tc>
-        <w:tc>
-          <w:p>
-            <w:pPr>
-              <w:pStyle w:val="Normal"/>
-              <w:jc w:val="center"/>
-            </w:pPr>
-            <w:r>
-              <w:t>Yes</w:t>
-            </w:r>
-          </w:p>
-        </w:tc>
-        <w:tc>
-          <w:p>
-            <w:pPr>
-              <w:pStyle w:val="Normal"/>
-              <w:jc w:val="center"/>
-            </w:pPr>
-            <w:r>
-              <w:t>Yes</w:t>
-            </w:r>
-          </w:p>
-        </w:tc>
-        <w:tc>
-          <w:p>
-            <w:pPr>
-              <w:pStyle w:val="Normal"/>
-              <w:jc w:val="center"/>
-            </w:pPr>
-            <w:r>
-              <w:t>Yes</w:t>
+              <w:t>Management, Monitoring, Policy and Law</w:t>
+            </w:r>
+          </w:p>
+        </w:tc>
+        <w:tc>
+          <w:p>
+            <w:pPr>
+              <w:pStyle w:val="Normal"/>
+              <w:jc w:val="center"/>
+            </w:pPr>
+            <w:r>
+              <w:t>No. of tests</w:t>
+            </w:r>
+          </w:p>
+        </w:tc>
+        <w:tc>
+          <w:p>
+            <w:pPr>
+              <w:pStyle w:val="Normal"/>
+              <w:jc w:val="center"/>
+            </w:pPr>
+            <w:r>
+              <w:t>816</w:t>
+            </w:r>
+          </w:p>
+        </w:tc>
+        <w:tc>
+          <w:p>
+            <w:pPr>
+              <w:pStyle w:val="Normal"/>
+              <w:jc w:val="center"/>
+            </w:pPr>
+            <w:r>
+              <w:t>816</w:t>
+            </w:r>
+          </w:p>
+        </w:tc>
+        <w:tc>
+          <w:p>
+            <w:pPr>
+              <w:pStyle w:val="Normal"/>
+              <w:jc w:val="center"/>
+            </w:pPr>
+            <w:r>
+              <w:t>816</w:t>
+            </w:r>
+          </w:p>
+        </w:tc>
+        <w:tc>
+          <w:p>
+            <w:pPr>
+              <w:pStyle w:val="Normal"/>
+              <w:jc w:val="center"/>
+            </w:pPr>
+            <w:r>
+              <w:t>816</w:t>
             </w:r>
           </w:p>
         </w:tc>
@@ -932,51 +1116,62 @@
               <w:jc w:val="left"/>
             </w:pPr>
             <w:r>
-              <w:t>AIC</w:t>
-            </w:r>
-          </w:p>
-        </w:tc>
-        <w:tc>
-          <w:p>
-            <w:pPr>
-              <w:pStyle w:val="Normal"/>
-              <w:jc w:val="center"/>
-            </w:pPr>
-            <w:r>
-              <w:t>3198.048</w:t>
-            </w:r>
-          </w:p>
-        </w:tc>
-        <w:tc>
-          <w:p>
-            <w:pPr>
-              <w:pStyle w:val="Normal"/>
-              <w:jc w:val="center"/>
-            </w:pPr>
-            <w:r>
-              <w:t>3193.301</w:t>
-            </w:r>
-          </w:p>
-        </w:tc>
-        <w:tc>
-          <w:p>
-            <w:pPr>
-              <w:pStyle w:val="Normal"/>
-              <w:jc w:val="center"/>
-            </w:pPr>
-            <w:r>
-              <w:t>3250.227</w:t>
-            </w:r>
-          </w:p>
-        </w:tc>
-        <w:tc>
-          <w:p>
-            <w:pPr>
-              <w:pStyle w:val="Normal"/>
-              <w:jc w:val="center"/>
-            </w:pPr>
-            <w:r>
-              <w:t>3230.694</w:t>
+              <w:t>Nature and Landscape Conservation</w:t>
+            </w:r>
+          </w:p>
+        </w:tc>
+        <w:tc>
+          <w:p>
+            <w:pPr>
+              <w:pStyle w:val="Normal"/>
+              <w:jc w:val="center"/>
+            </w:pPr>
+            <w:r>
+              <w:t>ESR_{0.05}^{sig}</w:t>
+            </w:r>
+          </w:p>
+        </w:tc>
+        <w:tc>
+          <w:p>
+            <w:pPr>
+              <w:pStyle w:val="Normal"/>
+              <w:jc w:val="center"/>
+            </w:pPr>
+            <w:r>
+              <w:t>0.343 [0.247, 0.461]</w:t>
+            </w:r>
+          </w:p>
+        </w:tc>
+        <w:tc>
+          <w:p>
+            <w:pPr>
+              <w:pStyle w:val="Normal"/>
+              <w:jc w:val="center"/>
+            </w:pPr>
+            <w:r>
+              <w:t>0.299 [0.241, 0.377]</w:t>
+            </w:r>
+          </w:p>
+        </w:tc>
+        <w:tc>
+          <w:p>
+            <w:pPr>
+              <w:pStyle w:val="Normal"/>
+              <w:jc w:val="center"/>
+            </w:pPr>
+            <w:r>
+              <w:t>0.219 [0.168, 0.289]</w:t>
+            </w:r>
+          </w:p>
+        </w:tc>
+        <w:tc>
+          <w:p>
+            <w:pPr>
+              <w:pStyle w:val="Normal"/>
+              <w:jc w:val="center"/>
+            </w:pPr>
+            <w:r>
+              <w:t>0.158 [0.11, 0.226]</w:t>
             </w:r>
           </w:p>
         </w:tc>
@@ -989,6 +1184,17 @@
               <w:jc w:val="left"/>
             </w:pPr>
             <w:r>
+              <w:t>Nature and Landscape Conservation</w:t>
+            </w:r>
+          </w:p>
+        </w:tc>
+        <w:tc>
+          <w:p>
+            <w:pPr>
+              <w:pStyle w:val="Normal"/>
+              <w:jc w:val="center"/>
+            </w:pPr>
+            <w:r>
               <w:t>No. of meta-analyses</w:t>
             </w:r>
           </w:p>
@@ -1000,40 +1206,312 @@
               <w:jc w:val="center"/>
             </w:pPr>
             <w:r>
-              <w:t>650</w:t>
-            </w:r>
-          </w:p>
-        </w:tc>
-        <w:tc>
-          <w:p>
-            <w:pPr>
-              <w:pStyle w:val="Normal"/>
-              <w:jc w:val="center"/>
-            </w:pPr>
-            <w:r>
-              <w:t>650</w:t>
-            </w:r>
-          </w:p>
-        </w:tc>
-        <w:tc>
-          <w:p>
-            <w:pPr>
-              <w:pStyle w:val="Normal"/>
-              <w:jc w:val="center"/>
-            </w:pPr>
-            <w:r>
-              <w:t>606</w:t>
-            </w:r>
-          </w:p>
-        </w:tc>
-        <w:tc>
-          <w:p>
-            <w:pPr>
-              <w:pStyle w:val="Normal"/>
-              <w:jc w:val="center"/>
-            </w:pPr>
-            <w:r>
-              <w:t>606</w:t>
+              <w:t>98</w:t>
+            </w:r>
+          </w:p>
+        </w:tc>
+        <w:tc>
+          <w:p>
+            <w:pPr>
+              <w:pStyle w:val="Normal"/>
+              <w:jc w:val="center"/>
+            </w:pPr>
+            <w:r>
+              <w:t>98</w:t>
+            </w:r>
+          </w:p>
+        </w:tc>
+        <w:tc>
+          <w:p>
+            <w:pPr>
+              <w:pStyle w:val="Normal"/>
+              <w:jc w:val="center"/>
+            </w:pPr>
+            <w:r>
+              <w:t>98</w:t>
+            </w:r>
+          </w:p>
+        </w:tc>
+        <w:tc>
+          <w:p>
+            <w:pPr>
+              <w:pStyle w:val="Normal"/>
+              <w:jc w:val="center"/>
+            </w:pPr>
+            <w:r>
+              <w:t>98</w:t>
+            </w:r>
+          </w:p>
+        </w:tc>
+      </w:tr>
+      <w:tr>
+        <w:tc>
+          <w:p>
+            <w:pPr>
+              <w:pStyle w:val="Normal"/>
+              <w:jc w:val="left"/>
+            </w:pPr>
+            <w:r>
+              <w:t>Nature and Landscape Conservation</w:t>
+            </w:r>
+          </w:p>
+        </w:tc>
+        <w:tc>
+          <w:p>
+            <w:pPr>
+              <w:pStyle w:val="Normal"/>
+              <w:jc w:val="center"/>
+            </w:pPr>
+            <w:r>
+              <w:t>No. of tests</w:t>
+            </w:r>
+          </w:p>
+        </w:tc>
+        <w:tc>
+          <w:p>
+            <w:pPr>
+              <w:pStyle w:val="Normal"/>
+              <w:jc w:val="center"/>
+            </w:pPr>
+            <w:r>
+              <w:t>13051</w:t>
+            </w:r>
+          </w:p>
+        </w:tc>
+        <w:tc>
+          <w:p>
+            <w:pPr>
+              <w:pStyle w:val="Normal"/>
+              <w:jc w:val="center"/>
+            </w:pPr>
+            <w:r>
+              <w:t>13051</w:t>
+            </w:r>
+          </w:p>
+        </w:tc>
+        <w:tc>
+          <w:p>
+            <w:pPr>
+              <w:pStyle w:val="Normal"/>
+              <w:jc w:val="center"/>
+            </w:pPr>
+            <w:r>
+              <w:t>13051</w:t>
+            </w:r>
+          </w:p>
+        </w:tc>
+        <w:tc>
+          <w:p>
+            <w:pPr>
+              <w:pStyle w:val="Normal"/>
+              <w:jc w:val="center"/>
+            </w:pPr>
+            <w:r>
+              <w:t>13051</w:t>
+            </w:r>
+          </w:p>
+        </w:tc>
+      </w:tr>
+      <w:tr>
+        <w:tc>
+          <w:p>
+            <w:pPr>
+              <w:pStyle w:val="Normal"/>
+              <w:jc w:val="left"/>
+            </w:pPr>
+            <w:r>
+              <w:t>Water Science and Technology</w:t>
+            </w:r>
+          </w:p>
+        </w:tc>
+        <w:tc>
+          <w:p>
+            <w:pPr>
+              <w:pStyle w:val="Normal"/>
+              <w:jc w:val="center"/>
+            </w:pPr>
+            <w:r>
+              <w:t>ESR_{0.05}^{sig}</w:t>
+            </w:r>
+          </w:p>
+        </w:tc>
+        <w:tc>
+          <w:p>
+            <w:pPr>
+              <w:pStyle w:val="Normal"/>
+              <w:jc w:val="center"/>
+            </w:pPr>
+            <w:r>
+              <w:t>0.305 [0.226, 0.404]</w:t>
+            </w:r>
+          </w:p>
+        </w:tc>
+        <w:tc>
+          <w:p>
+            <w:pPr>
+              <w:pStyle w:val="Normal"/>
+              <w:jc w:val="center"/>
+            </w:pPr>
+            <w:r>
+              <w:t>0.255 [0.189, 0.33]</w:t>
+            </w:r>
+          </w:p>
+        </w:tc>
+        <w:tc>
+          <w:p>
+            <w:pPr>
+              <w:pStyle w:val="Normal"/>
+              <w:jc w:val="center"/>
+            </w:pPr>
+            <w:r>
+              <w:t>0.212 [0.14, 0.282]</w:t>
+            </w:r>
+          </w:p>
+        </w:tc>
+        <w:tc>
+          <w:p>
+            <w:pPr>
+              <w:pStyle w:val="Normal"/>
+              <w:jc w:val="center"/>
+            </w:pPr>
+            <w:r>
+              <w:t>0.178 [0.103, 0.25]</w:t>
+            </w:r>
+          </w:p>
+        </w:tc>
+      </w:tr>
+      <w:tr>
+        <w:tc>
+          <w:p>
+            <w:pPr>
+              <w:pStyle w:val="Normal"/>
+              <w:jc w:val="left"/>
+            </w:pPr>
+            <w:r>
+              <w:t>Water Science and Technology</w:t>
+            </w:r>
+          </w:p>
+        </w:tc>
+        <w:tc>
+          <w:p>
+            <w:pPr>
+              <w:pStyle w:val="Normal"/>
+              <w:jc w:val="center"/>
+            </w:pPr>
+            <w:r>
+              <w:t>No. of meta-analyses</w:t>
+            </w:r>
+          </w:p>
+        </w:tc>
+        <w:tc>
+          <w:p>
+            <w:pPr>
+              <w:pStyle w:val="Normal"/>
+              <w:jc w:val="center"/>
+            </w:pPr>
+            <w:r>
+              <w:t>41</w:t>
+            </w:r>
+          </w:p>
+        </w:tc>
+        <w:tc>
+          <w:p>
+            <w:pPr>
+              <w:pStyle w:val="Normal"/>
+              <w:jc w:val="center"/>
+            </w:pPr>
+            <w:r>
+              <w:t>41</w:t>
+            </w:r>
+          </w:p>
+        </w:tc>
+        <w:tc>
+          <w:p>
+            <w:pPr>
+              <w:pStyle w:val="Normal"/>
+              <w:jc w:val="center"/>
+            </w:pPr>
+            <w:r>
+              <w:t>41</w:t>
+            </w:r>
+          </w:p>
+        </w:tc>
+        <w:tc>
+          <w:p>
+            <w:pPr>
+              <w:pStyle w:val="Normal"/>
+              <w:jc w:val="center"/>
+            </w:pPr>
+            <w:r>
+              <w:t>41</w:t>
+            </w:r>
+          </w:p>
+        </w:tc>
+      </w:tr>
+      <w:tr>
+        <w:tc>
+          <w:p>
+            <w:pPr>
+              <w:pStyle w:val="Normal"/>
+              <w:jc w:val="left"/>
+            </w:pPr>
+            <w:r>
+              <w:t>Water Science and Technology</w:t>
+            </w:r>
+          </w:p>
+        </w:tc>
+        <w:tc>
+          <w:p>
+            <w:pPr>
+              <w:pStyle w:val="Normal"/>
+              <w:jc w:val="center"/>
+            </w:pPr>
+            <w:r>
+              <w:t>No. of tests</w:t>
+            </w:r>
+          </w:p>
+        </w:tc>
+        <w:tc>
+          <w:p>
+            <w:pPr>
+              <w:pStyle w:val="Normal"/>
+              <w:jc w:val="center"/>
+            </w:pPr>
+            <w:r>
+              <w:t>806</w:t>
+            </w:r>
+          </w:p>
+        </w:tc>
+        <w:tc>
+          <w:p>
+            <w:pPr>
+              <w:pStyle w:val="Normal"/>
+              <w:jc w:val="center"/>
+            </w:pPr>
+            <w:r>
+              <w:t>806</w:t>
+            </w:r>
+          </w:p>
+        </w:tc>
+        <w:tc>
+          <w:p>
+            <w:pPr>
+              <w:pStyle w:val="Normal"/>
+              <w:jc w:val="center"/>
+            </w:pPr>
+            <w:r>
+              <w:t>806</w:t>
+            </w:r>
+          </w:p>
+        </w:tc>
+        <w:tc>
+          <w:p>
+            <w:pPr>
+              <w:pStyle w:val="Normal"/>
+              <w:jc w:val="center"/>
+            </w:pPr>
+            <w:r>
+              <w:t>806</w:t>
             </w:r>
           </w:p>
         </w:tc>

--- a/results/supplement/Table_S6.docx
+++ b/results/supplement/Table_S6.docx
@@ -42,48 +42,40 @@
               <w:jc w:val="center"/>
             </w:pPr>
             <w:r>
-              <w:t>(1)
-Half the meta-average
-Difference [95% CI]</w:t>
-            </w:r>
-          </w:p>
-        </w:tc>
-        <w:tc>
-          <w:p>
-            <w:pPr>
-              <w:pStyle w:val="Normal"/>
-              <w:jc w:val="center"/>
-            </w:pPr>
-            <w:r>
-              <w:t>(2)
-Half the meta-average and 25% genuine heterogeneity
-Difference [95% CI]</w:t>
-            </w:r>
-          </w:p>
-        </w:tc>
-        <w:tc>
-          <w:p>
-            <w:pPr>
-              <w:pStyle w:val="Normal"/>
-              <w:jc w:val="center"/>
-            </w:pPr>
-            <w:r>
-              <w:t>(3)
-Half the meta-average and 50% genuine heterogeneity
-Difference [95% CI]</w:t>
-            </w:r>
-          </w:p>
-        </w:tc>
-        <w:tc>
-          <w:p>
-            <w:pPr>
-              <w:pStyle w:val="Normal"/>
-              <w:jc w:val="center"/>
-            </w:pPr>
-            <w:r>
-              <w:t>(4)
-Half the meta-average and 75% genuine heterogeneity
-Difference [95% CI]</w:t>
+              <w:t>0%</w:t>
+            </w:r>
+          </w:p>
+        </w:tc>
+        <w:tc>
+          <w:p>
+            <w:pPr>
+              <w:pStyle w:val="Normal"/>
+              <w:jc w:val="center"/>
+            </w:pPr>
+            <w:r>
+              <w:t>25%</w:t>
+            </w:r>
+          </w:p>
+        </w:tc>
+        <w:tc>
+          <w:p>
+            <w:pPr>
+              <w:pStyle w:val="Normal"/>
+              <w:jc w:val="center"/>
+            </w:pPr>
+            <w:r>
+              <w:t>50%</w:t>
+            </w:r>
+          </w:p>
+        </w:tc>
+        <w:tc>
+          <w:p>
+            <w:pPr>
+              <w:pStyle w:val="Normal"/>
+              <w:jc w:val="center"/>
+            </w:pPr>
+            <w:r>
+              <w:t>75%</w:t>
             </w:r>
           </w:p>
         </w:tc>
@@ -118,40 +110,40 @@
               <w:jc w:val="center"/>
             </w:pPr>
             <w:r>
-              <w:t>0.389 [0.31, 0.483]</w:t>
-            </w:r>
-          </w:p>
-        </w:tc>
-        <w:tc>
-          <w:p>
-            <w:pPr>
-              <w:pStyle w:val="Normal"/>
-              <w:jc w:val="center"/>
-            </w:pPr>
-            <w:r>
-              <w:t>0.305 [0.25, 0.369]</w:t>
-            </w:r>
-          </w:p>
-        </w:tc>
-        <w:tc>
-          <w:p>
-            <w:pPr>
-              <w:pStyle w:val="Normal"/>
-              <w:jc w:val="center"/>
-            </w:pPr>
-            <w:r>
-              <w:t>0.24 [0.193, 0.292]</w:t>
-            </w:r>
-          </w:p>
-        </w:tc>
-        <w:tc>
-          <w:p>
-            <w:pPr>
-              <w:pStyle w:val="Normal"/>
-              <w:jc w:val="center"/>
-            </w:pPr>
-            <w:r>
-              <w:t>0.191 [0.147, 0.235]</w:t>
+              <w:t>0.389 [0.328, 0.453]</w:t>
+            </w:r>
+          </w:p>
+        </w:tc>
+        <w:tc>
+          <w:p>
+            <w:pPr>
+              <w:pStyle w:val="Normal"/>
+              <w:jc w:val="center"/>
+            </w:pPr>
+            <w:r>
+              <w:t>0.305 [0.259, 0.355]</w:t>
+            </w:r>
+          </w:p>
+        </w:tc>
+        <w:tc>
+          <w:p>
+            <w:pPr>
+              <w:pStyle w:val="Normal"/>
+              <w:jc w:val="center"/>
+            </w:pPr>
+            <w:r>
+              <w:t>0.24 [0.198, 0.282]</w:t>
+            </w:r>
+          </w:p>
+        </w:tc>
+        <w:tc>
+          <w:p>
+            <w:pPr>
+              <w:pStyle w:val="Normal"/>
+              <w:jc w:val="center"/>
+            </w:pPr>
+            <w:r>
+              <w:t>0.191 [0.152, 0.226]</w:t>
             </w:r>
           </w:p>
         </w:tc>
@@ -322,40 +314,40 @@
               <w:jc w:val="center"/>
             </w:pPr>
             <w:r>
-              <w:t>0.457 [0.375, 0.525]</w:t>
-            </w:r>
-          </w:p>
-        </w:tc>
-        <w:tc>
-          <w:p>
-            <w:pPr>
-              <w:pStyle w:val="Normal"/>
-              <w:jc w:val="center"/>
-            </w:pPr>
-            <w:r>
-              <w:t>0.318 [0.269, 0.366]</w:t>
-            </w:r>
-          </w:p>
-        </w:tc>
-        <w:tc>
-          <w:p>
-            <w:pPr>
-              <w:pStyle w:val="Normal"/>
-              <w:jc w:val="center"/>
-            </w:pPr>
-            <w:r>
-              <w:t>0.211 [0.164, 0.262]</w:t>
-            </w:r>
-          </w:p>
-        </w:tc>
-        <w:tc>
-          <w:p>
-            <w:pPr>
-              <w:pStyle w:val="Normal"/>
-              <w:jc w:val="center"/>
-            </w:pPr>
-            <w:r>
-              <w:t>0.131 [0.082, 0.189]</w:t>
+              <w:t>0.457 [0.381, 0.501]</w:t>
+            </w:r>
+          </w:p>
+        </w:tc>
+        <w:tc>
+          <w:p>
+            <w:pPr>
+              <w:pStyle w:val="Normal"/>
+              <w:jc w:val="center"/>
+            </w:pPr>
+            <w:r>
+              <w:t>0.318 [0.301, 0.364]</w:t>
+            </w:r>
+          </w:p>
+        </w:tc>
+        <w:tc>
+          <w:p>
+            <w:pPr>
+              <w:pStyle w:val="Normal"/>
+              <w:jc w:val="center"/>
+            </w:pPr>
+            <w:r>
+              <w:t>0.211 [0.202, 0.261]</w:t>
+            </w:r>
+          </w:p>
+        </w:tc>
+        <w:tc>
+          <w:p>
+            <w:pPr>
+              <w:pStyle w:val="Normal"/>
+              <w:jc w:val="center"/>
+            </w:pPr>
+            <w:r>
+              <w:t>0.131 [0.123, 0.185]</w:t>
             </w:r>
           </w:p>
         </w:tc>
@@ -526,40 +518,40 @@
               <w:jc w:val="center"/>
             </w:pPr>
             <w:r>
-              <w:t>0.386 [0.33, 0.434]</w:t>
-            </w:r>
-          </w:p>
-        </w:tc>
-        <w:tc>
-          <w:p>
-            <w:pPr>
-              <w:pStyle w:val="Normal"/>
-              <w:jc w:val="center"/>
-            </w:pPr>
-            <w:r>
-              <w:t>0.244 [0.211, 0.274]</w:t>
-            </w:r>
-          </w:p>
-        </w:tc>
-        <w:tc>
-          <w:p>
-            <w:pPr>
-              <w:pStyle w:val="Normal"/>
-              <w:jc w:val="center"/>
-            </w:pPr>
-            <w:r>
-              <w:t>0.13 [0.095, 0.169]</w:t>
-            </w:r>
-          </w:p>
-        </w:tc>
-        <w:tc>
-          <w:p>
-            <w:pPr>
-              <w:pStyle w:val="Normal"/>
-              <w:jc w:val="center"/>
-            </w:pPr>
-            <w:r>
-              <w:t>0.051 [0.014, 0.095]</w:t>
+              <w:t>0.386 [0.349, 0.434]</w:t>
+            </w:r>
+          </w:p>
+        </w:tc>
+        <w:tc>
+          <w:p>
+            <w:pPr>
+              <w:pStyle w:val="Normal"/>
+              <w:jc w:val="center"/>
+            </w:pPr>
+            <w:r>
+              <w:t>0.244 [0.212, 0.274]</w:t>
+            </w:r>
+          </w:p>
+        </w:tc>
+        <w:tc>
+          <w:p>
+            <w:pPr>
+              <w:pStyle w:val="Normal"/>
+              <w:jc w:val="center"/>
+            </w:pPr>
+            <w:r>
+              <w:t>0.13 [0.093, 0.169]</w:t>
+            </w:r>
+          </w:p>
+        </w:tc>
+        <w:tc>
+          <w:p>
+            <w:pPr>
+              <w:pStyle w:val="Normal"/>
+              <w:jc w:val="center"/>
+            </w:pPr>
+            <w:r>
+              <w:t>0.051 [0.011, 0.096]</w:t>
             </w:r>
           </w:p>
         </w:tc>
@@ -730,40 +722,40 @@
               <w:jc w:val="center"/>
             </w:pPr>
             <w:r>
-              <w:t>0.179 [0.092, 0.306]</w:t>
-            </w:r>
-          </w:p>
-        </w:tc>
-        <w:tc>
-          <w:p>
-            <w:pPr>
-              <w:pStyle w:val="Normal"/>
-              <w:jc w:val="center"/>
-            </w:pPr>
-            <w:r>
-              <w:t>0.156 [0.077, 0.277]</w:t>
-            </w:r>
-          </w:p>
-        </w:tc>
-        <w:tc>
-          <w:p>
-            <w:pPr>
-              <w:pStyle w:val="Normal"/>
-              <w:jc w:val="center"/>
-            </w:pPr>
-            <w:r>
-              <w:t>0.124 [0.049, 0.238]</w:t>
-            </w:r>
-          </w:p>
-        </w:tc>
-        <w:tc>
-          <w:p>
-            <w:pPr>
-              <w:pStyle w:val="Normal"/>
-              <w:jc w:val="center"/>
-            </w:pPr>
-            <w:r>
-              <w:t>0.1 [0.028, 0.208]</w:t>
+              <w:t>0.179 [0.105, 0.246]</w:t>
+            </w:r>
+          </w:p>
+        </w:tc>
+        <w:tc>
+          <w:p>
+            <w:pPr>
+              <w:pStyle w:val="Normal"/>
+              <w:jc w:val="center"/>
+            </w:pPr>
+            <w:r>
+              <w:t>0.156 [0.08, 0.216]</w:t>
+            </w:r>
+          </w:p>
+        </w:tc>
+        <w:tc>
+          <w:p>
+            <w:pPr>
+              <w:pStyle w:val="Normal"/>
+              <w:jc w:val="center"/>
+            </w:pPr>
+            <w:r>
+              <w:t>0.124 [0.052, 0.183]</w:t>
+            </w:r>
+          </w:p>
+        </w:tc>
+        <w:tc>
+          <w:p>
+            <w:pPr>
+              <w:pStyle w:val="Normal"/>
+              <w:jc w:val="center"/>
+            </w:pPr>
+            <w:r>
+              <w:t>0.1 [0.03, 0.157]</w:t>
             </w:r>
           </w:p>
         </w:tc>
@@ -934,40 +926,40 @@
               <w:jc w:val="center"/>
             </w:pPr>
             <w:r>
-              <w:t>0.542 [0.369, 0.708]</w:t>
-            </w:r>
-          </w:p>
-        </w:tc>
-        <w:tc>
-          <w:p>
-            <w:pPr>
-              <w:pStyle w:val="Normal"/>
-              <w:jc w:val="center"/>
-            </w:pPr>
-            <w:r>
-              <w:t>0.48 [0.326, 0.614]</w:t>
-            </w:r>
-          </w:p>
-        </w:tc>
-        <w:tc>
-          <w:p>
-            <w:pPr>
-              <w:pStyle w:val="Normal"/>
-              <w:jc w:val="center"/>
-            </w:pPr>
-            <w:r>
-              <w:t>0.435 [0.271, 0.574]</w:t>
-            </w:r>
-          </w:p>
-        </w:tc>
-        <w:tc>
-          <w:p>
-            <w:pPr>
-              <w:pStyle w:val="Normal"/>
-              <w:jc w:val="center"/>
-            </w:pPr>
-            <w:r>
-              <w:t>0.397 [0.217, 0.548]</w:t>
+              <w:t>0.542 [0.414, 0.594]</w:t>
+            </w:r>
+          </w:p>
+        </w:tc>
+        <w:tc>
+          <w:p>
+            <w:pPr>
+              <w:pStyle w:val="Normal"/>
+              <w:jc w:val="center"/>
+            </w:pPr>
+            <w:r>
+              <w:t>0.48 [0.402, 0.556]</w:t>
+            </w:r>
+          </w:p>
+        </w:tc>
+        <w:tc>
+          <w:p>
+            <w:pPr>
+              <w:pStyle w:val="Normal"/>
+              <w:jc w:val="center"/>
+            </w:pPr>
+            <w:r>
+              <w:t>0.435 [0.378, 0.531]</w:t>
+            </w:r>
+          </w:p>
+        </w:tc>
+        <w:tc>
+          <w:p>
+            <w:pPr>
+              <w:pStyle w:val="Normal"/>
+              <w:jc w:val="center"/>
+            </w:pPr>
+            <w:r>
+              <w:t>0.397 [0.348, 0.506]</w:t>
             </w:r>
           </w:p>
         </w:tc>
@@ -1138,40 +1130,40 @@
               <w:jc w:val="center"/>
             </w:pPr>
             <w:r>
-              <w:t>0.343 [0.247, 0.461]</w:t>
-            </w:r>
-          </w:p>
-        </w:tc>
-        <w:tc>
-          <w:p>
-            <w:pPr>
-              <w:pStyle w:val="Normal"/>
-              <w:jc w:val="center"/>
-            </w:pPr>
-            <w:r>
-              <w:t>0.299 [0.241, 0.377]</w:t>
-            </w:r>
-          </w:p>
-        </w:tc>
-        <w:tc>
-          <w:p>
-            <w:pPr>
-              <w:pStyle w:val="Normal"/>
-              <w:jc w:val="center"/>
-            </w:pPr>
-            <w:r>
-              <w:t>0.219 [0.168, 0.289]</w:t>
-            </w:r>
-          </w:p>
-        </w:tc>
-        <w:tc>
-          <w:p>
-            <w:pPr>
-              <w:pStyle w:val="Normal"/>
-              <w:jc w:val="center"/>
-            </w:pPr>
-            <w:r>
-              <w:t>0.158 [0.11, 0.226]</w:t>
+              <w:t>0.343 [0.338, 0.501]</w:t>
+            </w:r>
+          </w:p>
+        </w:tc>
+        <w:tc>
+          <w:p>
+            <w:pPr>
+              <w:pStyle w:val="Normal"/>
+              <w:jc w:val="center"/>
+            </w:pPr>
+            <w:r>
+              <w:t>0.299 [0.291, 0.391]</w:t>
+            </w:r>
+          </w:p>
+        </w:tc>
+        <w:tc>
+          <w:p>
+            <w:pPr>
+              <w:pStyle w:val="Normal"/>
+              <w:jc w:val="center"/>
+            </w:pPr>
+            <w:r>
+              <w:t>0.219 [0.198, 0.297]</w:t>
+            </w:r>
+          </w:p>
+        </w:tc>
+        <w:tc>
+          <w:p>
+            <w:pPr>
+              <w:pStyle w:val="Normal"/>
+              <w:jc w:val="center"/>
+            </w:pPr>
+            <w:r>
+              <w:t>0.158 [0.128, 0.226]</w:t>
             </w:r>
           </w:p>
         </w:tc>
@@ -1342,40 +1334,40 @@
               <w:jc w:val="center"/>
             </w:pPr>
             <w:r>
-              <w:t>0.305 [0.226, 0.404]</w:t>
-            </w:r>
-          </w:p>
-        </w:tc>
-        <w:tc>
-          <w:p>
-            <w:pPr>
-              <w:pStyle w:val="Normal"/>
-              <w:jc w:val="center"/>
-            </w:pPr>
-            <w:r>
-              <w:t>0.255 [0.189, 0.33]</w:t>
-            </w:r>
-          </w:p>
-        </w:tc>
-        <w:tc>
-          <w:p>
-            <w:pPr>
-              <w:pStyle w:val="Normal"/>
-              <w:jc w:val="center"/>
-            </w:pPr>
-            <w:r>
-              <w:t>0.212 [0.14, 0.282]</w:t>
-            </w:r>
-          </w:p>
-        </w:tc>
-        <w:tc>
-          <w:p>
-            <w:pPr>
-              <w:pStyle w:val="Normal"/>
-              <w:jc w:val="center"/>
-            </w:pPr>
-            <w:r>
-              <w:t>0.178 [0.103, 0.25]</w:t>
+              <w:t>0.305 [0.222, 0.35]</w:t>
+            </w:r>
+          </w:p>
+        </w:tc>
+        <w:tc>
+          <w:p>
+            <w:pPr>
+              <w:pStyle w:val="Normal"/>
+              <w:jc w:val="center"/>
+            </w:pPr>
+            <w:r>
+              <w:t>0.255 [0.171, 0.292]</w:t>
+            </w:r>
+          </w:p>
+        </w:tc>
+        <w:tc>
+          <w:p>
+            <w:pPr>
+              <w:pStyle w:val="Normal"/>
+              <w:jc w:val="center"/>
+            </w:pPr>
+            <w:r>
+              <w:t>0.212 [0.135, 0.248]</w:t>
+            </w:r>
+          </w:p>
+        </w:tc>
+        <w:tc>
+          <w:p>
+            <w:pPr>
+              <w:pStyle w:val="Normal"/>
+              <w:jc w:val="center"/>
+            </w:pPr>
+            <w:r>
+              <w:t>0.178 [0.107, 0.221]</w:t>
             </w:r>
           </w:p>
         </w:tc>

--- a/results/supplement/Table_S6.docx
+++ b/results/supplement/Table_S6.docx
@@ -31,7 +31,7 @@
               <w:jc w:val="center"/>
             </w:pPr>
             <w:r>
-              <w:t>Measure</w:t>
+              <w:t>No. of meta-analyses</w:t>
             </w:r>
           </w:p>
         </w:tc>
@@ -42,40 +42,7 @@
               <w:jc w:val="center"/>
             </w:pPr>
             <w:r>
-              <w:t>0%</w:t>
-            </w:r>
-          </w:p>
-        </w:tc>
-        <w:tc>
-          <w:p>
-            <w:pPr>
-              <w:pStyle w:val="Normal"/>
-              <w:jc w:val="center"/>
-            </w:pPr>
-            <w:r>
-              <w:t>25%</w:t>
-            </w:r>
-          </w:p>
-        </w:tc>
-        <w:tc>
-          <w:p>
-            <w:pPr>
-              <w:pStyle w:val="Normal"/>
-              <w:jc w:val="center"/>
-            </w:pPr>
-            <w:r>
-              <w:t>50%</w:t>
-            </w:r>
-          </w:p>
-        </w:tc>
-        <w:tc>
-          <w:p>
-            <w:pPr>
-              <w:pStyle w:val="Normal"/>
-              <w:jc w:val="center"/>
-            </w:pPr>
-            <w:r>
-              <w:t>75%</w:t>
+              <w:t>Small-study effects (%)</w:t>
             </w:r>
           </w:p>
         </w:tc>
@@ -88,7 +55,7 @@
               <w:jc w:val="left"/>
             </w:pPr>
             <w:r>
-              <w:t>Ecology</w:t>
+              <w:t>All meta-analyses</w:t>
             </w:r>
           </w:p>
         </w:tc>
@@ -99,7 +66,7 @@
               <w:jc w:val="center"/>
             </w:pPr>
             <w:r>
-              <w:t>ESR_{0.05}^{sig}</w:t>
+              <w:t>708</w:t>
             </w:r>
           </w:p>
         </w:tc>
@@ -110,40 +77,7 @@
               <w:jc w:val="center"/>
             </w:pPr>
             <w:r>
-              <w:t>0.389 [0.328, 0.453]</w:t>
-            </w:r>
-          </w:p>
-        </w:tc>
-        <w:tc>
-          <w:p>
-            <w:pPr>
-              <w:pStyle w:val="Normal"/>
-              <w:jc w:val="center"/>
-            </w:pPr>
-            <w:r>
-              <w:t>0.305 [0.259, 0.355]</w:t>
-            </w:r>
-          </w:p>
-        </w:tc>
-        <w:tc>
-          <w:p>
-            <w:pPr>
-              <w:pStyle w:val="Normal"/>
-              <w:jc w:val="center"/>
-            </w:pPr>
-            <w:r>
-              <w:t>0.24 [0.198, 0.282]</w:t>
-            </w:r>
-          </w:p>
-        </w:tc>
-        <w:tc>
-          <w:p>
-            <w:pPr>
-              <w:pStyle w:val="Normal"/>
-              <w:jc w:val="center"/>
-            </w:pPr>
-            <w:r>
-              <w:t>0.191 [0.152, 0.226]</w:t>
+              <w:t>15.7</w:t>
             </w:r>
           </w:p>
         </w:tc>
@@ -167,7 +101,7 @@
               <w:jc w:val="center"/>
             </w:pPr>
             <w:r>
-              <w:t>No. of meta-analyses</w:t>
+              <w:t>162</w:t>
             </w:r>
           </w:p>
         </w:tc>
@@ -178,40 +112,7 @@
               <w:jc w:val="center"/>
             </w:pPr>
             <w:r>
-              <w:t>162</w:t>
-            </w:r>
-          </w:p>
-        </w:tc>
-        <w:tc>
-          <w:p>
-            <w:pPr>
-              <w:pStyle w:val="Normal"/>
-              <w:jc w:val="center"/>
-            </w:pPr>
-            <w:r>
-              <w:t>162</w:t>
-            </w:r>
-          </w:p>
-        </w:tc>
-        <w:tc>
-          <w:p>
-            <w:pPr>
-              <w:pStyle w:val="Normal"/>
-              <w:jc w:val="center"/>
-            </w:pPr>
-            <w:r>
-              <w:t>162</w:t>
-            </w:r>
-          </w:p>
-        </w:tc>
-        <w:tc>
-          <w:p>
-            <w:pPr>
-              <w:pStyle w:val="Normal"/>
-              <w:jc w:val="center"/>
-            </w:pPr>
-            <w:r>
-              <w:t>162</w:t>
+              <w:t>15.4</w:t>
             </w:r>
           </w:p>
         </w:tc>
@@ -224,7 +125,7 @@
               <w:jc w:val="left"/>
             </w:pPr>
             <w:r>
-              <w:t>Ecology</w:t>
+              <w:t>Environmental Chemistry</w:t>
             </w:r>
           </w:p>
         </w:tc>
@@ -235,7 +136,7 @@
               <w:jc w:val="center"/>
             </w:pPr>
             <w:r>
-              <w:t>No. of tests</w:t>
+              <w:t>65</w:t>
             </w:r>
           </w:p>
         </w:tc>
@@ -246,40 +147,7 @@
               <w:jc w:val="center"/>
             </w:pPr>
             <w:r>
-              <w:t>20032</w:t>
-            </w:r>
-          </w:p>
-        </w:tc>
-        <w:tc>
-          <w:p>
-            <w:pPr>
-              <w:pStyle w:val="Normal"/>
-              <w:jc w:val="center"/>
-            </w:pPr>
-            <w:r>
-              <w:t>20032</w:t>
-            </w:r>
-          </w:p>
-        </w:tc>
-        <w:tc>
-          <w:p>
-            <w:pPr>
-              <w:pStyle w:val="Normal"/>
-              <w:jc w:val="center"/>
-            </w:pPr>
-            <w:r>
-              <w:t>20032</w:t>
-            </w:r>
-          </w:p>
-        </w:tc>
-        <w:tc>
-          <w:p>
-            <w:pPr>
-              <w:pStyle w:val="Normal"/>
-              <w:jc w:val="center"/>
-            </w:pPr>
-            <w:r>
-              <w:t>20032</w:t>
+              <w:t>20.0</w:t>
             </w:r>
           </w:p>
         </w:tc>
@@ -292,7 +160,7 @@
               <w:jc w:val="left"/>
             </w:pPr>
             <w:r>
-              <w:t>Environmental Chemistry</w:t>
+              <w:t>Environmental Engineering</w:t>
             </w:r>
           </w:p>
         </w:tc>
@@ -303,7 +171,7 @@
               <w:jc w:val="center"/>
             </w:pPr>
             <w:r>
-              <w:t>ESR_{0.05}^{sig}</w:t>
+              <w:t>40</w:t>
             </w:r>
           </w:p>
         </w:tc>
@@ -314,40 +182,7 @@
               <w:jc w:val="center"/>
             </w:pPr>
             <w:r>
-              <w:t>0.457 [0.381, 0.501]</w:t>
-            </w:r>
-          </w:p>
-        </w:tc>
-        <w:tc>
-          <w:p>
-            <w:pPr>
-              <w:pStyle w:val="Normal"/>
-              <w:jc w:val="center"/>
-            </w:pPr>
-            <w:r>
-              <w:t>0.318 [0.301, 0.364]</w:t>
-            </w:r>
-          </w:p>
-        </w:tc>
-        <w:tc>
-          <w:p>
-            <w:pPr>
-              <w:pStyle w:val="Normal"/>
-              <w:jc w:val="center"/>
-            </w:pPr>
-            <w:r>
-              <w:t>0.211 [0.202, 0.261]</w:t>
-            </w:r>
-          </w:p>
-        </w:tc>
-        <w:tc>
-          <w:p>
-            <w:pPr>
-              <w:pStyle w:val="Normal"/>
-              <w:jc w:val="center"/>
-            </w:pPr>
-            <w:r>
-              <w:t>0.131 [0.123, 0.185]</w:t>
+              <w:t>7.5</w:t>
             </w:r>
           </w:p>
         </w:tc>
@@ -360,7 +195,7 @@
               <w:jc w:val="left"/>
             </w:pPr>
             <w:r>
-              <w:t>Environmental Chemistry</w:t>
+              <w:t>Health, Toxicology and Mutagenesis</w:t>
             </w:r>
           </w:p>
         </w:tc>
@@ -371,7 +206,7 @@
               <w:jc w:val="center"/>
             </w:pPr>
             <w:r>
-              <w:t>No. of meta-analyses</w:t>
+              <w:t>283</w:t>
             </w:r>
           </w:p>
         </w:tc>
@@ -382,40 +217,7 @@
               <w:jc w:val="center"/>
             </w:pPr>
             <w:r>
-              <w:t>65</w:t>
-            </w:r>
-          </w:p>
-        </w:tc>
-        <w:tc>
-          <w:p>
-            <w:pPr>
-              <w:pStyle w:val="Normal"/>
-              <w:jc w:val="center"/>
-            </w:pPr>
-            <w:r>
-              <w:t>65</w:t>
-            </w:r>
-          </w:p>
-        </w:tc>
-        <w:tc>
-          <w:p>
-            <w:pPr>
-              <w:pStyle w:val="Normal"/>
-              <w:jc w:val="center"/>
-            </w:pPr>
-            <w:r>
-              <w:t>65</w:t>
-            </w:r>
-          </w:p>
-        </w:tc>
-        <w:tc>
-          <w:p>
-            <w:pPr>
-              <w:pStyle w:val="Normal"/>
-              <w:jc w:val="center"/>
-            </w:pPr>
-            <w:r>
-              <w:t>65</w:t>
+              <w:t>15.9</w:t>
             </w:r>
           </w:p>
         </w:tc>
@@ -428,7 +230,7 @@
               <w:jc w:val="left"/>
             </w:pPr>
             <w:r>
-              <w:t>Environmental Chemistry</w:t>
+              <w:t>Management, Monitoring, Policy and Law</w:t>
             </w:r>
           </w:p>
         </w:tc>
@@ -439,7 +241,7 @@
               <w:jc w:val="center"/>
             </w:pPr>
             <w:r>
-              <w:t>No. of tests</w:t>
+              <w:t>19</w:t>
             </w:r>
           </w:p>
         </w:tc>
@@ -450,40 +252,7 @@
               <w:jc w:val="center"/>
             </w:pPr>
             <w:r>
-              <w:t>8523</w:t>
-            </w:r>
-          </w:p>
-        </w:tc>
-        <w:tc>
-          <w:p>
-            <w:pPr>
-              <w:pStyle w:val="Normal"/>
-              <w:jc w:val="center"/>
-            </w:pPr>
-            <w:r>
-              <w:t>8523</w:t>
-            </w:r>
-          </w:p>
-        </w:tc>
-        <w:tc>
-          <w:p>
-            <w:pPr>
-              <w:pStyle w:val="Normal"/>
-              <w:jc w:val="center"/>
-            </w:pPr>
-            <w:r>
-              <w:t>8523</w:t>
-            </w:r>
-          </w:p>
-        </w:tc>
-        <w:tc>
-          <w:p>
-            <w:pPr>
-              <w:pStyle w:val="Normal"/>
-              <w:jc w:val="center"/>
-            </w:pPr>
-            <w:r>
-              <w:t>8523</w:t>
+              <w:t>5.3</w:t>
             </w:r>
           </w:p>
         </w:tc>
@@ -496,7 +265,7 @@
               <w:jc w:val="left"/>
             </w:pPr>
             <w:r>
-              <w:t>Environmental Engineering</w:t>
+              <w:t>Nature and Landscape Conservation</w:t>
             </w:r>
           </w:p>
         </w:tc>
@@ -507,7 +276,7 @@
               <w:jc w:val="center"/>
             </w:pPr>
             <w:r>
-              <w:t>ESR_{0.05}^{sig}</w:t>
+              <w:t>98</w:t>
             </w:r>
           </w:p>
         </w:tc>
@@ -518,40 +287,7 @@
               <w:jc w:val="center"/>
             </w:pPr>
             <w:r>
-              <w:t>0.386 [0.349, 0.434]</w:t>
-            </w:r>
-          </w:p>
-        </w:tc>
-        <w:tc>
-          <w:p>
-            <w:pPr>
-              <w:pStyle w:val="Normal"/>
-              <w:jc w:val="center"/>
-            </w:pPr>
-            <w:r>
-              <w:t>0.244 [0.212, 0.274]</w:t>
-            </w:r>
-          </w:p>
-        </w:tc>
-        <w:tc>
-          <w:p>
-            <w:pPr>
-              <w:pStyle w:val="Normal"/>
-              <w:jc w:val="center"/>
-            </w:pPr>
-            <w:r>
-              <w:t>0.13 [0.093, 0.169]</w:t>
-            </w:r>
-          </w:p>
-        </w:tc>
-        <w:tc>
-          <w:p>
-            <w:pPr>
-              <w:pStyle w:val="Normal"/>
-              <w:jc w:val="center"/>
-            </w:pPr>
-            <w:r>
-              <w:t>0.051 [0.011, 0.096]</w:t>
+              <w:t>22.4</w:t>
             </w:r>
           </w:p>
         </w:tc>
@@ -564,7 +300,7 @@
               <w:jc w:val="left"/>
             </w:pPr>
             <w:r>
-              <w:t>Environmental Engineering</w:t>
+              <w:t>Water Science and Technology</w:t>
             </w:r>
           </w:p>
         </w:tc>
@@ -575,7 +311,7 @@
               <w:jc w:val="center"/>
             </w:pPr>
             <w:r>
-              <w:t>No. of meta-analyses</w:t>
+              <w:t>41</w:t>
             </w:r>
           </w:p>
         </w:tc>
@@ -586,924 +322,7 @@
               <w:jc w:val="center"/>
             </w:pPr>
             <w:r>
-              <w:t>40</w:t>
-            </w:r>
-          </w:p>
-        </w:tc>
-        <w:tc>
-          <w:p>
-            <w:pPr>
-              <w:pStyle w:val="Normal"/>
-              <w:jc w:val="center"/>
-            </w:pPr>
-            <w:r>
-              <w:t>40</w:t>
-            </w:r>
-          </w:p>
-        </w:tc>
-        <w:tc>
-          <w:p>
-            <w:pPr>
-              <w:pStyle w:val="Normal"/>
-              <w:jc w:val="center"/>
-            </w:pPr>
-            <w:r>
-              <w:t>40</w:t>
-            </w:r>
-          </w:p>
-        </w:tc>
-        <w:tc>
-          <w:p>
-            <w:pPr>
-              <w:pStyle w:val="Normal"/>
-              <w:jc w:val="center"/>
-            </w:pPr>
-            <w:r>
-              <w:t>40</w:t>
-            </w:r>
-          </w:p>
-        </w:tc>
-      </w:tr>
-      <w:tr>
-        <w:tc>
-          <w:p>
-            <w:pPr>
-              <w:pStyle w:val="Normal"/>
-              <w:jc w:val="left"/>
-            </w:pPr>
-            <w:r>
-              <w:t>Environmental Engineering</w:t>
-            </w:r>
-          </w:p>
-        </w:tc>
-        <w:tc>
-          <w:p>
-            <w:pPr>
-              <w:pStyle w:val="Normal"/>
-              <w:jc w:val="center"/>
-            </w:pPr>
-            <w:r>
-              <w:t>No. of tests</w:t>
-            </w:r>
-          </w:p>
-        </w:tc>
-        <w:tc>
-          <w:p>
-            <w:pPr>
-              <w:pStyle w:val="Normal"/>
-              <w:jc w:val="center"/>
-            </w:pPr>
-            <w:r>
-              <w:t>12217</w:t>
-            </w:r>
-          </w:p>
-        </w:tc>
-        <w:tc>
-          <w:p>
-            <w:pPr>
-              <w:pStyle w:val="Normal"/>
-              <w:jc w:val="center"/>
-            </w:pPr>
-            <w:r>
-              <w:t>12217</w:t>
-            </w:r>
-          </w:p>
-        </w:tc>
-        <w:tc>
-          <w:p>
-            <w:pPr>
-              <w:pStyle w:val="Normal"/>
-              <w:jc w:val="center"/>
-            </w:pPr>
-            <w:r>
-              <w:t>12217</w:t>
-            </w:r>
-          </w:p>
-        </w:tc>
-        <w:tc>
-          <w:p>
-            <w:pPr>
-              <w:pStyle w:val="Normal"/>
-              <w:jc w:val="center"/>
-            </w:pPr>
-            <w:r>
-              <w:t>12217</w:t>
-            </w:r>
-          </w:p>
-        </w:tc>
-      </w:tr>
-      <w:tr>
-        <w:tc>
-          <w:p>
-            <w:pPr>
-              <w:pStyle w:val="Normal"/>
-              <w:jc w:val="left"/>
-            </w:pPr>
-            <w:r>
-              <w:t>Health, Toxicology and Mutagenesis</w:t>
-            </w:r>
-          </w:p>
-        </w:tc>
-        <w:tc>
-          <w:p>
-            <w:pPr>
-              <w:pStyle w:val="Normal"/>
-              <w:jc w:val="center"/>
-            </w:pPr>
-            <w:r>
-              <w:t>ESR_{0.05}^{sig}</w:t>
-            </w:r>
-          </w:p>
-        </w:tc>
-        <w:tc>
-          <w:p>
-            <w:pPr>
-              <w:pStyle w:val="Normal"/>
-              <w:jc w:val="center"/>
-            </w:pPr>
-            <w:r>
-              <w:t>0.179 [0.105, 0.246]</w:t>
-            </w:r>
-          </w:p>
-        </w:tc>
-        <w:tc>
-          <w:p>
-            <w:pPr>
-              <w:pStyle w:val="Normal"/>
-              <w:jc w:val="center"/>
-            </w:pPr>
-            <w:r>
-              <w:t>0.156 [0.08, 0.216]</w:t>
-            </w:r>
-          </w:p>
-        </w:tc>
-        <w:tc>
-          <w:p>
-            <w:pPr>
-              <w:pStyle w:val="Normal"/>
-              <w:jc w:val="center"/>
-            </w:pPr>
-            <w:r>
-              <w:t>0.124 [0.052, 0.183]</w:t>
-            </w:r>
-          </w:p>
-        </w:tc>
-        <w:tc>
-          <w:p>
-            <w:pPr>
-              <w:pStyle w:val="Normal"/>
-              <w:jc w:val="center"/>
-            </w:pPr>
-            <w:r>
-              <w:t>0.1 [0.03, 0.157]</w:t>
-            </w:r>
-          </w:p>
-        </w:tc>
-      </w:tr>
-      <w:tr>
-        <w:tc>
-          <w:p>
-            <w:pPr>
-              <w:pStyle w:val="Normal"/>
-              <w:jc w:val="left"/>
-            </w:pPr>
-            <w:r>
-              <w:t>Health, Toxicology and Mutagenesis</w:t>
-            </w:r>
-          </w:p>
-        </w:tc>
-        <w:tc>
-          <w:p>
-            <w:pPr>
-              <w:pStyle w:val="Normal"/>
-              <w:jc w:val="center"/>
-            </w:pPr>
-            <w:r>
-              <w:t>No. of meta-analyses</w:t>
-            </w:r>
-          </w:p>
-        </w:tc>
-        <w:tc>
-          <w:p>
-            <w:pPr>
-              <w:pStyle w:val="Normal"/>
-              <w:jc w:val="center"/>
-            </w:pPr>
-            <w:r>
-              <w:t>283</w:t>
-            </w:r>
-          </w:p>
-        </w:tc>
-        <w:tc>
-          <w:p>
-            <w:pPr>
-              <w:pStyle w:val="Normal"/>
-              <w:jc w:val="center"/>
-            </w:pPr>
-            <w:r>
-              <w:t>283</w:t>
-            </w:r>
-          </w:p>
-        </w:tc>
-        <w:tc>
-          <w:p>
-            <w:pPr>
-              <w:pStyle w:val="Normal"/>
-              <w:jc w:val="center"/>
-            </w:pPr>
-            <w:r>
-              <w:t>283</w:t>
-            </w:r>
-          </w:p>
-        </w:tc>
-        <w:tc>
-          <w:p>
-            <w:pPr>
-              <w:pStyle w:val="Normal"/>
-              <w:jc w:val="center"/>
-            </w:pPr>
-            <w:r>
-              <w:t>283</w:t>
-            </w:r>
-          </w:p>
-        </w:tc>
-      </w:tr>
-      <w:tr>
-        <w:tc>
-          <w:p>
-            <w:pPr>
-              <w:pStyle w:val="Normal"/>
-              <w:jc w:val="left"/>
-            </w:pPr>
-            <w:r>
-              <w:t>Health, Toxicology and Mutagenesis</w:t>
-            </w:r>
-          </w:p>
-        </w:tc>
-        <w:tc>
-          <w:p>
-            <w:pPr>
-              <w:pStyle w:val="Normal"/>
-              <w:jc w:val="center"/>
-            </w:pPr>
-            <w:r>
-              <w:t>No. of tests</w:t>
-            </w:r>
-          </w:p>
-        </w:tc>
-        <w:tc>
-          <w:p>
-            <w:pPr>
-              <w:pStyle w:val="Normal"/>
-              <w:jc w:val="center"/>
-            </w:pPr>
-            <w:r>
-              <w:t>8378</w:t>
-            </w:r>
-          </w:p>
-        </w:tc>
-        <w:tc>
-          <w:p>
-            <w:pPr>
-              <w:pStyle w:val="Normal"/>
-              <w:jc w:val="center"/>
-            </w:pPr>
-            <w:r>
-              <w:t>8378</w:t>
-            </w:r>
-          </w:p>
-        </w:tc>
-        <w:tc>
-          <w:p>
-            <w:pPr>
-              <w:pStyle w:val="Normal"/>
-              <w:jc w:val="center"/>
-            </w:pPr>
-            <w:r>
-              <w:t>8378</w:t>
-            </w:r>
-          </w:p>
-        </w:tc>
-        <w:tc>
-          <w:p>
-            <w:pPr>
-              <w:pStyle w:val="Normal"/>
-              <w:jc w:val="center"/>
-            </w:pPr>
-            <w:r>
-              <w:t>8378</w:t>
-            </w:r>
-          </w:p>
-        </w:tc>
-      </w:tr>
-      <w:tr>
-        <w:tc>
-          <w:p>
-            <w:pPr>
-              <w:pStyle w:val="Normal"/>
-              <w:jc w:val="left"/>
-            </w:pPr>
-            <w:r>
-              <w:t>Management, Monitoring, Policy and Law</w:t>
-            </w:r>
-          </w:p>
-        </w:tc>
-        <w:tc>
-          <w:p>
-            <w:pPr>
-              <w:pStyle w:val="Normal"/>
-              <w:jc w:val="center"/>
-            </w:pPr>
-            <w:r>
-              <w:t>ESR_{0.05}^{sig}</w:t>
-            </w:r>
-          </w:p>
-        </w:tc>
-        <w:tc>
-          <w:p>
-            <w:pPr>
-              <w:pStyle w:val="Normal"/>
-              <w:jc w:val="center"/>
-            </w:pPr>
-            <w:r>
-              <w:t>0.542 [0.414, 0.594]</w:t>
-            </w:r>
-          </w:p>
-        </w:tc>
-        <w:tc>
-          <w:p>
-            <w:pPr>
-              <w:pStyle w:val="Normal"/>
-              <w:jc w:val="center"/>
-            </w:pPr>
-            <w:r>
-              <w:t>0.48 [0.402, 0.556]</w:t>
-            </w:r>
-          </w:p>
-        </w:tc>
-        <w:tc>
-          <w:p>
-            <w:pPr>
-              <w:pStyle w:val="Normal"/>
-              <w:jc w:val="center"/>
-            </w:pPr>
-            <w:r>
-              <w:t>0.435 [0.378, 0.531]</w:t>
-            </w:r>
-          </w:p>
-        </w:tc>
-        <w:tc>
-          <w:p>
-            <w:pPr>
-              <w:pStyle w:val="Normal"/>
-              <w:jc w:val="center"/>
-            </w:pPr>
-            <w:r>
-              <w:t>0.397 [0.348, 0.506]</w:t>
-            </w:r>
-          </w:p>
-        </w:tc>
-      </w:tr>
-      <w:tr>
-        <w:tc>
-          <w:p>
-            <w:pPr>
-              <w:pStyle w:val="Normal"/>
-              <w:jc w:val="left"/>
-            </w:pPr>
-            <w:r>
-              <w:t>Management, Monitoring, Policy and Law</w:t>
-            </w:r>
-          </w:p>
-        </w:tc>
-        <w:tc>
-          <w:p>
-            <w:pPr>
-              <w:pStyle w:val="Normal"/>
-              <w:jc w:val="center"/>
-            </w:pPr>
-            <w:r>
-              <w:t>No. of meta-analyses</w:t>
-            </w:r>
-          </w:p>
-        </w:tc>
-        <w:tc>
-          <w:p>
-            <w:pPr>
-              <w:pStyle w:val="Normal"/>
-              <w:jc w:val="center"/>
-            </w:pPr>
-            <w:r>
-              <w:t>19</w:t>
-            </w:r>
-          </w:p>
-        </w:tc>
-        <w:tc>
-          <w:p>
-            <w:pPr>
-              <w:pStyle w:val="Normal"/>
-              <w:jc w:val="center"/>
-            </w:pPr>
-            <w:r>
-              <w:t>19</w:t>
-            </w:r>
-          </w:p>
-        </w:tc>
-        <w:tc>
-          <w:p>
-            <w:pPr>
-              <w:pStyle w:val="Normal"/>
-              <w:jc w:val="center"/>
-            </w:pPr>
-            <w:r>
-              <w:t>19</w:t>
-            </w:r>
-          </w:p>
-        </w:tc>
-        <w:tc>
-          <w:p>
-            <w:pPr>
-              <w:pStyle w:val="Normal"/>
-              <w:jc w:val="center"/>
-            </w:pPr>
-            <w:r>
-              <w:t>19</w:t>
-            </w:r>
-          </w:p>
-        </w:tc>
-      </w:tr>
-      <w:tr>
-        <w:tc>
-          <w:p>
-            <w:pPr>
-              <w:pStyle w:val="Normal"/>
-              <w:jc w:val="left"/>
-            </w:pPr>
-            <w:r>
-              <w:t>Management, Monitoring, Policy and Law</w:t>
-            </w:r>
-          </w:p>
-        </w:tc>
-        <w:tc>
-          <w:p>
-            <w:pPr>
-              <w:pStyle w:val="Normal"/>
-              <w:jc w:val="center"/>
-            </w:pPr>
-            <w:r>
-              <w:t>No. of tests</w:t>
-            </w:r>
-          </w:p>
-        </w:tc>
-        <w:tc>
-          <w:p>
-            <w:pPr>
-              <w:pStyle w:val="Normal"/>
-              <w:jc w:val="center"/>
-            </w:pPr>
-            <w:r>
-              <w:t>816</w:t>
-            </w:r>
-          </w:p>
-        </w:tc>
-        <w:tc>
-          <w:p>
-            <w:pPr>
-              <w:pStyle w:val="Normal"/>
-              <w:jc w:val="center"/>
-            </w:pPr>
-            <w:r>
-              <w:t>816</w:t>
-            </w:r>
-          </w:p>
-        </w:tc>
-        <w:tc>
-          <w:p>
-            <w:pPr>
-              <w:pStyle w:val="Normal"/>
-              <w:jc w:val="center"/>
-            </w:pPr>
-            <w:r>
-              <w:t>816</w:t>
-            </w:r>
-          </w:p>
-        </w:tc>
-        <w:tc>
-          <w:p>
-            <w:pPr>
-              <w:pStyle w:val="Normal"/>
-              <w:jc w:val="center"/>
-            </w:pPr>
-            <w:r>
-              <w:t>816</w:t>
-            </w:r>
-          </w:p>
-        </w:tc>
-      </w:tr>
-      <w:tr>
-        <w:tc>
-          <w:p>
-            <w:pPr>
-              <w:pStyle w:val="Normal"/>
-              <w:jc w:val="left"/>
-            </w:pPr>
-            <w:r>
-              <w:t>Nature and Landscape Conservation</w:t>
-            </w:r>
-          </w:p>
-        </w:tc>
-        <w:tc>
-          <w:p>
-            <w:pPr>
-              <w:pStyle w:val="Normal"/>
-              <w:jc w:val="center"/>
-            </w:pPr>
-            <w:r>
-              <w:t>ESR_{0.05}^{sig}</w:t>
-            </w:r>
-          </w:p>
-        </w:tc>
-        <w:tc>
-          <w:p>
-            <w:pPr>
-              <w:pStyle w:val="Normal"/>
-              <w:jc w:val="center"/>
-            </w:pPr>
-            <w:r>
-              <w:t>0.343 [0.338, 0.501]</w:t>
-            </w:r>
-          </w:p>
-        </w:tc>
-        <w:tc>
-          <w:p>
-            <w:pPr>
-              <w:pStyle w:val="Normal"/>
-              <w:jc w:val="center"/>
-            </w:pPr>
-            <w:r>
-              <w:t>0.299 [0.291, 0.391]</w:t>
-            </w:r>
-          </w:p>
-        </w:tc>
-        <w:tc>
-          <w:p>
-            <w:pPr>
-              <w:pStyle w:val="Normal"/>
-              <w:jc w:val="center"/>
-            </w:pPr>
-            <w:r>
-              <w:t>0.219 [0.198, 0.297]</w:t>
-            </w:r>
-          </w:p>
-        </w:tc>
-        <w:tc>
-          <w:p>
-            <w:pPr>
-              <w:pStyle w:val="Normal"/>
-              <w:jc w:val="center"/>
-            </w:pPr>
-            <w:r>
-              <w:t>0.158 [0.128, 0.226]</w:t>
-            </w:r>
-          </w:p>
-        </w:tc>
-      </w:tr>
-      <w:tr>
-        <w:tc>
-          <w:p>
-            <w:pPr>
-              <w:pStyle w:val="Normal"/>
-              <w:jc w:val="left"/>
-            </w:pPr>
-            <w:r>
-              <w:t>Nature and Landscape Conservation</w:t>
-            </w:r>
-          </w:p>
-        </w:tc>
-        <w:tc>
-          <w:p>
-            <w:pPr>
-              <w:pStyle w:val="Normal"/>
-              <w:jc w:val="center"/>
-            </w:pPr>
-            <w:r>
-              <w:t>No. of meta-analyses</w:t>
-            </w:r>
-          </w:p>
-        </w:tc>
-        <w:tc>
-          <w:p>
-            <w:pPr>
-              <w:pStyle w:val="Normal"/>
-              <w:jc w:val="center"/>
-            </w:pPr>
-            <w:r>
-              <w:t>98</w:t>
-            </w:r>
-          </w:p>
-        </w:tc>
-        <w:tc>
-          <w:p>
-            <w:pPr>
-              <w:pStyle w:val="Normal"/>
-              <w:jc w:val="center"/>
-            </w:pPr>
-            <w:r>
-              <w:t>98</w:t>
-            </w:r>
-          </w:p>
-        </w:tc>
-        <w:tc>
-          <w:p>
-            <w:pPr>
-              <w:pStyle w:val="Normal"/>
-              <w:jc w:val="center"/>
-            </w:pPr>
-            <w:r>
-              <w:t>98</w:t>
-            </w:r>
-          </w:p>
-        </w:tc>
-        <w:tc>
-          <w:p>
-            <w:pPr>
-              <w:pStyle w:val="Normal"/>
-              <w:jc w:val="center"/>
-            </w:pPr>
-            <w:r>
-              <w:t>98</w:t>
-            </w:r>
-          </w:p>
-        </w:tc>
-      </w:tr>
-      <w:tr>
-        <w:tc>
-          <w:p>
-            <w:pPr>
-              <w:pStyle w:val="Normal"/>
-              <w:jc w:val="left"/>
-            </w:pPr>
-            <w:r>
-              <w:t>Nature and Landscape Conservation</w:t>
-            </w:r>
-          </w:p>
-        </w:tc>
-        <w:tc>
-          <w:p>
-            <w:pPr>
-              <w:pStyle w:val="Normal"/>
-              <w:jc w:val="center"/>
-            </w:pPr>
-            <w:r>
-              <w:t>No. of tests</w:t>
-            </w:r>
-          </w:p>
-        </w:tc>
-        <w:tc>
-          <w:p>
-            <w:pPr>
-              <w:pStyle w:val="Normal"/>
-              <w:jc w:val="center"/>
-            </w:pPr>
-            <w:r>
-              <w:t>13051</w:t>
-            </w:r>
-          </w:p>
-        </w:tc>
-        <w:tc>
-          <w:p>
-            <w:pPr>
-              <w:pStyle w:val="Normal"/>
-              <w:jc w:val="center"/>
-            </w:pPr>
-            <w:r>
-              <w:t>13051</w:t>
-            </w:r>
-          </w:p>
-        </w:tc>
-        <w:tc>
-          <w:p>
-            <w:pPr>
-              <w:pStyle w:val="Normal"/>
-              <w:jc w:val="center"/>
-            </w:pPr>
-            <w:r>
-              <w:t>13051</w:t>
-            </w:r>
-          </w:p>
-        </w:tc>
-        <w:tc>
-          <w:p>
-            <w:pPr>
-              <w:pStyle w:val="Normal"/>
-              <w:jc w:val="center"/>
-            </w:pPr>
-            <w:r>
-              <w:t>13051</w:t>
-            </w:r>
-          </w:p>
-        </w:tc>
-      </w:tr>
-      <w:tr>
-        <w:tc>
-          <w:p>
-            <w:pPr>
-              <w:pStyle w:val="Normal"/>
-              <w:jc w:val="left"/>
-            </w:pPr>
-            <w:r>
-              <w:t>Water Science and Technology</w:t>
-            </w:r>
-          </w:p>
-        </w:tc>
-        <w:tc>
-          <w:p>
-            <w:pPr>
-              <w:pStyle w:val="Normal"/>
-              <w:jc w:val="center"/>
-            </w:pPr>
-            <w:r>
-              <w:t>ESR_{0.05}^{sig}</w:t>
-            </w:r>
-          </w:p>
-        </w:tc>
-        <w:tc>
-          <w:p>
-            <w:pPr>
-              <w:pStyle w:val="Normal"/>
-              <w:jc w:val="center"/>
-            </w:pPr>
-            <w:r>
-              <w:t>0.305 [0.222, 0.35]</w:t>
-            </w:r>
-          </w:p>
-        </w:tc>
-        <w:tc>
-          <w:p>
-            <w:pPr>
-              <w:pStyle w:val="Normal"/>
-              <w:jc w:val="center"/>
-            </w:pPr>
-            <w:r>
-              <w:t>0.255 [0.171, 0.292]</w:t>
-            </w:r>
-          </w:p>
-        </w:tc>
-        <w:tc>
-          <w:p>
-            <w:pPr>
-              <w:pStyle w:val="Normal"/>
-              <w:jc w:val="center"/>
-            </w:pPr>
-            <w:r>
-              <w:t>0.212 [0.135, 0.248]</w:t>
-            </w:r>
-          </w:p>
-        </w:tc>
-        <w:tc>
-          <w:p>
-            <w:pPr>
-              <w:pStyle w:val="Normal"/>
-              <w:jc w:val="center"/>
-            </w:pPr>
-            <w:r>
-              <w:t>0.178 [0.107, 0.221]</w:t>
-            </w:r>
-          </w:p>
-        </w:tc>
-      </w:tr>
-      <w:tr>
-        <w:tc>
-          <w:p>
-            <w:pPr>
-              <w:pStyle w:val="Normal"/>
-              <w:jc w:val="left"/>
-            </w:pPr>
-            <w:r>
-              <w:t>Water Science and Technology</w:t>
-            </w:r>
-          </w:p>
-        </w:tc>
-        <w:tc>
-          <w:p>
-            <w:pPr>
-              <w:pStyle w:val="Normal"/>
-              <w:jc w:val="center"/>
-            </w:pPr>
-            <w:r>
-              <w:t>No. of meta-analyses</w:t>
-            </w:r>
-          </w:p>
-        </w:tc>
-        <w:tc>
-          <w:p>
-            <w:pPr>
-              <w:pStyle w:val="Normal"/>
-              <w:jc w:val="center"/>
-            </w:pPr>
-            <w:r>
-              <w:t>41</w:t>
-            </w:r>
-          </w:p>
-        </w:tc>
-        <w:tc>
-          <w:p>
-            <w:pPr>
-              <w:pStyle w:val="Normal"/>
-              <w:jc w:val="center"/>
-            </w:pPr>
-            <w:r>
-              <w:t>41</w:t>
-            </w:r>
-          </w:p>
-        </w:tc>
-        <w:tc>
-          <w:p>
-            <w:pPr>
-              <w:pStyle w:val="Normal"/>
-              <w:jc w:val="center"/>
-            </w:pPr>
-            <w:r>
-              <w:t>41</w:t>
-            </w:r>
-          </w:p>
-        </w:tc>
-        <w:tc>
-          <w:p>
-            <w:pPr>
-              <w:pStyle w:val="Normal"/>
-              <w:jc w:val="center"/>
-            </w:pPr>
-            <w:r>
-              <w:t>41</w:t>
-            </w:r>
-          </w:p>
-        </w:tc>
-      </w:tr>
-      <w:tr>
-        <w:tc>
-          <w:p>
-            <w:pPr>
-              <w:pStyle w:val="Normal"/>
-              <w:jc w:val="left"/>
-            </w:pPr>
-            <w:r>
-              <w:t>Water Science and Technology</w:t>
-            </w:r>
-          </w:p>
-        </w:tc>
-        <w:tc>
-          <w:p>
-            <w:pPr>
-              <w:pStyle w:val="Normal"/>
-              <w:jc w:val="center"/>
-            </w:pPr>
-            <w:r>
-              <w:t>No. of tests</w:t>
-            </w:r>
-          </w:p>
-        </w:tc>
-        <w:tc>
-          <w:p>
-            <w:pPr>
-              <w:pStyle w:val="Normal"/>
-              <w:jc w:val="center"/>
-            </w:pPr>
-            <w:r>
-              <w:t>806</w:t>
-            </w:r>
-          </w:p>
-        </w:tc>
-        <w:tc>
-          <w:p>
-            <w:pPr>
-              <w:pStyle w:val="Normal"/>
-              <w:jc w:val="center"/>
-            </w:pPr>
-            <w:r>
-              <w:t>806</w:t>
-            </w:r>
-          </w:p>
-        </w:tc>
-        <w:tc>
-          <w:p>
-            <w:pPr>
-              <w:pStyle w:val="Normal"/>
-              <w:jc w:val="center"/>
-            </w:pPr>
-            <w:r>
-              <w:t>806</w:t>
-            </w:r>
-          </w:p>
-        </w:tc>
-        <w:tc>
-          <w:p>
-            <w:pPr>
-              <w:pStyle w:val="Normal"/>
-              <w:jc w:val="center"/>
-            </w:pPr>
-            <w:r>
-              <w:t>806</w:t>
+              <w:t>4.9</w:t>
             </w:r>
           </w:p>
         </w:tc>

--- a/results/supplement/Table_S6.docx
+++ b/results/supplement/Table_S6.docx
@@ -20,29 +20,51 @@
               <w:jc w:val="left"/>
             </w:pPr>
             <w:r>
-              <w:t>Subfield</w:t>
-            </w:r>
-          </w:p>
-        </w:tc>
-        <w:tc>
-          <w:p>
-            <w:pPr>
-              <w:pStyle w:val="Normal"/>
-              <w:jc w:val="center"/>
-            </w:pPr>
-            <w:r>
-              <w:t>No. of meta-analyses</w:t>
-            </w:r>
-          </w:p>
-        </w:tc>
-        <w:tc>
-          <w:p>
-            <w:pPr>
-              <w:pStyle w:val="Normal"/>
-              <w:jc w:val="center"/>
-            </w:pPr>
-            <w:r>
-              <w:t>Small-study effects (%)</w:t>
+              <w:t>Variable</w:t>
+            </w:r>
+          </w:p>
+        </w:tc>
+        <w:tc>
+          <w:p>
+            <w:pPr>
+              <w:pStyle w:val="Normal"/>
+              <w:jc w:val="center"/>
+            </w:pPr>
+            <w:r>
+              <w:t>0% heterogeneity: Model 1 Estimate (SE)</w:t>
+            </w:r>
+          </w:p>
+        </w:tc>
+        <w:tc>
+          <w:p>
+            <w:pPr>
+              <w:pStyle w:val="Normal"/>
+              <w:jc w:val="center"/>
+            </w:pPr>
+            <w:r>
+              <w:t>0% heterogeneity: Model 2 Estimate (SE)</w:t>
+            </w:r>
+          </w:p>
+        </w:tc>
+        <w:tc>
+          <w:p>
+            <w:pPr>
+              <w:pStyle w:val="Normal"/>
+              <w:jc w:val="center"/>
+            </w:pPr>
+            <w:r>
+              <w:t>50% heterogeneity: Model 1 Estimate (SE)</w:t>
+            </w:r>
+          </w:p>
+        </w:tc>
+        <w:tc>
+          <w:p>
+            <w:pPr>
+              <w:pStyle w:val="Normal"/>
+              <w:jc w:val="center"/>
+            </w:pPr>
+            <w:r>
+              <w:t>50% heterogeneity: Model 2 Estimate (SE)</w:t>
             </w:r>
           </w:p>
         </w:tc>
@@ -55,29 +77,51 @@
               <w:jc w:val="left"/>
             </w:pPr>
             <w:r>
-              <w:t>All meta-analyses</w:t>
-            </w:r>
-          </w:p>
-        </w:tc>
-        <w:tc>
-          <w:p>
-            <w:pPr>
-              <w:pStyle w:val="Normal"/>
-              <w:jc w:val="center"/>
-            </w:pPr>
-            <w:r>
-              <w:t>708</w:t>
-            </w:r>
-          </w:p>
-        </w:tc>
-        <w:tc>
-          <w:p>
-            <w:pPr>
-              <w:pStyle w:val="Normal"/>
-              <w:jc w:val="center"/>
-            </w:pPr>
-            <w:r>
-              <w:t>15.7</w:t>
+              <w:t>Intercept</w:t>
+            </w:r>
+          </w:p>
+        </w:tc>
+        <w:tc>
+          <w:p>
+            <w:pPr>
+              <w:pStyle w:val="Normal"/>
+              <w:jc w:val="center"/>
+            </w:pPr>
+            <w:r>
+              <w:t>5.183 (12.367)</w:t>
+            </w:r>
+          </w:p>
+        </w:tc>
+        <w:tc>
+          <w:p>
+            <w:pPr>
+              <w:pStyle w:val="Normal"/>
+              <w:jc w:val="center"/>
+            </w:pPr>
+            <w:r>
+              <w:t>5.243 (13.013)</w:t>
+            </w:r>
+          </w:p>
+        </w:tc>
+        <w:tc>
+          <w:p>
+            <w:pPr>
+              <w:pStyle w:val="Normal"/>
+              <w:jc w:val="center"/>
+            </w:pPr>
+            <w:r>
+              <w:t>7.498 (13.123)</w:t>
+            </w:r>
+          </w:p>
+        </w:tc>
+        <w:tc>
+          <w:p>
+            <w:pPr>
+              <w:pStyle w:val="Normal"/>
+              <w:jc w:val="center"/>
+            </w:pPr>
+            <w:r>
+              <w:t>3.889 (13.656)</w:t>
             </w:r>
           </w:p>
         </w:tc>
@@ -90,29 +134,51 @@
               <w:jc w:val="left"/>
             </w:pPr>
             <w:r>
-              <w:t>Ecology</w:t>
-            </w:r>
-          </w:p>
-        </w:tc>
-        <w:tc>
-          <w:p>
-            <w:pPr>
-              <w:pStyle w:val="Normal"/>
-              <w:jc w:val="center"/>
-            </w:pPr>
-            <w:r>
-              <w:t>162</w:t>
-            </w:r>
-          </w:p>
-        </w:tc>
-        <w:tc>
-          <w:p>
-            <w:pPr>
-              <w:pStyle w:val="Normal"/>
-              <w:jc w:val="center"/>
-            </w:pPr>
-            <w:r>
-              <w:t>15.4</w:t>
+              <w:t>Median power</w:t>
+            </w:r>
+          </w:p>
+        </w:tc>
+        <w:tc>
+          <w:p>
+            <w:pPr>
+              <w:pStyle w:val="Normal"/>
+              <w:jc w:val="center"/>
+            </w:pPr>
+            <w:r>
+              <w:t>-0.006*** (0.000)</w:t>
+            </w:r>
+          </w:p>
+        </w:tc>
+        <w:tc>
+          <w:p>
+            <w:pPr>
+              <w:pStyle w:val="Normal"/>
+              <w:jc w:val="center"/>
+            </w:pPr>
+            <w:r>
+              <w:t>-0.006*** (0.000)</w:t>
+            </w:r>
+          </w:p>
+        </w:tc>
+        <w:tc>
+          <w:p>
+            <w:pPr>
+              <w:pStyle w:val="Normal"/>
+              <w:jc w:val="center"/>
+            </w:pPr>
+            <w:r>
+              <w:t>-0.003*** (0.000)</w:t>
+            </w:r>
+          </w:p>
+        </w:tc>
+        <w:tc>
+          <w:p>
+            <w:pPr>
+              <w:pStyle w:val="Normal"/>
+              <w:jc w:val="center"/>
+            </w:pPr>
+            <w:r>
+              <w:t>-0.003*** (0.000)</w:t>
             </w:r>
           </w:p>
         </w:tc>
@@ -125,29 +191,51 @@
               <w:jc w:val="left"/>
             </w:pPr>
             <w:r>
-              <w:t>Environmental Chemistry</w:t>
-            </w:r>
-          </w:p>
-        </w:tc>
-        <w:tc>
-          <w:p>
-            <w:pPr>
-              <w:pStyle w:val="Normal"/>
-              <w:jc w:val="center"/>
-            </w:pPr>
-            <w:r>
-              <w:t>65</w:t>
-            </w:r>
-          </w:p>
-        </w:tc>
-        <w:tc>
-          <w:p>
-            <w:pPr>
-              <w:pStyle w:val="Normal"/>
-              <w:jc w:val="center"/>
-            </w:pPr>
-            <w:r>
-              <w:t>20.0</w:t>
+              <w:t>Experimental research design? (yes)</w:t>
+            </w:r>
+          </w:p>
+        </w:tc>
+        <w:tc>
+          <w:p>
+            <w:pPr>
+              <w:pStyle w:val="Normal"/>
+              <w:jc w:val="center"/>
+            </w:pPr>
+            <w:r>
+              <w:t>0.061* (0.031)</w:t>
+            </w:r>
+          </w:p>
+        </w:tc>
+        <w:tc>
+          <w:p>
+            <w:pPr>
+              <w:pStyle w:val="Normal"/>
+              <w:jc w:val="center"/>
+            </w:pPr>
+            <w:r>
+              <w:t>0.057* (0.031)</w:t>
+            </w:r>
+          </w:p>
+        </w:tc>
+        <w:tc>
+          <w:p>
+            <w:pPr>
+              <w:pStyle w:val="Normal"/>
+              <w:jc w:val="center"/>
+            </w:pPr>
+            <w:r>
+              <w:t>0.041 (0.032)</w:t>
+            </w:r>
+          </w:p>
+        </w:tc>
+        <w:tc>
+          <w:p>
+            <w:pPr>
+              <w:pStyle w:val="Normal"/>
+              <w:jc w:val="center"/>
+            </w:pPr>
+            <w:r>
+              <w:t>0.035 (0.030)</w:t>
             </w:r>
           </w:p>
         </w:tc>
@@ -160,29 +248,51 @@
               <w:jc w:val="left"/>
             </w:pPr>
             <w:r>
-              <w:t>Environmental Engineering</w:t>
-            </w:r>
-          </w:p>
-        </w:tc>
-        <w:tc>
-          <w:p>
-            <w:pPr>
-              <w:pStyle w:val="Normal"/>
-              <w:jc w:val="center"/>
-            </w:pPr>
-            <w:r>
-              <w:t>40</w:t>
-            </w:r>
-          </w:p>
-        </w:tc>
-        <w:tc>
-          <w:p>
-            <w:pPr>
-              <w:pStyle w:val="Normal"/>
-              <w:jc w:val="center"/>
-            </w:pPr>
-            <w:r>
-              <w:t>7.5</w:t>
+              <w:t>Followed reporting guidelines? (yes)</w:t>
+            </w:r>
+          </w:p>
+        </w:tc>
+        <w:tc>
+          <w:p>
+            <w:pPr>
+              <w:pStyle w:val="Normal"/>
+              <w:jc w:val="center"/>
+            </w:pPr>
+            <w:r>
+              <w:t>-0.002 (0.041)</w:t>
+            </w:r>
+          </w:p>
+        </w:tc>
+        <w:tc>
+          <w:p>
+            <w:pPr>
+              <w:pStyle w:val="Normal"/>
+              <w:jc w:val="center"/>
+            </w:pPr>
+            <w:r>
+              <w:t>0.010 (0.050)</w:t>
+            </w:r>
+          </w:p>
+        </w:tc>
+        <w:tc>
+          <w:p>
+            <w:pPr>
+              <w:pStyle w:val="Normal"/>
+              <w:jc w:val="center"/>
+            </w:pPr>
+            <w:r>
+              <w:t>0.011 (0.043)</w:t>
+            </w:r>
+          </w:p>
+        </w:tc>
+        <w:tc>
+          <w:p>
+            <w:pPr>
+              <w:pStyle w:val="Normal"/>
+              <w:jc w:val="center"/>
+            </w:pPr>
+            <w:r>
+              <w:t>0.014 (0.046)</w:t>
             </w:r>
           </w:p>
         </w:tc>
@@ -195,29 +305,51 @@
               <w:jc w:val="left"/>
             </w:pPr>
             <w:r>
-              <w:t>Health, Toxicology and Mutagenesis</w:t>
-            </w:r>
-          </w:p>
-        </w:tc>
-        <w:tc>
-          <w:p>
-            <w:pPr>
-              <w:pStyle w:val="Normal"/>
-              <w:jc w:val="center"/>
-            </w:pPr>
-            <w:r>
-              <w:t>283</w:t>
-            </w:r>
-          </w:p>
-        </w:tc>
-        <w:tc>
-          <w:p>
-            <w:pPr>
-              <w:pStyle w:val="Normal"/>
-              <w:jc w:val="center"/>
-            </w:pPr>
-            <w:r>
-              <w:t>15.9</w:t>
+              <w:t>Protocol registered? (yes)</w:t>
+            </w:r>
+          </w:p>
+        </w:tc>
+        <w:tc>
+          <w:p>
+            <w:pPr>
+              <w:pStyle w:val="Normal"/>
+              <w:jc w:val="center"/>
+            </w:pPr>
+            <w:r>
+              <w:t>-0.022 (0.036)</w:t>
+            </w:r>
+          </w:p>
+        </w:tc>
+        <w:tc>
+          <w:p>
+            <w:pPr>
+              <w:pStyle w:val="Normal"/>
+              <w:jc w:val="center"/>
+            </w:pPr>
+            <w:r>
+              <w:t>-0.034 (0.040)</w:t>
+            </w:r>
+          </w:p>
+        </w:tc>
+        <w:tc>
+          <w:p>
+            <w:pPr>
+              <w:pStyle w:val="Normal"/>
+              <w:jc w:val="center"/>
+            </w:pPr>
+            <w:r>
+              <w:t>0.023 (0.038)</w:t>
+            </w:r>
+          </w:p>
+        </w:tc>
+        <w:tc>
+          <w:p>
+            <w:pPr>
+              <w:pStyle w:val="Normal"/>
+              <w:jc w:val="center"/>
+            </w:pPr>
+            <w:r>
+              <w:t>0.008 (0.041)</w:t>
             </w:r>
           </w:p>
         </w:tc>
@@ -230,29 +362,51 @@
               <w:jc w:val="left"/>
             </w:pPr>
             <w:r>
-              <w:t>Management, Monitoring, Policy and Law</w:t>
-            </w:r>
-          </w:p>
-        </w:tc>
-        <w:tc>
-          <w:p>
-            <w:pPr>
-              <w:pStyle w:val="Normal"/>
-              <w:jc w:val="center"/>
-            </w:pPr>
-            <w:r>
-              <w:t>19</w:t>
-            </w:r>
-          </w:p>
-        </w:tc>
-        <w:tc>
-          <w:p>
-            <w:pPr>
-              <w:pStyle w:val="Normal"/>
-              <w:jc w:val="center"/>
-            </w:pPr>
-            <w:r>
-              <w:t>5.3</w:t>
+              <w:t>Log number of independent studies</w:t>
+            </w:r>
+          </w:p>
+        </w:tc>
+        <w:tc>
+          <w:p>
+            <w:pPr>
+              <w:pStyle w:val="Normal"/>
+              <w:jc w:val="center"/>
+            </w:pPr>
+            <w:r>
+              <w:t>0.027* (0.014)</w:t>
+            </w:r>
+          </w:p>
+        </w:tc>
+        <w:tc>
+          <w:p>
+            <w:pPr>
+              <w:pStyle w:val="Normal"/>
+              <w:jc w:val="center"/>
+            </w:pPr>
+            <w:r>
+              <w:t>0.028** (0.013)</w:t>
+            </w:r>
+          </w:p>
+        </w:tc>
+        <w:tc>
+          <w:p>
+            <w:pPr>
+              <w:pStyle w:val="Normal"/>
+              <w:jc w:val="center"/>
+            </w:pPr>
+            <w:r>
+              <w:t>-0.004 (0.015)</w:t>
+            </w:r>
+          </w:p>
+        </w:tc>
+        <w:tc>
+          <w:p>
+            <w:pPr>
+              <w:pStyle w:val="Normal"/>
+              <w:jc w:val="center"/>
+            </w:pPr>
+            <w:r>
+              <w:t>0.003 (0.013)</w:t>
             </w:r>
           </w:p>
         </w:tc>
@@ -265,29 +419,51 @@
               <w:jc w:val="left"/>
             </w:pPr>
             <w:r>
-              <w:t>Nature and Landscape Conservation</w:t>
-            </w:r>
-          </w:p>
-        </w:tc>
-        <w:tc>
-          <w:p>
-            <w:pPr>
-              <w:pStyle w:val="Normal"/>
-              <w:jc w:val="center"/>
-            </w:pPr>
-            <w:r>
-              <w:t>98</w:t>
-            </w:r>
-          </w:p>
-        </w:tc>
-        <w:tc>
-          <w:p>
-            <w:pPr>
-              <w:pStyle w:val="Normal"/>
-              <w:jc w:val="center"/>
-            </w:pPr>
-            <w:r>
-              <w:t>22.4</w:t>
+              <w:t>Log journal impact factor</w:t>
+            </w:r>
+          </w:p>
+        </w:tc>
+        <w:tc>
+          <w:p>
+            <w:pPr>
+              <w:pStyle w:val="Normal"/>
+              <w:jc w:val="center"/>
+            </w:pPr>
+            <w:r>
+              <w:t>-0.037 (0.024)</w:t>
+            </w:r>
+          </w:p>
+        </w:tc>
+        <w:tc>
+          <w:p>
+            <w:pPr>
+              <w:pStyle w:val="Normal"/>
+              <w:jc w:val="center"/>
+            </w:pPr>
+            <w:r>
+              <w:t>-0.033 (0.026)</w:t>
+            </w:r>
+          </w:p>
+        </w:tc>
+        <w:tc>
+          <w:p>
+            <w:pPr>
+              <w:pStyle w:val="Normal"/>
+              <w:jc w:val="center"/>
+            </w:pPr>
+            <w:r>
+              <w:t>-0.012 (0.026)</w:t>
+            </w:r>
+          </w:p>
+        </w:tc>
+        <w:tc>
+          <w:p>
+            <w:pPr>
+              <w:pStyle w:val="Normal"/>
+              <w:jc w:val="center"/>
+            </w:pPr>
+            <w:r>
+              <w:t>-0.007 (0.029)</w:t>
             </w:r>
           </w:p>
         </w:tc>
@@ -300,6 +476,348 @@
               <w:jc w:val="left"/>
             </w:pPr>
             <w:r>
+              <w:t>Publication year</w:t>
+            </w:r>
+          </w:p>
+        </w:tc>
+        <w:tc>
+          <w:p>
+            <w:pPr>
+              <w:pStyle w:val="Normal"/>
+              <w:jc w:val="center"/>
+            </w:pPr>
+            <w:r>
+              <w:t>-0.002 (0.006)</w:t>
+            </w:r>
+          </w:p>
+        </w:tc>
+        <w:tc>
+          <w:p>
+            <w:pPr>
+              <w:pStyle w:val="Normal"/>
+              <w:jc w:val="center"/>
+            </w:pPr>
+            <w:r>
+              <w:t>-0.002 (0.006)</w:t>
+            </w:r>
+          </w:p>
+        </w:tc>
+        <w:tc>
+          <w:p>
+            <w:pPr>
+              <w:pStyle w:val="Normal"/>
+              <w:jc w:val="center"/>
+            </w:pPr>
+            <w:r>
+              <w:t>-0.004 (0.007)</w:t>
+            </w:r>
+          </w:p>
+        </w:tc>
+        <w:tc>
+          <w:p>
+            <w:pPr>
+              <w:pStyle w:val="Normal"/>
+              <w:jc w:val="center"/>
+            </w:pPr>
+            <w:r>
+              <w:t>-0.002 (0.007)</w:t>
+            </w:r>
+          </w:p>
+        </w:tc>
+      </w:tr>
+      <w:tr>
+        <w:tc>
+          <w:p>
+            <w:pPr>
+              <w:pStyle w:val="Normal"/>
+              <w:jc w:val="left"/>
+            </w:pPr>
+            <w:r>
+              <w:t>Environmental Chemistry</w:t>
+            </w:r>
+          </w:p>
+        </w:tc>
+        <w:tc>
+          <w:p>
+            <w:pPr>
+              <w:pStyle w:val="Normal"/>
+              <w:jc w:val="center"/>
+            </w:pPr>
+            <w:r>
+              <w:t/>
+            </w:r>
+          </w:p>
+        </w:tc>
+        <w:tc>
+          <w:p>
+            <w:pPr>
+              <w:pStyle w:val="Normal"/>
+              <w:jc w:val="center"/>
+            </w:pPr>
+            <w:r>
+              <w:t>-0.033 (0.032)</w:t>
+            </w:r>
+          </w:p>
+        </w:tc>
+        <w:tc>
+          <w:p>
+            <w:pPr>
+              <w:pStyle w:val="Normal"/>
+              <w:jc w:val="center"/>
+            </w:pPr>
+            <w:r>
+              <w:t/>
+            </w:r>
+          </w:p>
+        </w:tc>
+        <w:tc>
+          <w:p>
+            <w:pPr>
+              <w:pStyle w:val="Normal"/>
+              <w:jc w:val="center"/>
+            </w:pPr>
+            <w:r>
+              <w:t>-0.084** (0.033)</w:t>
+            </w:r>
+          </w:p>
+        </w:tc>
+      </w:tr>
+      <w:tr>
+        <w:tc>
+          <w:p>
+            <w:pPr>
+              <w:pStyle w:val="Normal"/>
+              <w:jc w:val="left"/>
+            </w:pPr>
+            <w:r>
+              <w:t>Environmental Engineering</w:t>
+            </w:r>
+          </w:p>
+        </w:tc>
+        <w:tc>
+          <w:p>
+            <w:pPr>
+              <w:pStyle w:val="Normal"/>
+              <w:jc w:val="center"/>
+            </w:pPr>
+            <w:r>
+              <w:t/>
+            </w:r>
+          </w:p>
+        </w:tc>
+        <w:tc>
+          <w:p>
+            <w:pPr>
+              <w:pStyle w:val="Normal"/>
+              <w:jc w:val="center"/>
+            </w:pPr>
+            <w:r>
+              <w:t>-0.031 (0.043)</w:t>
+            </w:r>
+          </w:p>
+        </w:tc>
+        <w:tc>
+          <w:p>
+            <w:pPr>
+              <w:pStyle w:val="Normal"/>
+              <w:jc w:val="center"/>
+            </w:pPr>
+            <w:r>
+              <w:t/>
+            </w:r>
+          </w:p>
+        </w:tc>
+        <w:tc>
+          <w:p>
+            <w:pPr>
+              <w:pStyle w:val="Normal"/>
+              <w:jc w:val="center"/>
+            </w:pPr>
+            <w:r>
+              <w:t>-0.070* (0.041)</w:t>
+            </w:r>
+          </w:p>
+        </w:tc>
+      </w:tr>
+      <w:tr>
+        <w:tc>
+          <w:p>
+            <w:pPr>
+              <w:pStyle w:val="Normal"/>
+              <w:jc w:val="left"/>
+            </w:pPr>
+            <w:r>
+              <w:t>Health, Toxicology and Mutagenesis</w:t>
+            </w:r>
+          </w:p>
+        </w:tc>
+        <w:tc>
+          <w:p>
+            <w:pPr>
+              <w:pStyle w:val="Normal"/>
+              <w:jc w:val="center"/>
+            </w:pPr>
+            <w:r>
+              <w:t/>
+            </w:r>
+          </w:p>
+        </w:tc>
+        <w:tc>
+          <w:p>
+            <w:pPr>
+              <w:pStyle w:val="Normal"/>
+              <w:jc w:val="center"/>
+            </w:pPr>
+            <w:r>
+              <w:t>-0.065 (0.065)</w:t>
+            </w:r>
+          </w:p>
+        </w:tc>
+        <w:tc>
+          <w:p>
+            <w:pPr>
+              <w:pStyle w:val="Normal"/>
+              <w:jc w:val="center"/>
+            </w:pPr>
+            <w:r>
+              <w:t/>
+            </w:r>
+          </w:p>
+        </w:tc>
+        <w:tc>
+          <w:p>
+            <w:pPr>
+              <w:pStyle w:val="Normal"/>
+              <w:jc w:val="center"/>
+            </w:pPr>
+            <w:r>
+              <w:t>-0.041 (0.049)</w:t>
+            </w:r>
+          </w:p>
+        </w:tc>
+      </w:tr>
+      <w:tr>
+        <w:tc>
+          <w:p>
+            <w:pPr>
+              <w:pStyle w:val="Normal"/>
+              <w:jc w:val="left"/>
+            </w:pPr>
+            <w:r>
+              <w:t>Management, Monitoring, Policy and Law</w:t>
+            </w:r>
+          </w:p>
+        </w:tc>
+        <w:tc>
+          <w:p>
+            <w:pPr>
+              <w:pStyle w:val="Normal"/>
+              <w:jc w:val="center"/>
+            </w:pPr>
+            <w:r>
+              <w:t/>
+            </w:r>
+          </w:p>
+        </w:tc>
+        <w:tc>
+          <w:p>
+            <w:pPr>
+              <w:pStyle w:val="Normal"/>
+              <w:jc w:val="center"/>
+            </w:pPr>
+            <w:r>
+              <w:t>0.044 (0.047)</w:t>
+            </w:r>
+          </w:p>
+        </w:tc>
+        <w:tc>
+          <w:p>
+            <w:pPr>
+              <w:pStyle w:val="Normal"/>
+              <w:jc w:val="center"/>
+            </w:pPr>
+            <w:r>
+              <w:t/>
+            </w:r>
+          </w:p>
+        </w:tc>
+        <w:tc>
+          <w:p>
+            <w:pPr>
+              <w:pStyle w:val="Normal"/>
+              <w:jc w:val="center"/>
+            </w:pPr>
+            <w:r>
+              <w:t>0.078* (0.041)</w:t>
+            </w:r>
+          </w:p>
+        </w:tc>
+      </w:tr>
+      <w:tr>
+        <w:tc>
+          <w:p>
+            <w:pPr>
+              <w:pStyle w:val="Normal"/>
+              <w:jc w:val="left"/>
+            </w:pPr>
+            <w:r>
+              <w:t>Nature and Landscape Conservation</w:t>
+            </w:r>
+          </w:p>
+        </w:tc>
+        <w:tc>
+          <w:p>
+            <w:pPr>
+              <w:pStyle w:val="Normal"/>
+              <w:jc w:val="center"/>
+            </w:pPr>
+            <w:r>
+              <w:t/>
+            </w:r>
+          </w:p>
+        </w:tc>
+        <w:tc>
+          <w:p>
+            <w:pPr>
+              <w:pStyle w:val="Normal"/>
+              <w:jc w:val="center"/>
+            </w:pPr>
+            <w:r>
+              <w:t>-0.020 (0.047)</w:t>
+            </w:r>
+          </w:p>
+        </w:tc>
+        <w:tc>
+          <w:p>
+            <w:pPr>
+              <w:pStyle w:val="Normal"/>
+              <w:jc w:val="center"/>
+            </w:pPr>
+            <w:r>
+              <w:t/>
+            </w:r>
+          </w:p>
+        </w:tc>
+        <w:tc>
+          <w:p>
+            <w:pPr>
+              <w:pStyle w:val="Normal"/>
+              <w:jc w:val="center"/>
+            </w:pPr>
+            <w:r>
+              <w:t>-0.011 (0.042)</w:t>
+            </w:r>
+          </w:p>
+        </w:tc>
+      </w:tr>
+      <w:tr>
+        <w:tc>
+          <w:p>
+            <w:pPr>
+              <w:pStyle w:val="Normal"/>
+              <w:jc w:val="left"/>
+            </w:pPr>
+            <w:r>
               <w:t>Water Science and Technology</w:t>
             </w:r>
           </w:p>
@@ -311,18 +829,211 @@
               <w:jc w:val="center"/>
             </w:pPr>
             <w:r>
-              <w:t>41</w:t>
-            </w:r>
-          </w:p>
-        </w:tc>
-        <w:tc>
-          <w:p>
-            <w:pPr>
-              <w:pStyle w:val="Normal"/>
-              <w:jc w:val="center"/>
-            </w:pPr>
-            <w:r>
-              <w:t>4.9</w:t>
+              <w:t/>
+            </w:r>
+          </w:p>
+        </w:tc>
+        <w:tc>
+          <w:p>
+            <w:pPr>
+              <w:pStyle w:val="Normal"/>
+              <w:jc w:val="center"/>
+            </w:pPr>
+            <w:r>
+              <w:t>-0.036 (0.062)</w:t>
+            </w:r>
+          </w:p>
+        </w:tc>
+        <w:tc>
+          <w:p>
+            <w:pPr>
+              <w:pStyle w:val="Normal"/>
+              <w:jc w:val="center"/>
+            </w:pPr>
+            <w:r>
+              <w:t/>
+            </w:r>
+          </w:p>
+        </w:tc>
+        <w:tc>
+          <w:p>
+            <w:pPr>
+              <w:pStyle w:val="Normal"/>
+              <w:jc w:val="center"/>
+            </w:pPr>
+            <w:r>
+              <w:t>-0.047 (0.066)</w:t>
+            </w:r>
+          </w:p>
+        </w:tc>
+      </w:tr>
+      <w:tr>
+        <w:tc>
+          <w:p>
+            <w:pPr>
+              <w:pStyle w:val="Normal"/>
+              <w:jc w:val="left"/>
+            </w:pPr>
+            <w:r>
+              <w:t>Effect size type</w:t>
+            </w:r>
+          </w:p>
+        </w:tc>
+        <w:tc>
+          <w:p>
+            <w:pPr>
+              <w:pStyle w:val="Normal"/>
+              <w:jc w:val="center"/>
+            </w:pPr>
+            <w:r>
+              <w:t>Yes</w:t>
+            </w:r>
+          </w:p>
+        </w:tc>
+        <w:tc>
+          <w:p>
+            <w:pPr>
+              <w:pStyle w:val="Normal"/>
+              <w:jc w:val="center"/>
+            </w:pPr>
+            <w:r>
+              <w:t>Yes</w:t>
+            </w:r>
+          </w:p>
+        </w:tc>
+        <w:tc>
+          <w:p>
+            <w:pPr>
+              <w:pStyle w:val="Normal"/>
+              <w:jc w:val="center"/>
+            </w:pPr>
+            <w:r>
+              <w:t>Yes</w:t>
+            </w:r>
+          </w:p>
+        </w:tc>
+        <w:tc>
+          <w:p>
+            <w:pPr>
+              <w:pStyle w:val="Normal"/>
+              <w:jc w:val="center"/>
+            </w:pPr>
+            <w:r>
+              <w:t>Yes</w:t>
+            </w:r>
+          </w:p>
+        </w:tc>
+      </w:tr>
+      <w:tr>
+        <w:tc>
+          <w:p>
+            <w:pPr>
+              <w:pStyle w:val="Normal"/>
+              <w:jc w:val="left"/>
+            </w:pPr>
+            <w:r>
+              <w:t>Adjusted R-squared</w:t>
+            </w:r>
+          </w:p>
+        </w:tc>
+        <w:tc>
+          <w:p>
+            <w:pPr>
+              <w:pStyle w:val="Normal"/>
+              <w:jc w:val="center"/>
+            </w:pPr>
+            <w:r>
+              <w:t>0.401</w:t>
+            </w:r>
+          </w:p>
+        </w:tc>
+        <w:tc>
+          <w:p>
+            <w:pPr>
+              <w:pStyle w:val="Normal"/>
+              <w:jc w:val="center"/>
+            </w:pPr>
+            <w:r>
+              <w:t>0.400</w:t>
+            </w:r>
+          </w:p>
+        </w:tc>
+        <w:tc>
+          <w:p>
+            <w:pPr>
+              <w:pStyle w:val="Normal"/>
+              <w:jc w:val="center"/>
+            </w:pPr>
+            <w:r>
+              <w:t>0.143</w:t>
+            </w:r>
+          </w:p>
+        </w:tc>
+        <w:tc>
+          <w:p>
+            <w:pPr>
+              <w:pStyle w:val="Normal"/>
+              <w:jc w:val="center"/>
+            </w:pPr>
+            <w:r>
+              <w:t>0.148</w:t>
+            </w:r>
+          </w:p>
+        </w:tc>
+      </w:tr>
+      <w:tr>
+        <w:tc>
+          <w:p>
+            <w:pPr>
+              <w:pStyle w:val="Normal"/>
+              <w:jc w:val="left"/>
+            </w:pPr>
+            <w:r>
+              <w:t>No. of meta-analyses</w:t>
+            </w:r>
+          </w:p>
+        </w:tc>
+        <w:tc>
+          <w:p>
+            <w:pPr>
+              <w:pStyle w:val="Normal"/>
+              <w:jc w:val="center"/>
+            </w:pPr>
+            <w:r>
+              <w:t>708</w:t>
+            </w:r>
+          </w:p>
+        </w:tc>
+        <w:tc>
+          <w:p>
+            <w:pPr>
+              <w:pStyle w:val="Normal"/>
+              <w:jc w:val="center"/>
+            </w:pPr>
+            <w:r>
+              <w:t>708</w:t>
+            </w:r>
+          </w:p>
+        </w:tc>
+        <w:tc>
+          <w:p>
+            <w:pPr>
+              <w:pStyle w:val="Normal"/>
+              <w:jc w:val="center"/>
+            </w:pPr>
+            <w:r>
+              <w:t>708</w:t>
+            </w:r>
+          </w:p>
+        </w:tc>
+        <w:tc>
+          <w:p>
+            <w:pPr>
+              <w:pStyle w:val="Normal"/>
+              <w:jc w:val="center"/>
+            </w:pPr>
+            <w:r>
+              <w:t>708</w:t>
             </w:r>
           </w:p>
         </w:tc>

--- a/results/supplement/Table_S6.docx
+++ b/results/supplement/Table_S6.docx
@@ -31,40 +31,40 @@
               <w:jc w:val="center"/>
             </w:pPr>
             <w:r>
-              <w:t>0% heterogeneity: Model 1 Estimate (SE)</w:t>
-            </w:r>
-          </w:p>
-        </w:tc>
-        <w:tc>
-          <w:p>
-            <w:pPr>
-              <w:pStyle w:val="Normal"/>
-              <w:jc w:val="center"/>
-            </w:pPr>
-            <w:r>
-              <w:t>0% heterogeneity: Model 2 Estimate (SE)</w:t>
-            </w:r>
-          </w:p>
-        </w:tc>
-        <w:tc>
-          <w:p>
-            <w:pPr>
-              <w:pStyle w:val="Normal"/>
-              <w:jc w:val="center"/>
-            </w:pPr>
-            <w:r>
-              <w:t>50% heterogeneity: Model 1 Estimate (SE)</w:t>
-            </w:r>
-          </w:p>
-        </w:tc>
-        <w:tc>
-          <w:p>
-            <w:pPr>
-              <w:pStyle w:val="Normal"/>
-              <w:jc w:val="center"/>
-            </w:pPr>
-            <w:r>
-              <w:t>50% heterogeneity: Model 2 Estimate (SE)</w:t>
+              <w:t>0% genuine heterogeneity: Model 1 Estimate (SE)</w:t>
+            </w:r>
+          </w:p>
+        </w:tc>
+        <w:tc>
+          <w:p>
+            <w:pPr>
+              <w:pStyle w:val="Normal"/>
+              <w:jc w:val="center"/>
+            </w:pPr>
+            <w:r>
+              <w:t>0% genuine heterogeneity: Model 2 Estimate (SE)</w:t>
+            </w:r>
+          </w:p>
+        </w:tc>
+        <w:tc>
+          <w:p>
+            <w:pPr>
+              <w:pStyle w:val="Normal"/>
+              <w:jc w:val="center"/>
+            </w:pPr>
+            <w:r>
+              <w:t>50% genuine heterogeneity: Model 1 Estimate (SE)</w:t>
+            </w:r>
+          </w:p>
+        </w:tc>
+        <w:tc>
+          <w:p>
+            <w:pPr>
+              <w:pStyle w:val="Normal"/>
+              <w:jc w:val="center"/>
+            </w:pPr>
+            <w:r>
+              <w:t>50% genuine heterogeneity: Model 2 Estimate (SE)</w:t>
             </w:r>
           </w:p>
         </w:tc>
